--- a/Fase 2/Evidencias Proyecto/README del repositorio.docx
+++ b/Fase 2/Evidencias Proyecto/README del repositorio.docx
@@ -99,16 +99,8 @@
         <w:rPr>
           <w:rFonts w:ascii="Arial" w:hAnsi="Arial" w:cs="Arial"/>
         </w:rPr>
-        <w:t xml:space="preserve"> de </w:t>
-      </w:r>
-      <w:proofErr w:type="spellStart"/>
-      <w:r>
-        <w:rPr>
-          <w:rFonts w:ascii="Arial" w:hAnsi="Arial" w:cs="Arial"/>
-        </w:rPr>
-        <w:t>Localito</w:t>
-      </w:r>
-      <w:proofErr w:type="spellEnd"/>
+        <w:t xml:space="preserve"> de Localito</w:t>
+      </w:r>
     </w:p>
     <w:p>
       <w:pPr>
@@ -123,21 +115,7 @@
         <w:rPr>
           <w:rFonts w:ascii="Arial" w:hAnsi="Arial" w:cs="Arial"/>
         </w:rPr>
-        <w:t xml:space="preserve">Proyecto </w:t>
-      </w:r>
-      <w:proofErr w:type="spellStart"/>
-      <w:r>
-        <w:rPr>
-          <w:rFonts w:ascii="Arial" w:hAnsi="Arial" w:cs="Arial"/>
-        </w:rPr>
-        <w:t>Capstone</w:t>
-      </w:r>
-      <w:proofErr w:type="spellEnd"/>
-      <w:r>
-        <w:rPr>
-          <w:rFonts w:ascii="Arial" w:hAnsi="Arial" w:cs="Arial"/>
-        </w:rPr>
-        <w:t xml:space="preserve"> de Ingeniería en Informática</w:t>
+        <w:t>Proyecto Capstone de Ingeniería en Informática</w:t>
       </w:r>
     </w:p>
     <w:p>
@@ -149,19 +127,11 @@
           <w:rFonts w:ascii="Arial" w:hAnsi="Arial" w:cs="Arial"/>
         </w:rPr>
       </w:pPr>
-      <w:proofErr w:type="spellStart"/>
-      <w:r>
-        <w:rPr>
-          <w:rFonts w:ascii="Arial" w:hAnsi="Arial" w:cs="Arial"/>
-        </w:rPr>
-        <w:t>Localito</w:t>
-      </w:r>
-      <w:proofErr w:type="spellEnd"/>
-      <w:r>
-        <w:rPr>
-          <w:rFonts w:ascii="Arial" w:hAnsi="Arial" w:cs="Arial"/>
-        </w:rPr>
-        <w:t xml:space="preserve"> PWA SaaS para gestión de pequeños comercios</w:t>
+      <w:r>
+        <w:rPr>
+          <w:rFonts w:ascii="Arial" w:hAnsi="Arial" w:cs="Arial"/>
+        </w:rPr>
+        <w:t>Localito PWA SaaS para gestión de pequeños comercios</w:t>
       </w:r>
     </w:p>
     <w:p>
@@ -3387,35 +3357,7 @@
         <w:rPr>
           <w:rFonts w:ascii="Arial" w:hAnsi="Arial" w:cs="Arial"/>
         </w:rPr>
-        <w:t xml:space="preserve">Este documento presenta el contenido completo del README del repositorio junto con precisiones de la revisión técnica. Permite conocer problema, propósito, capacidades, </w:t>
-      </w:r>
-      <w:proofErr w:type="spellStart"/>
-      <w:r>
-        <w:rPr>
-          <w:rFonts w:ascii="Arial" w:hAnsi="Arial" w:cs="Arial"/>
-        </w:rPr>
-        <w:t>stack</w:t>
-      </w:r>
-      <w:proofErr w:type="spellEnd"/>
-      <w:r>
-        <w:rPr>
-          <w:rFonts w:ascii="Arial" w:hAnsi="Arial" w:cs="Arial"/>
-        </w:rPr>
-        <w:t xml:space="preserve">, instalación, configuración, operación y alcance. Su contenido base corresponde al </w:t>
-      </w:r>
-      <w:proofErr w:type="spellStart"/>
-      <w:r>
-        <w:rPr>
-          <w:rFonts w:ascii="Arial" w:hAnsi="Arial" w:cs="Arial"/>
-        </w:rPr>
-        <w:t>commit</w:t>
-      </w:r>
-      <w:proofErr w:type="spellEnd"/>
-      <w:r>
-        <w:rPr>
-          <w:rFonts w:ascii="Arial" w:hAnsi="Arial" w:cs="Arial"/>
-        </w:rPr>
-        <w:t xml:space="preserve"> ddb9956cf35cfb2035f62528299fd6bb2c9b7d5c del 03 de octubre de 2026.</w:t>
+        <w:t xml:space="preserve">Este documento presenta el contenido completo del README del repositorio junto con precisiones de la revisión técnica. Permite conocer problema, propósito, capacidades, stack, instalación, configuración, operación y alcance. </w:t>
       </w:r>
     </w:p>
     <w:p>
@@ -3477,119 +3419,7 @@
         <w:rPr>
           <w:rFonts w:ascii="Arial" w:hAnsi="Arial" w:cs="Arial"/>
         </w:rPr>
-        <w:t xml:space="preserve">El </w:t>
-      </w:r>
-      <w:proofErr w:type="spellStart"/>
-      <w:r>
-        <w:rPr>
-          <w:rFonts w:ascii="Arial" w:hAnsi="Arial" w:cs="Arial"/>
-        </w:rPr>
-        <w:t>stack</w:t>
-      </w:r>
-      <w:proofErr w:type="spellEnd"/>
-      <w:r>
-        <w:rPr>
-          <w:rFonts w:ascii="Arial" w:hAnsi="Arial" w:cs="Arial"/>
-        </w:rPr>
-        <w:t xml:space="preserve"> comprobado utiliza </w:t>
-      </w:r>
-      <w:proofErr w:type="spellStart"/>
-      <w:r>
-        <w:rPr>
-          <w:rFonts w:ascii="Arial" w:hAnsi="Arial" w:cs="Arial"/>
-        </w:rPr>
-        <w:t>React</w:t>
-      </w:r>
-      <w:proofErr w:type="spellEnd"/>
-      <w:r>
-        <w:rPr>
-          <w:rFonts w:ascii="Arial" w:hAnsi="Arial" w:cs="Arial"/>
-        </w:rPr>
-        <w:t xml:space="preserve">, </w:t>
-      </w:r>
-      <w:proofErr w:type="spellStart"/>
-      <w:r>
-        <w:rPr>
-          <w:rFonts w:ascii="Arial" w:hAnsi="Arial" w:cs="Arial"/>
-        </w:rPr>
-        <w:t>TypeScript</w:t>
-      </w:r>
-      <w:proofErr w:type="spellEnd"/>
-      <w:r>
-        <w:rPr>
-          <w:rFonts w:ascii="Arial" w:hAnsi="Arial" w:cs="Arial"/>
-        </w:rPr>
-        <w:t xml:space="preserve">, Vite, Express y PostgreSQL. </w:t>
-      </w:r>
-      <w:proofErr w:type="spellStart"/>
-      <w:r>
-        <w:rPr>
-          <w:rFonts w:ascii="Arial" w:hAnsi="Arial" w:cs="Arial"/>
-        </w:rPr>
-        <w:t>Supabase</w:t>
-      </w:r>
-      <w:proofErr w:type="spellEnd"/>
-      <w:r>
-        <w:rPr>
-          <w:rFonts w:ascii="Arial" w:hAnsi="Arial" w:cs="Arial"/>
-        </w:rPr>
-        <w:t xml:space="preserve"> se emplea como base administrada; la autenticación real es propia del </w:t>
-      </w:r>
-      <w:proofErr w:type="spellStart"/>
-      <w:r>
-        <w:rPr>
-          <w:rFonts w:ascii="Arial" w:hAnsi="Arial" w:cs="Arial"/>
-        </w:rPr>
-        <w:t>backend</w:t>
-      </w:r>
-      <w:proofErr w:type="spellEnd"/>
-      <w:r>
-        <w:rPr>
-          <w:rFonts w:ascii="Arial" w:hAnsi="Arial" w:cs="Arial"/>
-        </w:rPr>
-        <w:t xml:space="preserve">. La cola de ventas está en </w:t>
-      </w:r>
-      <w:proofErr w:type="spellStart"/>
-      <w:r>
-        <w:rPr>
-          <w:rFonts w:ascii="Arial" w:hAnsi="Arial" w:cs="Arial"/>
-        </w:rPr>
-        <w:t>localStorage</w:t>
-      </w:r>
-      <w:proofErr w:type="spellEnd"/>
-      <w:r>
-        <w:rPr>
-          <w:rFonts w:ascii="Arial" w:hAnsi="Arial" w:cs="Arial"/>
-        </w:rPr>
-        <w:t xml:space="preserve"> con Web Locks, y los </w:t>
-      </w:r>
-      <w:proofErr w:type="spellStart"/>
-      <w:r>
-        <w:rPr>
-          <w:rFonts w:ascii="Arial" w:hAnsi="Arial" w:cs="Arial"/>
-        </w:rPr>
-        <w:t>snapshots</w:t>
-      </w:r>
-      <w:proofErr w:type="spellEnd"/>
-      <w:r>
-        <w:rPr>
-          <w:rFonts w:ascii="Arial" w:hAnsi="Arial" w:cs="Arial"/>
-        </w:rPr>
-        <w:t xml:space="preserve"> en </w:t>
-      </w:r>
-      <w:proofErr w:type="spellStart"/>
-      <w:r>
-        <w:rPr>
-          <w:rFonts w:ascii="Arial" w:hAnsi="Arial" w:cs="Arial"/>
-        </w:rPr>
-        <w:t>IndexedDB</w:t>
-      </w:r>
-      <w:proofErr w:type="spellEnd"/>
-      <w:r>
-        <w:rPr>
-          <w:rFonts w:ascii="Arial" w:hAnsi="Arial" w:cs="Arial"/>
-        </w:rPr>
-        <w:t>. Los identificadores de modelos visuales son valores del código y deben verificarse con el proveedor antes de operar.</w:t>
+        <w:t>El stack comprobado utiliza React, TypeScript, Vite, Express y PostgreSQL. Supabase se emplea como base administrada; la autenticación real es propia del backend. La cola de ventas está en localStorage con Web Locks, y los snapshots en IndexedDB. Los identificadores de modelos visuales son valores del código y deben verificarse con el proveedor antes de operar.</w:t>
       </w:r>
     </w:p>
     <w:p>
@@ -3610,91 +3440,7 @@
         <w:rPr>
           <w:rFonts w:ascii="Arial" w:hAnsi="Arial" w:cs="Arial"/>
         </w:rPr>
-        <w:t xml:space="preserve">El estado de funciones en código y el estado Scrum guardan estricta consistencia. El Sprint 4 concluyó exitosamente el 09 de octubre de 2026 con sus 11 tarjetas en estado Hecho bajo la </w:t>
-      </w:r>
-      <w:proofErr w:type="spellStart"/>
-      <w:r>
-        <w:rPr>
-          <w:rFonts w:ascii="Arial" w:hAnsi="Arial" w:cs="Arial"/>
-        </w:rPr>
-        <w:t>Definition</w:t>
-      </w:r>
-      <w:proofErr w:type="spellEnd"/>
-      <w:r>
-        <w:rPr>
-          <w:rFonts w:ascii="Arial" w:hAnsi="Arial" w:cs="Arial"/>
-        </w:rPr>
-        <w:t xml:space="preserve"> </w:t>
-      </w:r>
-      <w:proofErr w:type="spellStart"/>
-      <w:r>
-        <w:rPr>
-          <w:rFonts w:ascii="Arial" w:hAnsi="Arial" w:cs="Arial"/>
-        </w:rPr>
-        <w:t>of</w:t>
-      </w:r>
-      <w:proofErr w:type="spellEnd"/>
-      <w:r>
-        <w:rPr>
-          <w:rFonts w:ascii="Arial" w:hAnsi="Arial" w:cs="Arial"/>
-        </w:rPr>
-        <w:t xml:space="preserve"> Done v3.1, completando el flujo transaccional POS, la cuadratura de caja y la resiliencia offline en </w:t>
-      </w:r>
-      <w:proofErr w:type="spellStart"/>
-      <w:r>
-        <w:rPr>
-          <w:rFonts w:ascii="Arial" w:hAnsi="Arial" w:cs="Arial"/>
-        </w:rPr>
-        <w:t>IndexedDB</w:t>
-      </w:r>
-      <w:proofErr w:type="spellEnd"/>
-      <w:r>
-        <w:rPr>
-          <w:rFonts w:ascii="Arial" w:hAnsi="Arial" w:cs="Arial"/>
-        </w:rPr>
-        <w:t>. El Sprint 5 inició el 12 de octubre de 2026 focalizado en escaneo por cámara (</w:t>
-      </w:r>
-      <w:proofErr w:type="spellStart"/>
-      <w:r>
-        <w:rPr>
-          <w:rFonts w:ascii="Arial" w:hAnsi="Arial" w:cs="Arial"/>
-        </w:rPr>
-        <w:t>ZXing</w:t>
-      </w:r>
-      <w:proofErr w:type="spellEnd"/>
-      <w:r>
-        <w:rPr>
-          <w:rFonts w:ascii="Arial" w:hAnsi="Arial" w:cs="Arial"/>
-        </w:rPr>
-        <w:t xml:space="preserve">) y visión asistida, manteniendo los </w:t>
-      </w:r>
-      <w:proofErr w:type="spellStart"/>
-      <w:r>
-        <w:rPr>
-          <w:rFonts w:ascii="Arial" w:hAnsi="Arial" w:cs="Arial"/>
-        </w:rPr>
-        <w:t>Sprints</w:t>
-      </w:r>
-      <w:proofErr w:type="spellEnd"/>
-      <w:r>
-        <w:rPr>
-          <w:rFonts w:ascii="Arial" w:hAnsi="Arial" w:cs="Arial"/>
-        </w:rPr>
-        <w:t xml:space="preserve"> 6 a 8 en el </w:t>
-      </w:r>
-      <w:proofErr w:type="spellStart"/>
-      <w:r>
-        <w:rPr>
-          <w:rFonts w:ascii="Arial" w:hAnsi="Arial" w:cs="Arial"/>
-        </w:rPr>
-        <w:t>Product</w:t>
-      </w:r>
-      <w:proofErr w:type="spellEnd"/>
-      <w:r>
-        <w:rPr>
-          <w:rFonts w:ascii="Arial" w:hAnsi="Arial" w:cs="Arial"/>
-        </w:rPr>
-        <w:t xml:space="preserve"> Backlog sin comprometer alcance anticipado. Los pagos externos requieren verificación manual del cajero y las pasarelas del MVP se presentan con fines de demostración académica mediante comprobante interno no tributario.</w:t>
+        <w:t>El estado de funciones en código y el estado Scrum guardan estricta consistencia. El Sprint 4 concluyó exitosamente el 09 de octubre de 2026 con sus 11 tarjetas en estado Hecho bajo la Definition of Done v3.1, completando el flujo transaccional POS, la cuadratura de caja y la resiliencia offline en IndexedDB. El Sprint 5 inició el 12 de octubre de 2026 focalizado en escaneo por cámara (ZXing) y visión asistida, manteniendo los Sprints 6 a 8 en el Product Backlog sin comprometer alcance anticipado. Los pagos externos requieren verificación manual del cajero y las pasarelas del MVP se presentan con fines de demostración académica mediante comprobante interno no tributario.</w:t>
       </w:r>
     </w:p>
     <w:p>
@@ -3724,18 +3470,10 @@
         <w:rPr>
           <w:rFonts w:ascii="Arial" w:hAnsi="Arial" w:cs="Arial"/>
         </w:rPr>
-        <w:t xml:space="preserve"> </w:t>
-      </w:r>
-      <w:proofErr w:type="spellStart"/>
-      <w:r>
-        <w:rPr>
-          <w:rFonts w:ascii="Arial" w:hAnsi="Arial" w:cs="Arial"/>
-        </w:rPr>
-        <w:t>Localito</w:t>
+        <w:t xml:space="preserve"> Localito</w:t>
       </w:r>
       <w:bookmarkEnd w:id="4"/>
       <w:bookmarkEnd w:id="5"/>
-      <w:proofErr w:type="spellEnd"/>
     </w:p>
     <w:p>
       <w:pPr>
@@ -3750,43 +3488,13 @@
           <w:rFonts w:ascii="Arial" w:hAnsi="Arial" w:cs="Arial"/>
           <w:b/>
         </w:rPr>
-        <w:t xml:space="preserve">PWA SaaS para la gestión integral de almacenes, </w:t>
-      </w:r>
-      <w:proofErr w:type="spellStart"/>
-      <w:r>
-        <w:rPr>
-          <w:rFonts w:ascii="Arial" w:hAnsi="Arial" w:cs="Arial"/>
-          <w:b/>
-        </w:rPr>
-        <w:t>minimarkets</w:t>
-      </w:r>
-      <w:proofErr w:type="spellEnd"/>
-      <w:r>
-        <w:rPr>
-          <w:rFonts w:ascii="Arial" w:hAnsi="Arial" w:cs="Arial"/>
-          <w:b/>
-        </w:rPr>
-        <w:t xml:space="preserve"> y pequeños comercios de barrio.</w:t>
-      </w:r>
-      <w:r>
-        <w:rPr>
-          <w:rFonts w:ascii="Arial" w:hAnsi="Arial" w:cs="Arial"/>
-        </w:rPr>
-        <w:t xml:space="preserve"> Proyecto </w:t>
-      </w:r>
-      <w:proofErr w:type="spellStart"/>
-      <w:r>
-        <w:rPr>
-          <w:rFonts w:ascii="Arial" w:hAnsi="Arial" w:cs="Arial"/>
-        </w:rPr>
-        <w:t>Capstone</w:t>
-      </w:r>
-      <w:proofErr w:type="spellEnd"/>
-      <w:r>
-        <w:rPr>
-          <w:rFonts w:ascii="Arial" w:hAnsi="Arial" w:cs="Arial"/>
-        </w:rPr>
-        <w:t>/Tesis 2026 orientado a centralizar ventas, inventario, caja, clientes, fiado, compras y reportes, incorporando asistencia visual con IA en tareas donde realmente reduce trabajo manual.</w:t>
+        <w:t>PWA SaaS para la gestión integral de almacenes, minimarkets y pequeños comercios de barrio.</w:t>
+      </w:r>
+      <w:r>
+        <w:rPr>
+          <w:rFonts w:ascii="Arial" w:hAnsi="Arial" w:cs="Arial"/>
+        </w:rPr>
+        <w:t xml:space="preserve"> Proyecto Capstone/Tesis 2026 orientado a centralizar ventas, inventario, caja, clientes, fiado, compras y reportes, incorporando asistencia visual con IA en tareas donde realmente reduce trabajo manual.</w:t>
       </w:r>
     </w:p>
     <w:p>
@@ -3817,7 +3525,6 @@
           <w:rFonts w:ascii="Arial" w:hAnsi="Arial" w:cs="Arial"/>
         </w:rPr>
       </w:pPr>
-      <w:proofErr w:type="spellStart"/>
       <w:r>
         <w:rPr>
           <w:rFonts w:ascii="Arial" w:hAnsi="Arial" w:cs="Arial"/>
@@ -3825,40 +3532,11 @@
         </w:rPr>
         <w:t>Localito</w:t>
       </w:r>
-      <w:proofErr w:type="spellEnd"/>
-      <w:r>
-        <w:rPr>
-          <w:rFonts w:ascii="Arial" w:hAnsi="Arial" w:cs="Arial"/>
-        </w:rPr>
-        <w:t xml:space="preserve"> es una plataforma SaaS </w:t>
-      </w:r>
-      <w:proofErr w:type="spellStart"/>
-      <w:r>
-        <w:rPr>
-          <w:rFonts w:ascii="Arial" w:hAnsi="Arial" w:cs="Arial"/>
-        </w:rPr>
-        <w:t>multi-negocio</w:t>
-      </w:r>
-      <w:proofErr w:type="spellEnd"/>
-      <w:r>
-        <w:rPr>
-          <w:rFonts w:ascii="Arial" w:hAnsi="Arial" w:cs="Arial"/>
-        </w:rPr>
-        <w:t xml:space="preserve">, instalable como PWA y diseñada con enfoque </w:t>
-      </w:r>
-      <w:proofErr w:type="spellStart"/>
-      <w:r>
-        <w:rPr>
-          <w:rFonts w:ascii="Arial" w:hAnsi="Arial" w:cs="Arial"/>
-        </w:rPr>
-        <w:t>mobile-first</w:t>
-      </w:r>
-      <w:proofErr w:type="spellEnd"/>
-      <w:r>
-        <w:rPr>
-          <w:rFonts w:ascii="Arial" w:hAnsi="Arial" w:cs="Arial"/>
-        </w:rPr>
-        <w:t xml:space="preserve"> para apoyar la operación diaria de pequeños comercios. Su objetivo es reemplazar la </w:t>
+      <w:r>
+        <w:rPr>
+          <w:rFonts w:ascii="Arial" w:hAnsi="Arial" w:cs="Arial"/>
+        </w:rPr>
+        <w:t xml:space="preserve"> es una plataforma SaaS multi-negocio, instalable como PWA y diseñada con enfoque mobile-first para apoyar la operación diaria de pequeños comercios. Su objetivo es reemplazar la </w:t>
       </w:r>
       <w:r>
         <w:rPr>
@@ -3891,19 +3569,11 @@
           <w:rFonts w:ascii="Arial" w:hAnsi="Arial" w:cs="Arial"/>
         </w:rPr>
       </w:pPr>
-      <w:proofErr w:type="spellStart"/>
-      <w:r>
-        <w:rPr>
-          <w:rFonts w:ascii="Arial" w:hAnsi="Arial" w:cs="Arial"/>
-        </w:rPr>
-        <w:t>Localito</w:t>
-      </w:r>
-      <w:proofErr w:type="spellEnd"/>
-      <w:r>
-        <w:rPr>
-          <w:rFonts w:ascii="Arial" w:hAnsi="Arial" w:cs="Arial"/>
-        </w:rPr>
-        <w:t xml:space="preserve"> no pretende reemplazar sistemas tributarios, bancos ni terminales de pago. En esta versión académica, las operaciones financieras externas se registran o simulan de forma controlada y transparente.</w:t>
+      <w:r>
+        <w:rPr>
+          <w:rFonts w:ascii="Arial" w:hAnsi="Arial" w:cs="Arial"/>
+        </w:rPr>
+        <w:t>Localito no pretende reemplazar sistemas tributarios, bancos ni terminales de pago. En esta versión académica, las operaciones financieras externas se registran o simulan de forma controlada y transparente.</w:t>
       </w:r>
     </w:p>
     <w:p>
@@ -4108,19 +3778,11 @@
           <w:rFonts w:ascii="Arial" w:hAnsi="Arial" w:cs="Arial"/>
         </w:rPr>
       </w:pPr>
-      <w:proofErr w:type="spellStart"/>
-      <w:r>
-        <w:rPr>
-          <w:rFonts w:ascii="Arial" w:hAnsi="Arial" w:cs="Arial"/>
-        </w:rPr>
-        <w:t>Localito</w:t>
-      </w:r>
-      <w:proofErr w:type="spellEnd"/>
-      <w:r>
-        <w:rPr>
-          <w:rFonts w:ascii="Arial" w:hAnsi="Arial" w:cs="Arial"/>
-        </w:rPr>
-        <w:t xml:space="preserve"> aborda ese problema concentrando la operación en una única plataforma simple, trazable, multiusuario y accesible desde dispositivos comunes.</w:t>
+      <w:r>
+        <w:rPr>
+          <w:rFonts w:ascii="Arial" w:hAnsi="Arial" w:cs="Arial"/>
+        </w:rPr>
+        <w:t>Localito aborda ese problema concentrando la operación en una única plataforma simple, trazable, multiusuario y accesible desde dispositivos comunes.</w:t>
       </w:r>
     </w:p>
     <w:p>
@@ -4138,18 +3800,10 @@
         <w:rPr>
           <w:rFonts w:ascii="Arial" w:hAnsi="Arial" w:cs="Arial"/>
         </w:rPr>
-        <w:t xml:space="preserve">3.3 Por qué se desarrolla </w:t>
-      </w:r>
-      <w:proofErr w:type="spellStart"/>
-      <w:r>
-        <w:rPr>
-          <w:rFonts w:ascii="Arial" w:hAnsi="Arial" w:cs="Arial"/>
-        </w:rPr>
-        <w:t>Localito</w:t>
+        <w:t>3.3 Por qué se desarrolla Localito</w:t>
       </w:r>
       <w:bookmarkEnd w:id="10"/>
       <w:bookmarkEnd w:id="11"/>
-      <w:proofErr w:type="spellEnd"/>
     </w:p>
     <w:p>
       <w:pPr>
@@ -4192,35 +3846,7 @@
           <w:rFonts w:ascii="Arial" w:hAnsi="Arial" w:cs="Arial"/>
         </w:rPr>
         <w:lastRenderedPageBreak/>
-        <w:t xml:space="preserve">Además de resolver el problema funcional, </w:t>
-      </w:r>
-      <w:proofErr w:type="spellStart"/>
-      <w:r>
-        <w:rPr>
-          <w:rFonts w:ascii="Arial" w:hAnsi="Arial" w:cs="Arial"/>
-        </w:rPr>
-        <w:t>Localito</w:t>
-      </w:r>
-      <w:proofErr w:type="spellEnd"/>
-      <w:r>
-        <w:rPr>
-          <w:rFonts w:ascii="Arial" w:hAnsi="Arial" w:cs="Arial"/>
-        </w:rPr>
-        <w:t xml:space="preserve"> se desarrolla como proyecto </w:t>
-      </w:r>
-      <w:proofErr w:type="spellStart"/>
-      <w:r>
-        <w:rPr>
-          <w:rFonts w:ascii="Arial" w:hAnsi="Arial" w:cs="Arial"/>
-        </w:rPr>
-        <w:t>Capstone</w:t>
-      </w:r>
-      <w:proofErr w:type="spellEnd"/>
-      <w:r>
-        <w:rPr>
-          <w:rFonts w:ascii="Arial" w:hAnsi="Arial" w:cs="Arial"/>
-        </w:rPr>
-        <w:t>/Tesis de Ingeniería en Informática, por lo que el MVP busca demostrar de manera verificable:</w:t>
+        <w:t>Además de resolver el problema funcional, Localito se desarrolla como proyecto Capstone/Tesis de Ingeniería en Informática, por lo que el MVP busca demostrar de manera verificable:</w:t>
       </w:r>
     </w:p>
     <w:p>
@@ -4268,35 +3894,7 @@
         <w:rPr>
           <w:rFonts w:ascii="Arial" w:hAnsi="Arial" w:cs="Arial"/>
         </w:rPr>
-        <w:t xml:space="preserve">Arquitectura </w:t>
-      </w:r>
-      <w:proofErr w:type="spellStart"/>
-      <w:r>
-        <w:rPr>
-          <w:rFonts w:ascii="Arial" w:hAnsi="Arial" w:cs="Arial"/>
-        </w:rPr>
-        <w:t>frontend</w:t>
-      </w:r>
-      <w:proofErr w:type="spellEnd"/>
-      <w:r>
-        <w:rPr>
-          <w:rFonts w:ascii="Arial" w:hAnsi="Arial" w:cs="Arial"/>
-        </w:rPr>
-        <w:t xml:space="preserve">, </w:t>
-      </w:r>
-      <w:proofErr w:type="spellStart"/>
-      <w:r>
-        <w:rPr>
-          <w:rFonts w:ascii="Arial" w:hAnsi="Arial" w:cs="Arial"/>
-        </w:rPr>
-        <w:t>backend</w:t>
-      </w:r>
-      <w:proofErr w:type="spellEnd"/>
-      <w:r>
-        <w:rPr>
-          <w:rFonts w:ascii="Arial" w:hAnsi="Arial" w:cs="Arial"/>
-        </w:rPr>
-        <w:t xml:space="preserve"> y base de datos;</w:t>
+        <w:t>Arquitectura frontend, backend y base de datos;</w:t>
       </w:r>
     </w:p>
     <w:p>
@@ -4328,21 +3926,7 @@
         <w:rPr>
           <w:rFonts w:ascii="Arial" w:hAnsi="Arial" w:cs="Arial"/>
         </w:rPr>
-        <w:t xml:space="preserve">Persistencia y aislamiento </w:t>
-      </w:r>
-      <w:proofErr w:type="spellStart"/>
-      <w:r>
-        <w:rPr>
-          <w:rFonts w:ascii="Arial" w:hAnsi="Arial" w:cs="Arial"/>
-        </w:rPr>
-        <w:t>multi-negocio</w:t>
-      </w:r>
-      <w:proofErr w:type="spellEnd"/>
-      <w:r>
-        <w:rPr>
-          <w:rFonts w:ascii="Arial" w:hAnsi="Arial" w:cs="Arial"/>
-        </w:rPr>
-        <w:t>;</w:t>
+        <w:t>Persistencia y aislamiento multi-negocio;</w:t>
       </w:r>
     </w:p>
     <w:p>
@@ -4593,21 +4177,7 @@
         <w:rPr>
           <w:rFonts w:ascii="Arial" w:hAnsi="Arial" w:cs="Arial"/>
         </w:rPr>
-        <w:t xml:space="preserve">Entregar trazabilidad mediante </w:t>
-      </w:r>
-      <w:proofErr w:type="spellStart"/>
-      <w:r>
-        <w:rPr>
-          <w:rFonts w:ascii="Arial" w:hAnsi="Arial" w:cs="Arial"/>
-        </w:rPr>
-        <w:t>kardex</w:t>
-      </w:r>
-      <w:proofErr w:type="spellEnd"/>
-      <w:r>
-        <w:rPr>
-          <w:rFonts w:ascii="Arial" w:hAnsi="Arial" w:cs="Arial"/>
-        </w:rPr>
-        <w:t>, auditoría, movimientos y estados de cuenta.</w:t>
+        <w:t>Entregar trazabilidad mediante kardex, auditoría, movimientos y estados de cuenta.</w:t>
       </w:r>
     </w:p>
     <w:p>
@@ -4703,19 +4273,11 @@
           <w:rFonts w:ascii="Arial" w:hAnsi="Arial" w:cs="Arial"/>
         </w:rPr>
       </w:pPr>
-      <w:proofErr w:type="spellStart"/>
-      <w:r>
-        <w:rPr>
-          <w:rFonts w:ascii="Arial" w:hAnsi="Arial" w:cs="Arial"/>
-        </w:rPr>
-        <w:t>Localito</w:t>
-      </w:r>
-      <w:proofErr w:type="spellEnd"/>
-      <w:r>
-        <w:rPr>
-          <w:rFonts w:ascii="Arial" w:hAnsi="Arial" w:cs="Arial"/>
-        </w:rPr>
-        <w:t xml:space="preserve"> está pensado principalmente para:</w:t>
+      <w:r>
+        <w:rPr>
+          <w:rFonts w:ascii="Arial" w:hAnsi="Arial" w:cs="Arial"/>
+        </w:rPr>
+        <w:t>Localito está pensado principalmente para:</w:t>
       </w:r>
     </w:p>
     <w:p>
@@ -4743,19 +4305,11 @@
           <w:rFonts w:ascii="Arial" w:hAnsi="Arial" w:cs="Arial"/>
         </w:rPr>
       </w:pPr>
-      <w:proofErr w:type="spellStart"/>
-      <w:r>
-        <w:rPr>
-          <w:rFonts w:ascii="Arial" w:hAnsi="Arial" w:cs="Arial"/>
-        </w:rPr>
-        <w:t>Minimarkets</w:t>
-      </w:r>
-      <w:proofErr w:type="spellEnd"/>
-      <w:r>
-        <w:rPr>
-          <w:rFonts w:ascii="Arial" w:hAnsi="Arial" w:cs="Arial"/>
-        </w:rPr>
-        <w:t>;</w:t>
+      <w:r>
+        <w:rPr>
+          <w:rFonts w:ascii="Arial" w:hAnsi="Arial" w:cs="Arial"/>
+        </w:rPr>
+        <w:t>Minimarkets;</w:t>
       </w:r>
     </w:p>
     <w:p>
@@ -4951,7 +4505,6 @@
                 <w:rFonts w:ascii="Arial" w:hAnsi="Arial" w:cs="Arial"/>
               </w:rPr>
             </w:pPr>
-            <w:proofErr w:type="spellStart"/>
             <w:r>
               <w:rPr>
                 <w:rFonts w:ascii="Arial" w:hAnsi="Arial" w:cs="Arial"/>
@@ -4959,7 +4512,6 @@
               </w:rPr>
               <w:t>system_admin</w:t>
             </w:r>
-            <w:proofErr w:type="spellEnd"/>
           </w:p>
         </w:tc>
         <w:tc>
@@ -5003,7 +4555,6 @@
                 <w:rFonts w:ascii="Arial" w:hAnsi="Arial" w:cs="Arial"/>
               </w:rPr>
             </w:pPr>
-            <w:proofErr w:type="spellStart"/>
             <w:r>
               <w:rPr>
                 <w:rFonts w:ascii="Arial" w:hAnsi="Arial" w:cs="Arial"/>
@@ -5011,7 +4562,6 @@
               </w:rPr>
               <w:t>owner</w:t>
             </w:r>
-            <w:proofErr w:type="spellEnd"/>
           </w:p>
         </w:tc>
         <w:tc>
@@ -5055,7 +4605,6 @@
                 <w:rFonts w:ascii="Arial" w:hAnsi="Arial" w:cs="Arial"/>
               </w:rPr>
             </w:pPr>
-            <w:proofErr w:type="spellStart"/>
             <w:r>
               <w:rPr>
                 <w:rFonts w:ascii="Arial" w:hAnsi="Arial" w:cs="Arial"/>
@@ -5063,7 +4612,6 @@
               </w:rPr>
               <w:t>seller</w:t>
             </w:r>
-            <w:proofErr w:type="spellEnd"/>
           </w:p>
         </w:tc>
         <w:tc>
@@ -5126,19 +4674,11 @@
           <w:rFonts w:ascii="Arial" w:hAnsi="Arial" w:cs="Arial"/>
         </w:rPr>
       </w:pPr>
-      <w:proofErr w:type="spellStart"/>
-      <w:r>
-        <w:rPr>
-          <w:rFonts w:ascii="Arial" w:hAnsi="Arial" w:cs="Arial"/>
-        </w:rPr>
-        <w:t>Localito</w:t>
-      </w:r>
-      <w:proofErr w:type="spellEnd"/>
-      <w:r>
-        <w:rPr>
-          <w:rFonts w:ascii="Arial" w:hAnsi="Arial" w:cs="Arial"/>
-        </w:rPr>
-        <w:t xml:space="preserve"> no se limita a digitalizar un POS. La propuesta combina gestión operativa tradicional con capacidades orientadas a reducir fricción en tareas repetitivas.</w:t>
+      <w:r>
+        <w:rPr>
+          <w:rFonts w:ascii="Arial" w:hAnsi="Arial" w:cs="Arial"/>
+        </w:rPr>
+        <w:t>Localito no se limita a digitalizar un POS. La propuesta combina gestión operativa tradicional con capacidades orientadas a reducir fricción en tareas repetitivas.</w:t>
       </w:r>
     </w:p>
     <w:p>
@@ -5221,39 +4761,7 @@
           <w:rFonts w:ascii="Arial" w:hAnsi="Arial" w:cs="Arial"/>
           <w:b/>
         </w:rPr>
-        <w:t>Human-in-</w:t>
-      </w:r>
-      <w:proofErr w:type="spellStart"/>
-      <w:r>
-        <w:rPr>
-          <w:rFonts w:ascii="Arial" w:hAnsi="Arial" w:cs="Arial"/>
-          <w:b/>
-        </w:rPr>
-        <w:t>the</w:t>
-      </w:r>
-      <w:proofErr w:type="spellEnd"/>
-      <w:r>
-        <w:rPr>
-          <w:rFonts w:ascii="Arial" w:hAnsi="Arial" w:cs="Arial"/>
-          <w:b/>
-        </w:rPr>
-        <w:t>-</w:t>
-      </w:r>
-      <w:proofErr w:type="spellStart"/>
-      <w:r>
-        <w:rPr>
-          <w:rFonts w:ascii="Arial" w:hAnsi="Arial" w:cs="Arial"/>
-          <w:b/>
-        </w:rPr>
-        <w:t>loop</w:t>
-      </w:r>
-      <w:proofErr w:type="spellEnd"/>
-      <w:r>
-        <w:rPr>
-          <w:rFonts w:ascii="Arial" w:hAnsi="Arial" w:cs="Arial"/>
-          <w:b/>
-        </w:rPr>
-        <w:t>:</w:t>
+        <w:t>Human-in-the-loop:</w:t>
       </w:r>
       <w:r>
         <w:rPr>
@@ -5305,21 +4813,7 @@
         <w:rPr>
           <w:rFonts w:ascii="Arial" w:hAnsi="Arial" w:cs="Arial"/>
         </w:rPr>
-        <w:t xml:space="preserve"> cola local exclusiva para ventas y catálogo en </w:t>
-      </w:r>
-      <w:proofErr w:type="spellStart"/>
-      <w:r>
-        <w:rPr>
-          <w:rFonts w:ascii="Arial" w:hAnsi="Arial" w:cs="Arial"/>
-        </w:rPr>
-        <w:t>IndexedDB</w:t>
-      </w:r>
-      <w:proofErr w:type="spellEnd"/>
-      <w:r>
-        <w:rPr>
-          <w:rFonts w:ascii="Arial" w:hAnsi="Arial" w:cs="Arial"/>
-        </w:rPr>
-        <w:t xml:space="preserve"> para escenarios de conectividad inestable.</w:t>
+        <w:t xml:space="preserve"> cola local exclusiva para ventas y catálogo en IndexedDB para escenarios de conectividad inestable.</w:t>
       </w:r>
     </w:p>
     <w:p>
@@ -5337,23 +4831,7 @@
           <w:b/>
         </w:rPr>
         <w:lastRenderedPageBreak/>
-        <w:t xml:space="preserve">Modelo SaaS </w:t>
-      </w:r>
-      <w:proofErr w:type="spellStart"/>
-      <w:r>
-        <w:rPr>
-          <w:rFonts w:ascii="Arial" w:hAnsi="Arial" w:cs="Arial"/>
-          <w:b/>
-        </w:rPr>
-        <w:t>multi-negocio</w:t>
-      </w:r>
-      <w:proofErr w:type="spellEnd"/>
-      <w:r>
-        <w:rPr>
-          <w:rFonts w:ascii="Arial" w:hAnsi="Arial" w:cs="Arial"/>
-          <w:b/>
-        </w:rPr>
-        <w:t>:</w:t>
+        <w:t>Modelo SaaS multi-negocio:</w:t>
       </w:r>
       <w:r>
         <w:rPr>
@@ -5382,21 +4860,7 @@
         <w:rPr>
           <w:rFonts w:ascii="Arial" w:hAnsi="Arial" w:cs="Arial"/>
         </w:rPr>
-        <w:t xml:space="preserve"> auditoría, </w:t>
-      </w:r>
-      <w:proofErr w:type="spellStart"/>
-      <w:r>
-        <w:rPr>
-          <w:rFonts w:ascii="Arial" w:hAnsi="Arial" w:cs="Arial"/>
-        </w:rPr>
-        <w:t>kardex</w:t>
-      </w:r>
-      <w:proofErr w:type="spellEnd"/>
-      <w:r>
-        <w:rPr>
-          <w:rFonts w:ascii="Arial" w:hAnsi="Arial" w:cs="Arial"/>
-        </w:rPr>
-        <w:t>, movimientos de caja, cuentas por cobrar y estados de operación.</w:t>
+        <w:t xml:space="preserve"> auditoría, kardex, movimientos de caja, cuentas por cobrar y estados de operación.</w:t>
       </w:r>
     </w:p>
     <w:p>
@@ -5419,49 +4883,7 @@
         <w:rPr>
           <w:rFonts w:ascii="Arial" w:hAnsi="Arial" w:cs="Arial"/>
         </w:rPr>
-        <w:t xml:space="preserve"> </w:t>
-      </w:r>
-      <w:proofErr w:type="spellStart"/>
-      <w:r>
-        <w:rPr>
-          <w:rFonts w:ascii="Arial" w:hAnsi="Arial" w:cs="Arial"/>
-        </w:rPr>
-        <w:t>frontend</w:t>
-      </w:r>
-      <w:proofErr w:type="spellEnd"/>
-      <w:r>
-        <w:rPr>
-          <w:rFonts w:ascii="Arial" w:hAnsi="Arial" w:cs="Arial"/>
-        </w:rPr>
-        <w:t xml:space="preserve"> web, </w:t>
-      </w:r>
-      <w:proofErr w:type="spellStart"/>
-      <w:r>
-        <w:rPr>
-          <w:rFonts w:ascii="Arial" w:hAnsi="Arial" w:cs="Arial"/>
-        </w:rPr>
-        <w:t>backend</w:t>
-      </w:r>
-      <w:proofErr w:type="spellEnd"/>
-      <w:r>
-        <w:rPr>
-          <w:rFonts w:ascii="Arial" w:hAnsi="Arial" w:cs="Arial"/>
-        </w:rPr>
-        <w:t xml:space="preserve"> Node.js, PostgreSQL administrado y despliegue </w:t>
-      </w:r>
-      <w:proofErr w:type="spellStart"/>
-      <w:r>
-        <w:rPr>
-          <w:rFonts w:ascii="Arial" w:hAnsi="Arial" w:cs="Arial"/>
-        </w:rPr>
-        <w:t>serverless</w:t>
-      </w:r>
-      <w:proofErr w:type="spellEnd"/>
-      <w:r>
-        <w:rPr>
-          <w:rFonts w:ascii="Arial" w:hAnsi="Arial" w:cs="Arial"/>
-        </w:rPr>
-        <w:t>.</w:t>
+        <w:t xml:space="preserve"> frontend web, backend Node.js, PostgreSQL administrado y despliegue serverless.</w:t>
       </w:r>
     </w:p>
     <w:p>
@@ -5610,21 +5032,7 @@
         <w:rPr>
           <w:rFonts w:ascii="Arial" w:hAnsi="Arial" w:cs="Arial"/>
         </w:rPr>
-        <w:t xml:space="preserve">El </w:t>
-      </w:r>
-      <w:proofErr w:type="spellStart"/>
-      <w:r>
-        <w:rPr>
-          <w:rFonts w:ascii="Arial" w:hAnsi="Arial" w:cs="Arial"/>
-        </w:rPr>
-        <w:t>frontend</w:t>
-      </w:r>
-      <w:proofErr w:type="spellEnd"/>
-      <w:r>
-        <w:rPr>
-          <w:rFonts w:ascii="Arial" w:hAnsi="Arial" w:cs="Arial"/>
-        </w:rPr>
-        <w:t xml:space="preserve"> nunca recibe claves privadas de proveedores.</w:t>
+        <w:t>El frontend nunca recibe claves privadas de proveedores.</w:t>
       </w:r>
     </w:p>
     <w:p>
@@ -5689,21 +5097,7 @@
         <w:rPr>
           <w:rFonts w:ascii="Arial" w:hAnsi="Arial" w:cs="Arial"/>
         </w:rPr>
-        <w:t xml:space="preserve">Las operaciones que modifican stock, deuda o caja se ejecutan mediante reglas de negocio del </w:t>
-      </w:r>
-      <w:proofErr w:type="spellStart"/>
-      <w:r>
-        <w:rPr>
-          <w:rFonts w:ascii="Arial" w:hAnsi="Arial" w:cs="Arial"/>
-        </w:rPr>
-        <w:t>backend</w:t>
-      </w:r>
-      <w:proofErr w:type="spellEnd"/>
-      <w:r>
-        <w:rPr>
-          <w:rFonts w:ascii="Arial" w:hAnsi="Arial" w:cs="Arial"/>
-        </w:rPr>
-        <w:t>.</w:t>
+        <w:t>Las operaciones que modifican stock, deuda o caja se ejecutan mediante reglas de negocio del backend.</w:t>
       </w:r>
     </w:p>
     <w:p>
@@ -5719,21 +5113,7 @@
         <w:rPr>
           <w:rFonts w:ascii="Arial" w:hAnsi="Arial" w:cs="Arial"/>
         </w:rPr>
-        <w:t xml:space="preserve">La IA produce propuestas estructuradas que </w:t>
-      </w:r>
-      <w:proofErr w:type="spellStart"/>
-      <w:r>
-        <w:rPr>
-          <w:rFonts w:ascii="Arial" w:hAnsi="Arial" w:cs="Arial"/>
-        </w:rPr>
-        <w:t>Localito</w:t>
-      </w:r>
-      <w:proofErr w:type="spellEnd"/>
-      <w:r>
-        <w:rPr>
-          <w:rFonts w:ascii="Arial" w:hAnsi="Arial" w:cs="Arial"/>
-        </w:rPr>
-        <w:t xml:space="preserve"> vuelve a validar antes de utilizarlas.</w:t>
+        <w:t>La IA produce propuestas estructuradas que Localito vuelve a validar antes de utilizarlas.</w:t>
       </w:r>
     </w:p>
     <w:p>
@@ -5749,21 +5129,7 @@
         <w:rPr>
           <w:rFonts w:ascii="Arial" w:hAnsi="Arial" w:cs="Arial"/>
         </w:rPr>
-        <w:t xml:space="preserve">En producción no existe </w:t>
-      </w:r>
-      <w:proofErr w:type="spellStart"/>
-      <w:r>
-        <w:rPr>
-          <w:rFonts w:ascii="Arial" w:hAnsi="Arial" w:cs="Arial"/>
-        </w:rPr>
-        <w:t>fallback</w:t>
-      </w:r>
-      <w:proofErr w:type="spellEnd"/>
-      <w:r>
-        <w:rPr>
-          <w:rFonts w:ascii="Arial" w:hAnsi="Arial" w:cs="Arial"/>
-        </w:rPr>
-        <w:t xml:space="preserve"> silencioso a memoria.</w:t>
+        <w:t>En producción no existe fallback silencioso a memoria.</w:t>
       </w:r>
     </w:p>
     <w:p>
@@ -5884,19 +5250,8 @@
                 <w:color w:val="FFFFFF"/>
                 <w:sz w:val="19"/>
               </w:rPr>
-              <w:t xml:space="preserve">Uso en </w:t>
-            </w:r>
-            <w:proofErr w:type="spellStart"/>
-            <w:r>
-              <w:rPr>
-                <w:rFonts w:ascii="Arial" w:hAnsi="Arial" w:cs="Arial"/>
-                <w:b/>
-                <w:color w:val="FFFFFF"/>
-                <w:sz w:val="19"/>
-              </w:rPr>
-              <w:t>Localito</w:t>
-            </w:r>
-            <w:proofErr w:type="spellEnd"/>
+              <w:t>Uso en Localito</w:t>
+            </w:r>
           </w:p>
         </w:tc>
       </w:tr>
@@ -5918,7 +5273,6 @@
                 <w:rFonts w:ascii="Arial" w:hAnsi="Arial" w:cs="Arial"/>
               </w:rPr>
             </w:pPr>
-            <w:proofErr w:type="spellStart"/>
             <w:r>
               <w:rPr>
                 <w:rFonts w:ascii="Arial" w:hAnsi="Arial" w:cs="Arial"/>
@@ -5926,7 +5280,6 @@
               </w:rPr>
               <w:t>Frontend</w:t>
             </w:r>
-            <w:proofErr w:type="spellEnd"/>
           </w:p>
         </w:tc>
         <w:tc>
@@ -5943,21 +5296,12 @@
                 <w:rFonts w:ascii="Arial" w:hAnsi="Arial" w:cs="Arial"/>
               </w:rPr>
             </w:pPr>
-            <w:proofErr w:type="spellStart"/>
             <w:r>
               <w:rPr>
                 <w:rFonts w:ascii="Arial" w:hAnsi="Arial" w:cs="Arial"/>
                 <w:sz w:val="19"/>
               </w:rPr>
-              <w:t>React</w:t>
-            </w:r>
-            <w:proofErr w:type="spellEnd"/>
-            <w:r>
-              <w:rPr>
-                <w:rFonts w:ascii="Arial" w:hAnsi="Arial" w:cs="Arial"/>
-                <w:sz w:val="19"/>
-              </w:rPr>
-              <w:t xml:space="preserve"> 18.3</w:t>
+              <w:t>React 18.3</w:t>
             </w:r>
           </w:p>
         </w:tc>
@@ -6025,21 +5369,12 @@
                 <w:rFonts w:ascii="Arial" w:hAnsi="Arial" w:cs="Arial"/>
               </w:rPr>
             </w:pPr>
-            <w:proofErr w:type="spellStart"/>
             <w:r>
               <w:rPr>
                 <w:rFonts w:ascii="Arial" w:hAnsi="Arial" w:cs="Arial"/>
                 <w:sz w:val="19"/>
               </w:rPr>
-              <w:t>TypeScript</w:t>
-            </w:r>
-            <w:proofErr w:type="spellEnd"/>
-            <w:r>
-              <w:rPr>
-                <w:rFonts w:ascii="Arial" w:hAnsi="Arial" w:cs="Arial"/>
-                <w:sz w:val="19"/>
-              </w:rPr>
-              <w:t xml:space="preserve"> 5.6</w:t>
+              <w:t>TypeScript 5.6</w:t>
             </w:r>
           </w:p>
         </w:tc>
@@ -6061,39 +5396,7 @@
                 <w:rFonts w:ascii="Arial" w:hAnsi="Arial" w:cs="Arial"/>
                 <w:sz w:val="19"/>
               </w:rPr>
-              <w:t xml:space="preserve">Tipado compartido en </w:t>
-            </w:r>
-            <w:proofErr w:type="spellStart"/>
-            <w:r>
-              <w:rPr>
-                <w:rFonts w:ascii="Arial" w:hAnsi="Arial" w:cs="Arial"/>
-                <w:sz w:val="19"/>
-              </w:rPr>
-              <w:t>frontend</w:t>
-            </w:r>
-            <w:proofErr w:type="spellEnd"/>
-            <w:r>
-              <w:rPr>
-                <w:rFonts w:ascii="Arial" w:hAnsi="Arial" w:cs="Arial"/>
-                <w:sz w:val="19"/>
-              </w:rPr>
-              <w:t xml:space="preserve">, </w:t>
-            </w:r>
-            <w:proofErr w:type="spellStart"/>
-            <w:r>
-              <w:rPr>
-                <w:rFonts w:ascii="Arial" w:hAnsi="Arial" w:cs="Arial"/>
-                <w:sz w:val="19"/>
-              </w:rPr>
-              <w:t>backend</w:t>
-            </w:r>
-            <w:proofErr w:type="spellEnd"/>
-            <w:r>
-              <w:rPr>
-                <w:rFonts w:ascii="Arial" w:hAnsi="Arial" w:cs="Arial"/>
-                <w:sz w:val="19"/>
-              </w:rPr>
-              <w:t xml:space="preserve"> y paquete común.</w:t>
+              <w:t>Tipado compartido en frontend, backend y paquete común.</w:t>
             </w:r>
           </w:p>
         </w:tc>
@@ -6116,31 +5419,13 @@
                 <w:rFonts w:ascii="Arial" w:hAnsi="Arial" w:cs="Arial"/>
               </w:rPr>
             </w:pPr>
-            <w:proofErr w:type="spellStart"/>
             <w:r>
               <w:rPr>
                 <w:rFonts w:ascii="Arial" w:hAnsi="Arial" w:cs="Arial"/>
                 <w:sz w:val="19"/>
               </w:rPr>
-              <w:t>Build</w:t>
-            </w:r>
-            <w:proofErr w:type="spellEnd"/>
-            <w:r>
-              <w:rPr>
-                <w:rFonts w:ascii="Arial" w:hAnsi="Arial" w:cs="Arial"/>
-                <w:sz w:val="19"/>
-              </w:rPr>
-              <w:t xml:space="preserve"> </w:t>
-            </w:r>
-            <w:proofErr w:type="spellStart"/>
-            <w:r>
-              <w:rPr>
-                <w:rFonts w:ascii="Arial" w:hAnsi="Arial" w:cs="Arial"/>
-                <w:sz w:val="19"/>
-              </w:rPr>
-              <w:t>frontend</w:t>
-            </w:r>
-            <w:proofErr w:type="spellEnd"/>
+              <w:t>Build frontend</w:t>
+            </w:r>
           </w:p>
         </w:tc>
         <w:tc>
@@ -6207,7 +5492,6 @@
                 <w:rFonts w:ascii="Arial" w:hAnsi="Arial" w:cs="Arial"/>
               </w:rPr>
             </w:pPr>
-            <w:proofErr w:type="spellStart"/>
             <w:r>
               <w:rPr>
                 <w:rFonts w:ascii="Arial" w:hAnsi="Arial" w:cs="Arial"/>
@@ -6215,7 +5499,6 @@
               </w:rPr>
               <w:t>Backend</w:t>
             </w:r>
-            <w:proofErr w:type="spellEnd"/>
           </w:p>
         </w:tc>
         <w:tc>
@@ -6254,21 +5537,12 @@
                 <w:rFonts w:ascii="Arial" w:hAnsi="Arial" w:cs="Arial"/>
               </w:rPr>
             </w:pPr>
-            <w:proofErr w:type="spellStart"/>
             <w:r>
               <w:rPr>
                 <w:rFonts w:ascii="Arial" w:hAnsi="Arial" w:cs="Arial"/>
                 <w:sz w:val="19"/>
               </w:rPr>
-              <w:t>Runtime</w:t>
-            </w:r>
-            <w:proofErr w:type="spellEnd"/>
-            <w:r>
-              <w:rPr>
-                <w:rFonts w:ascii="Arial" w:hAnsi="Arial" w:cs="Arial"/>
-                <w:sz w:val="19"/>
-              </w:rPr>
-              <w:t xml:space="preserve"> de la API.</w:t>
+              <w:t>Runtime de la API.</w:t>
             </w:r>
           </w:p>
         </w:tc>
@@ -6334,12 +5608,14 @@
               <w:spacing w:after="0" w:line="252" w:lineRule="auto"/>
               <w:rPr>
                 <w:rFonts w:ascii="Arial" w:hAnsi="Arial" w:cs="Arial"/>
+                <w:lang w:val="en-US"/>
               </w:rPr>
             </w:pPr>
             <w:r>
               <w:rPr>
                 <w:rFonts w:ascii="Arial" w:hAnsi="Arial" w:cs="Arial"/>
                 <w:sz w:val="19"/>
+                <w:lang w:val="en-US"/>
               </w:rPr>
               <w:t>API REST, rutas y middleware.</w:t>
             </w:r>
@@ -6460,7 +5736,6 @@
                 <w:rFonts w:ascii="Arial" w:hAnsi="Arial" w:cs="Arial"/>
               </w:rPr>
             </w:pPr>
-            <w:proofErr w:type="spellStart"/>
             <w:r>
               <w:rPr>
                 <w:rFonts w:ascii="Arial" w:hAnsi="Arial" w:cs="Arial"/>
@@ -6468,7 +5743,6 @@
               </w:rPr>
               <w:t>Supabase</w:t>
             </w:r>
-            <w:proofErr w:type="spellEnd"/>
           </w:p>
         </w:tc>
         <w:tc>
@@ -6535,7 +5809,6 @@
                 <w:rFonts w:ascii="Arial" w:hAnsi="Arial" w:cs="Arial"/>
               </w:rPr>
             </w:pPr>
-            <w:proofErr w:type="spellStart"/>
             <w:r>
               <w:rPr>
                 <w:rFonts w:ascii="Arial" w:hAnsi="Arial" w:cs="Arial"/>
@@ -6543,7 +5816,6 @@
               </w:rPr>
               <w:t>Vercel</w:t>
             </w:r>
-            <w:proofErr w:type="spellEnd"/>
           </w:p>
         </w:tc>
         <w:tc>
@@ -6564,39 +5836,7 @@
                 <w:rFonts w:ascii="Arial" w:hAnsi="Arial" w:cs="Arial"/>
                 <w:sz w:val="19"/>
               </w:rPr>
-              <w:t xml:space="preserve">Hosting del </w:t>
-            </w:r>
-            <w:proofErr w:type="spellStart"/>
-            <w:r>
-              <w:rPr>
-                <w:rFonts w:ascii="Arial" w:hAnsi="Arial" w:cs="Arial"/>
-                <w:sz w:val="19"/>
-              </w:rPr>
-              <w:t>frontend</w:t>
-            </w:r>
-            <w:proofErr w:type="spellEnd"/>
-            <w:r>
-              <w:rPr>
-                <w:rFonts w:ascii="Arial" w:hAnsi="Arial" w:cs="Arial"/>
-                <w:sz w:val="19"/>
-              </w:rPr>
-              <w:t xml:space="preserve"> y ejecución </w:t>
-            </w:r>
-            <w:proofErr w:type="spellStart"/>
-            <w:r>
-              <w:rPr>
-                <w:rFonts w:ascii="Arial" w:hAnsi="Arial" w:cs="Arial"/>
-                <w:sz w:val="19"/>
-              </w:rPr>
-              <w:t>serverless</w:t>
-            </w:r>
-            <w:proofErr w:type="spellEnd"/>
-            <w:r>
-              <w:rPr>
-                <w:rFonts w:ascii="Arial" w:hAnsi="Arial" w:cs="Arial"/>
-                <w:sz w:val="19"/>
-              </w:rPr>
-              <w:t xml:space="preserve"> de la API.</w:t>
+              <w:t>Hosting del frontend y ejecución serverless de la API.</w:t>
             </w:r>
           </w:p>
         </w:tc>
@@ -6639,24 +5879,17 @@
               <w:spacing w:after="0" w:line="252" w:lineRule="auto"/>
               <w:rPr>
                 <w:rFonts w:ascii="Arial" w:hAnsi="Arial" w:cs="Arial"/>
+                <w:lang w:val="en-US"/>
               </w:rPr>
             </w:pPr>
             <w:r>
               <w:rPr>
                 <w:rFonts w:ascii="Arial" w:hAnsi="Arial" w:cs="Arial"/>
                 <w:sz w:val="19"/>
-              </w:rPr>
-              <w:t xml:space="preserve">Service Worker + Web App </w:t>
-            </w:r>
-            <w:proofErr w:type="spellStart"/>
-            <w:r>
-              <w:rPr>
-                <w:rFonts w:ascii="Arial" w:hAnsi="Arial" w:cs="Arial"/>
-                <w:sz w:val="19"/>
-              </w:rPr>
-              <w:t>Manifest</w:t>
-            </w:r>
-            <w:proofErr w:type="spellEnd"/>
+                <w:lang w:val="en-US"/>
+              </w:rPr>
+              <w:t>Service Worker + Web App Manifest</w:t>
+            </w:r>
           </w:p>
         </w:tc>
         <w:tc>
@@ -6723,7 +5956,6 @@
                 <w:rFonts w:ascii="Arial" w:hAnsi="Arial" w:cs="Arial"/>
               </w:rPr>
             </w:pPr>
-            <w:proofErr w:type="spellStart"/>
             <w:r>
               <w:rPr>
                 <w:rFonts w:ascii="Arial" w:hAnsi="Arial" w:cs="Arial"/>
@@ -6731,7 +5963,6 @@
               </w:rPr>
               <w:t>IndexedDB</w:t>
             </w:r>
-            <w:proofErr w:type="spellEnd"/>
           </w:p>
         </w:tc>
         <w:tc>
@@ -6798,21 +6029,12 @@
                 <w:rFonts w:ascii="Arial" w:hAnsi="Arial" w:cs="Arial"/>
               </w:rPr>
             </w:pPr>
-            <w:proofErr w:type="spellStart"/>
             <w:r>
               <w:rPr>
                 <w:rFonts w:ascii="Arial" w:hAnsi="Arial" w:cs="Arial"/>
                 <w:sz w:val="19"/>
               </w:rPr>
-              <w:t>ZXing</w:t>
-            </w:r>
-            <w:proofErr w:type="spellEnd"/>
-            <w:r>
-              <w:rPr>
-                <w:rFonts w:ascii="Arial" w:hAnsi="Arial" w:cs="Arial"/>
-                <w:sz w:val="19"/>
-              </w:rPr>
-              <w:t xml:space="preserve"> Browser</w:t>
+              <w:t>ZXing Browser</w:t>
             </w:r>
           </w:p>
         </w:tc>
@@ -6880,31 +6102,13 @@
                 <w:rFonts w:ascii="Arial" w:hAnsi="Arial" w:cs="Arial"/>
               </w:rPr>
             </w:pPr>
-            <w:proofErr w:type="spellStart"/>
             <w:r>
               <w:rPr>
                 <w:rFonts w:ascii="Arial" w:hAnsi="Arial" w:cs="Arial"/>
                 <w:sz w:val="19"/>
               </w:rPr>
-              <w:t>Groq</w:t>
-            </w:r>
-            <w:proofErr w:type="spellEnd"/>
-            <w:r>
-              <w:rPr>
-                <w:rFonts w:ascii="Arial" w:hAnsi="Arial" w:cs="Arial"/>
-                <w:sz w:val="19"/>
-              </w:rPr>
-              <w:t xml:space="preserve"> / </w:t>
-            </w:r>
-            <w:proofErr w:type="spellStart"/>
-            <w:r>
-              <w:rPr>
-                <w:rFonts w:ascii="Arial" w:hAnsi="Arial" w:cs="Arial"/>
-                <w:sz w:val="19"/>
-              </w:rPr>
-              <w:t>OpenAI</w:t>
-            </w:r>
-            <w:proofErr w:type="spellEnd"/>
+              <w:t>Groq / OpenAI</w:t>
+            </w:r>
           </w:p>
         </w:tc>
         <w:tc>
@@ -6971,21 +6175,12 @@
                 <w:rFonts w:ascii="Arial" w:hAnsi="Arial" w:cs="Arial"/>
               </w:rPr>
             </w:pPr>
-            <w:proofErr w:type="spellStart"/>
             <w:r>
               <w:rPr>
                 <w:rFonts w:ascii="Arial" w:hAnsi="Arial" w:cs="Arial"/>
                 <w:sz w:val="19"/>
               </w:rPr>
-              <w:t>Helmet</w:t>
-            </w:r>
-            <w:proofErr w:type="spellEnd"/>
-            <w:r>
-              <w:rPr>
-                <w:rFonts w:ascii="Arial" w:hAnsi="Arial" w:cs="Arial"/>
-                <w:sz w:val="19"/>
-              </w:rPr>
-              <w:t xml:space="preserve"> + CORS</w:t>
+              <w:t>Helmet + CORS</w:t>
             </w:r>
           </w:p>
         </w:tc>
@@ -7035,17 +6230,8 @@
                 <w:rFonts w:ascii="Arial" w:hAnsi="Arial" w:cs="Arial"/>
                 <w:sz w:val="19"/>
               </w:rPr>
-              <w:t xml:space="preserve">Base de datos </w:t>
-            </w:r>
-            <w:proofErr w:type="spellStart"/>
-            <w:r>
-              <w:rPr>
-                <w:rFonts w:ascii="Arial" w:hAnsi="Arial" w:cs="Arial"/>
-                <w:sz w:val="19"/>
-              </w:rPr>
-              <w:t>Node</w:t>
-            </w:r>
-            <w:proofErr w:type="spellEnd"/>
+              <w:t>Base de datos Node</w:t>
+            </w:r>
           </w:p>
         </w:tc>
         <w:tc>
@@ -7062,7 +6248,6 @@
                 <w:rFonts w:ascii="Arial" w:hAnsi="Arial" w:cs="Arial"/>
               </w:rPr>
             </w:pPr>
-            <w:proofErr w:type="spellStart"/>
             <w:r>
               <w:rPr>
                 <w:rFonts w:ascii="Arial" w:hAnsi="Arial" w:cs="Arial"/>
@@ -7070,7 +6255,6 @@
               </w:rPr>
               <w:t>pg</w:t>
             </w:r>
-            <w:proofErr w:type="spellEnd"/>
           </w:p>
         </w:tc>
         <w:tc>
@@ -7136,31 +6320,13 @@
                 <w:rFonts w:ascii="Arial" w:hAnsi="Arial" w:cs="Arial"/>
               </w:rPr>
             </w:pPr>
-            <w:proofErr w:type="spellStart"/>
             <w:r>
               <w:rPr>
                 <w:rFonts w:ascii="Arial" w:hAnsi="Arial" w:cs="Arial"/>
                 <w:sz w:val="19"/>
               </w:rPr>
-              <w:t>Nodemailer</w:t>
-            </w:r>
-            <w:proofErr w:type="spellEnd"/>
-            <w:r>
-              <w:rPr>
-                <w:rFonts w:ascii="Arial" w:hAnsi="Arial" w:cs="Arial"/>
-                <w:sz w:val="19"/>
-              </w:rPr>
-              <w:t xml:space="preserve"> / Gmail / </w:t>
-            </w:r>
-            <w:proofErr w:type="spellStart"/>
-            <w:r>
-              <w:rPr>
-                <w:rFonts w:ascii="Arial" w:hAnsi="Arial" w:cs="Arial"/>
-                <w:sz w:val="19"/>
-              </w:rPr>
-              <w:t>Resend</w:t>
-            </w:r>
-            <w:proofErr w:type="spellEnd"/>
+              <w:t>Nodemailer / Gmail / Resend</w:t>
+            </w:r>
           </w:p>
         </w:tc>
         <w:tc>
@@ -7232,17 +6398,8 @@
                 <w:rFonts w:ascii="Arial" w:hAnsi="Arial" w:cs="Arial"/>
                 <w:sz w:val="19"/>
               </w:rPr>
-              <w:t xml:space="preserve">Docker </w:t>
-            </w:r>
-            <w:proofErr w:type="spellStart"/>
-            <w:r>
-              <w:rPr>
-                <w:rFonts w:ascii="Arial" w:hAnsi="Arial" w:cs="Arial"/>
-                <w:sz w:val="19"/>
-              </w:rPr>
-              <w:t>Compose</w:t>
-            </w:r>
-            <w:proofErr w:type="spellEnd"/>
+              <w:t>Docker Compose</w:t>
+            </w:r>
           </w:p>
         </w:tc>
         <w:tc>
@@ -7314,17 +6471,8 @@
                 <w:rFonts w:ascii="Arial" w:hAnsi="Arial" w:cs="Arial"/>
                 <w:sz w:val="19"/>
               </w:rPr>
-              <w:t xml:space="preserve">Lucide </w:t>
-            </w:r>
-            <w:proofErr w:type="spellStart"/>
-            <w:r>
-              <w:rPr>
-                <w:rFonts w:ascii="Arial" w:hAnsi="Arial" w:cs="Arial"/>
-                <w:sz w:val="19"/>
-              </w:rPr>
-              <w:t>React</w:t>
-            </w:r>
-            <w:proofErr w:type="spellEnd"/>
+              <w:t>Lucide React</w:t>
+            </w:r>
           </w:p>
         </w:tc>
         <w:tc>
@@ -7395,33 +6543,8 @@
                 <w:rFonts w:ascii="Arial" w:hAnsi="Arial" w:cs="Arial"/>
                 <w:sz w:val="19"/>
               </w:rPr>
-              <w:t xml:space="preserve">GitHub </w:t>
-            </w:r>
-            <w:proofErr w:type="spellStart"/>
-            <w:r>
-              <w:rPr>
-                <w:rFonts w:ascii="Arial" w:hAnsi="Arial" w:cs="Arial"/>
-                <w:sz w:val="19"/>
-              </w:rPr>
-              <w:t>Actions</w:t>
-            </w:r>
-            <w:proofErr w:type="spellEnd"/>
-            <w:r>
-              <w:rPr>
-                <w:rFonts w:ascii="Arial" w:hAnsi="Arial" w:cs="Arial"/>
-                <w:sz w:val="19"/>
-              </w:rPr>
-              <w:t xml:space="preserve"> + scripts </w:t>
-            </w:r>
-            <w:proofErr w:type="spellStart"/>
-            <w:r>
-              <w:rPr>
-                <w:rFonts w:ascii="Arial" w:hAnsi="Arial" w:cs="Arial"/>
-                <w:sz w:val="19"/>
-              </w:rPr>
-              <w:t>npm</w:t>
-            </w:r>
-            <w:proofErr w:type="spellEnd"/>
+              <w:t>GitHub Actions + scripts npm</w:t>
+            </w:r>
           </w:p>
         </w:tc>
         <w:tc>
@@ -7437,37 +6560,12 @@
                 <w:rFonts w:ascii="Arial" w:hAnsi="Arial" w:cs="Arial"/>
               </w:rPr>
             </w:pPr>
-            <w:proofErr w:type="spellStart"/>
             <w:r>
               <w:rPr>
                 <w:rFonts w:ascii="Arial" w:hAnsi="Arial" w:cs="Arial"/>
                 <w:sz w:val="19"/>
               </w:rPr>
-              <w:t>Typecheck</w:t>
-            </w:r>
-            <w:proofErr w:type="spellEnd"/>
-            <w:r>
-              <w:rPr>
-                <w:rFonts w:ascii="Arial" w:hAnsi="Arial" w:cs="Arial"/>
-                <w:sz w:val="19"/>
-              </w:rPr>
-              <w:t xml:space="preserve">, pruebas y </w:t>
-            </w:r>
-            <w:proofErr w:type="spellStart"/>
-            <w:r>
-              <w:rPr>
-                <w:rFonts w:ascii="Arial" w:hAnsi="Arial" w:cs="Arial"/>
-                <w:sz w:val="19"/>
-              </w:rPr>
-              <w:t>build</w:t>
-            </w:r>
-            <w:proofErr w:type="spellEnd"/>
-            <w:r>
-              <w:rPr>
-                <w:rFonts w:ascii="Arial" w:hAnsi="Arial" w:cs="Arial"/>
-                <w:sz w:val="19"/>
-              </w:rPr>
-              <w:t>.</w:t>
+              <w:t>Typecheck, pruebas y build.</w:t>
             </w:r>
           </w:p>
         </w:tc>
@@ -7496,18 +6594,10 @@
         <w:rPr>
           <w:rFonts w:ascii="Arial" w:hAnsi="Arial" w:cs="Arial"/>
         </w:rPr>
-        <w:t xml:space="preserve">3.8.1 </w:t>
-      </w:r>
-      <w:proofErr w:type="spellStart"/>
-      <w:r>
-        <w:rPr>
-          <w:rFonts w:ascii="Arial" w:hAnsi="Arial" w:cs="Arial"/>
-        </w:rPr>
-        <w:t>Monorepo</w:t>
+        <w:t>3.8.1 Monorepo</w:t>
       </w:r>
       <w:bookmarkEnd w:id="30"/>
       <w:bookmarkEnd w:id="31"/>
-      <w:proofErr w:type="spellEnd"/>
     </w:p>
     <w:p>
       <w:pPr>
@@ -7523,31 +6613,13 @@
         </w:rPr>
         <w:t xml:space="preserve">El proyecto utiliza </w:t>
       </w:r>
-      <w:proofErr w:type="spellStart"/>
       <w:r>
         <w:rPr>
           <w:rFonts w:ascii="Arial" w:hAnsi="Arial" w:cs="Arial"/>
           <w:b/>
         </w:rPr>
-        <w:t>npm</w:t>
-      </w:r>
-      <w:proofErr w:type="spellEnd"/>
-      <w:r>
-        <w:rPr>
-          <w:rFonts w:ascii="Arial" w:hAnsi="Arial" w:cs="Arial"/>
-          <w:b/>
-        </w:rPr>
-        <w:t xml:space="preserve"> </w:t>
-      </w:r>
-      <w:proofErr w:type="spellStart"/>
-      <w:r>
-        <w:rPr>
-          <w:rFonts w:ascii="Arial" w:hAnsi="Arial" w:cs="Arial"/>
-          <w:b/>
-        </w:rPr>
-        <w:t>workspaces</w:t>
-      </w:r>
-      <w:proofErr w:type="spellEnd"/>
+        <w:t>npm workspaces</w:t>
+      </w:r>
       <w:r>
         <w:rPr>
           <w:rFonts w:ascii="Arial" w:hAnsi="Arial" w:cs="Arial"/>
@@ -7562,57 +6634,23 @@
         <w:jc w:val="both"/>
         <w:rPr>
           <w:rFonts w:ascii="Arial" w:hAnsi="Arial" w:cs="Arial"/>
-        </w:rPr>
-      </w:pPr>
-      <w:proofErr w:type="gramStart"/>
+          <w:lang w:val="en-US"/>
+        </w:rPr>
+      </w:pPr>
       <w:r>
         <w:rPr>
           <w:rFonts w:ascii="Arial" w:hAnsi="Arial" w:cs="Arial"/>
           <w:sz w:val="18"/>
-        </w:rPr>
-        <w:t>apps</w:t>
-      </w:r>
-      <w:proofErr w:type="gramEnd"/>
-      <w:r>
-        <w:rPr>
-          <w:rFonts w:ascii="Arial" w:hAnsi="Arial" w:cs="Arial"/>
-          <w:sz w:val="18"/>
-        </w:rPr>
-        <w:t>/web</w:t>
-      </w:r>
-      <w:r>
-        <w:rPr>
-          <w:rFonts w:ascii="Arial" w:hAnsi="Arial" w:cs="Arial"/>
-        </w:rPr>
-        <w:t xml:space="preserve">: </w:t>
-      </w:r>
-      <w:proofErr w:type="spellStart"/>
-      <w:r>
-        <w:rPr>
-          <w:rFonts w:ascii="Arial" w:hAnsi="Arial" w:cs="Arial"/>
-        </w:rPr>
-        <w:t>frontend</w:t>
-      </w:r>
-      <w:proofErr w:type="spellEnd"/>
-      <w:r>
-        <w:rPr>
-          <w:rFonts w:ascii="Arial" w:hAnsi="Arial" w:cs="Arial"/>
-        </w:rPr>
-        <w:t xml:space="preserve"> </w:t>
-      </w:r>
-      <w:proofErr w:type="spellStart"/>
-      <w:r>
-        <w:rPr>
-          <w:rFonts w:ascii="Arial" w:hAnsi="Arial" w:cs="Arial"/>
-        </w:rPr>
-        <w:t>React</w:t>
-      </w:r>
-      <w:proofErr w:type="spellEnd"/>
-      <w:r>
-        <w:rPr>
-          <w:rFonts w:ascii="Arial" w:hAnsi="Arial" w:cs="Arial"/>
-        </w:rPr>
-        <w:t>/PWA;</w:t>
+          <w:lang w:val="en-US"/>
+        </w:rPr>
+        <w:t>apps/web</w:t>
+      </w:r>
+      <w:r>
+        <w:rPr>
+          <w:rFonts w:ascii="Arial" w:hAnsi="Arial" w:cs="Arial"/>
+          <w:lang w:val="en-US"/>
+        </w:rPr>
+        <w:t>: frontend React/PWA;</w:t>
       </w:r>
     </w:p>
     <w:p>
@@ -7624,22 +6662,13 @@
           <w:rFonts w:ascii="Arial" w:hAnsi="Arial" w:cs="Arial"/>
         </w:rPr>
       </w:pPr>
-      <w:proofErr w:type="gramStart"/>
       <w:r>
         <w:rPr>
           <w:rFonts w:ascii="Arial" w:hAnsi="Arial" w:cs="Arial"/>
           <w:sz w:val="18"/>
         </w:rPr>
         <w:lastRenderedPageBreak/>
-        <w:t>apps</w:t>
-      </w:r>
-      <w:proofErr w:type="gramEnd"/>
-      <w:r>
-        <w:rPr>
-          <w:rFonts w:ascii="Arial" w:hAnsi="Arial" w:cs="Arial"/>
-          <w:sz w:val="18"/>
-        </w:rPr>
-        <w:t>/api</w:t>
+        <w:t>apps/api</w:t>
       </w:r>
       <w:r>
         <w:rPr>
@@ -7657,31 +6686,13 @@
           <w:rFonts w:ascii="Arial" w:hAnsi="Arial" w:cs="Arial"/>
         </w:rPr>
       </w:pPr>
-      <w:proofErr w:type="spellStart"/>
       <w:r>
         <w:rPr>
           <w:rFonts w:ascii="Arial" w:hAnsi="Arial" w:cs="Arial"/>
           <w:sz w:val="18"/>
         </w:rPr>
-        <w:t>packages</w:t>
-      </w:r>
-      <w:proofErr w:type="spellEnd"/>
-      <w:r>
-        <w:rPr>
-          <w:rFonts w:ascii="Arial" w:hAnsi="Arial" w:cs="Arial"/>
-          <w:sz w:val="18"/>
-        </w:rPr>
-        <w:t>/</w:t>
-      </w:r>
-      <w:proofErr w:type="spellStart"/>
-      <w:r>
-        <w:rPr>
-          <w:rFonts w:ascii="Arial" w:hAnsi="Arial" w:cs="Arial"/>
-          <w:sz w:val="18"/>
-        </w:rPr>
-        <w:t>shared</w:t>
-      </w:r>
-      <w:proofErr w:type="spellEnd"/>
+        <w:t>packages/shared</w:t>
+      </w:r>
       <w:r>
         <w:rPr>
           <w:rFonts w:ascii="Arial" w:hAnsi="Arial" w:cs="Arial"/>
@@ -7698,7 +6709,6 @@
           <w:rFonts w:ascii="Arial" w:hAnsi="Arial" w:cs="Arial"/>
         </w:rPr>
       </w:pPr>
-      <w:proofErr w:type="spellStart"/>
       <w:r>
         <w:rPr>
           <w:rFonts w:ascii="Arial" w:hAnsi="Arial" w:cs="Arial"/>
@@ -7706,7 +6716,6 @@
         </w:rPr>
         <w:t>db</w:t>
       </w:r>
-      <w:proofErr w:type="spellEnd"/>
       <w:r>
         <w:rPr>
           <w:rFonts w:ascii="Arial" w:hAnsi="Arial" w:cs="Arial"/>
@@ -7723,7 +6732,6 @@
           <w:rFonts w:ascii="Arial" w:hAnsi="Arial" w:cs="Arial"/>
         </w:rPr>
       </w:pPr>
-      <w:proofErr w:type="spellStart"/>
       <w:r>
         <w:rPr>
           <w:rFonts w:ascii="Arial" w:hAnsi="Arial" w:cs="Arial"/>
@@ -7731,7 +6739,6 @@
         </w:rPr>
         <w:t>docs</w:t>
       </w:r>
-      <w:proofErr w:type="spellEnd"/>
       <w:r>
         <w:rPr>
           <w:rFonts w:ascii="Arial" w:hAnsi="Arial" w:cs="Arial"/>
@@ -7778,292 +6785,81 @@
         <w:rPr>
           <w:rFonts w:ascii="Arial" w:hAnsi="Arial" w:cs="Arial"/>
         </w:rPr>
-        <w:t xml:space="preserve">La gestión Scrum activa se realiza en el </w:t>
-      </w:r>
-      <w:proofErr w:type="spellStart"/>
-      <w:r>
-        <w:rPr>
-          <w:rFonts w:ascii="Arial" w:hAnsi="Arial" w:cs="Arial"/>
-        </w:rPr>
-        <w:t>Workspace</w:t>
-      </w:r>
-      <w:proofErr w:type="spellEnd"/>
-      <w:r>
-        <w:rPr>
-          <w:rFonts w:ascii="Arial" w:hAnsi="Arial" w:cs="Arial"/>
-        </w:rPr>
-        <w:t xml:space="preserve"> de Trello "</w:t>
-      </w:r>
-      <w:proofErr w:type="spellStart"/>
-      <w:r>
-        <w:rPr>
-          <w:rFonts w:ascii="Arial" w:hAnsi="Arial" w:cs="Arial"/>
-        </w:rPr>
-        <w:t>Localito</w:t>
-      </w:r>
-      <w:proofErr w:type="spellEnd"/>
-      <w:r>
-        <w:rPr>
-          <w:rFonts w:ascii="Arial" w:hAnsi="Arial" w:cs="Arial"/>
-        </w:rPr>
-        <w:t xml:space="preserve"> SaaS". El equipo opera bajo el principio de corresponsabilidad técnica, donde Alexander Patiño, Samuel Solís y Camilo González ejercen el rol permanente de </w:t>
-      </w:r>
-      <w:proofErr w:type="spellStart"/>
-      <w:r>
-        <w:rPr>
-          <w:rFonts w:ascii="Arial" w:hAnsi="Arial" w:cs="Arial"/>
-        </w:rPr>
-        <w:t>Developers</w:t>
-      </w:r>
-      <w:proofErr w:type="spellEnd"/>
-      <w:r>
-        <w:rPr>
-          <w:rFonts w:ascii="Arial" w:hAnsi="Arial" w:cs="Arial"/>
-        </w:rPr>
-        <w:t xml:space="preserve">, rotando la facilitación de Scrum </w:t>
-      </w:r>
-      <w:proofErr w:type="gramStart"/>
-      <w:r>
-        <w:rPr>
-          <w:rFonts w:ascii="Arial" w:hAnsi="Arial" w:cs="Arial"/>
-        </w:rPr>
-        <w:t>Master</w:t>
-      </w:r>
-      <w:proofErr w:type="gramEnd"/>
+        <w:t>La gestión Scrum activa se realiza en el Workspace de Trello "Localito SaaS". El equipo opera bajo el principio de corresponsabilidad técnica, donde Alexander Patiño, Samuel Solís y Camilo González ejercen el rol permanente de Developers, rotando la facilitación de Scrum Master y Product Owner por iteración. El Sprint 4 se encuentra formalmente cerrado e integrado a la rama base (main); los Sprints 5 a 8 se gestionan bajo demanda a partir de sus respectivos Sprint Plannings. Jira se conserva únicamente como respaldo histórico de Fase 1.</w:t>
+      </w:r>
+    </w:p>
+    <w:p>
+      <w:pPr>
+        <w:spacing w:line="360" w:lineRule="auto"/>
+        <w:jc w:val="both"/>
+        <w:rPr>
+          <w:rFonts w:ascii="Arial" w:hAnsi="Arial" w:cs="Arial"/>
+        </w:rPr>
+      </w:pPr>
+      <w:r>
+        <w:rPr>
+          <w:rFonts w:ascii="Arial" w:hAnsi="Arial" w:cs="Arial"/>
+          <w:b/>
+        </w:rPr>
+        <w:t>Incidente de producción, 26-09-2026:</w:t>
+      </w:r>
+      <w:r>
+        <w:rPr>
+          <w:rFonts w:ascii="Arial" w:hAnsi="Arial" w:cs="Arial"/>
+        </w:rPr>
+        <w:t xml:space="preserve"> Supabase estaba pausado y el pooler rechazaba la conexión de Vercel. Tras reanudar el proyecto y corregir la URI de producción, </w:t>
+      </w:r>
+      <w:r>
+        <w:rPr>
+          <w:rFonts w:ascii="Arial" w:hAnsi="Arial" w:cs="Arial"/>
+          <w:sz w:val="18"/>
+        </w:rPr>
+        <w:t>/api/health</w:t>
+      </w:r>
+      <w:r>
+        <w:rPr>
+          <w:rFonts w:ascii="Arial" w:hAnsi="Arial" w:cs="Arial"/>
+        </w:rPr>
+        <w:t xml:space="preserve"> respondió 200 con </w:t>
+      </w:r>
+      <w:r>
+        <w:rPr>
+          <w:rFonts w:ascii="Arial" w:hAnsi="Arial" w:cs="Arial"/>
+          <w:sz w:val="18"/>
+        </w:rPr>
+        <w:t>storage: "postgres"</w:t>
+      </w:r>
       <w:r>
         <w:rPr>
           <w:rFonts w:ascii="Arial" w:hAnsi="Arial" w:cs="Arial"/>
         </w:rPr>
         <w:t xml:space="preserve"> y </w:t>
       </w:r>
-      <w:proofErr w:type="spellStart"/>
-      <w:r>
-        <w:rPr>
-          <w:rFonts w:ascii="Arial" w:hAnsi="Arial" w:cs="Arial"/>
-        </w:rPr>
-        <w:t>Product</w:t>
-      </w:r>
-      <w:proofErr w:type="spellEnd"/>
-      <w:r>
-        <w:rPr>
-          <w:rFonts w:ascii="Arial" w:hAnsi="Arial" w:cs="Arial"/>
-        </w:rPr>
-        <w:t xml:space="preserve"> Owner por iteración. El Sprint 4 se encuentra formalmente cerrado e integrado a la rama base (</w:t>
-      </w:r>
-      <w:proofErr w:type="spellStart"/>
-      <w:r>
-        <w:rPr>
-          <w:rFonts w:ascii="Arial" w:hAnsi="Arial" w:cs="Arial"/>
-        </w:rPr>
-        <w:t>main</w:t>
-      </w:r>
-      <w:proofErr w:type="spellEnd"/>
-      <w:r>
-        <w:rPr>
-          <w:rFonts w:ascii="Arial" w:hAnsi="Arial" w:cs="Arial"/>
-        </w:rPr>
-        <w:t xml:space="preserve">); los </w:t>
-      </w:r>
-      <w:proofErr w:type="spellStart"/>
-      <w:r>
-        <w:rPr>
-          <w:rFonts w:ascii="Arial" w:hAnsi="Arial" w:cs="Arial"/>
-        </w:rPr>
-        <w:t>Sprints</w:t>
-      </w:r>
-      <w:proofErr w:type="spellEnd"/>
-      <w:r>
-        <w:rPr>
-          <w:rFonts w:ascii="Arial" w:hAnsi="Arial" w:cs="Arial"/>
-        </w:rPr>
-        <w:t xml:space="preserve"> 5 a 8 se gestionan bajo demanda a partir de sus respectivos Sprint </w:t>
-      </w:r>
-      <w:proofErr w:type="spellStart"/>
-      <w:r>
-        <w:rPr>
-          <w:rFonts w:ascii="Arial" w:hAnsi="Arial" w:cs="Arial"/>
-        </w:rPr>
-        <w:t>Plannings</w:t>
-      </w:r>
-      <w:proofErr w:type="spellEnd"/>
-      <w:r>
-        <w:rPr>
-          <w:rFonts w:ascii="Arial" w:hAnsi="Arial" w:cs="Arial"/>
-        </w:rPr>
-        <w:t>. Jira se conserva únicamente como respaldo histórico de Fase 1.</w:t>
-      </w:r>
-    </w:p>
-    <w:p>
-      <w:pPr>
-        <w:spacing w:line="360" w:lineRule="auto"/>
-        <w:jc w:val="both"/>
-        <w:rPr>
-          <w:rFonts w:ascii="Arial" w:hAnsi="Arial" w:cs="Arial"/>
-        </w:rPr>
-      </w:pPr>
-      <w:r>
-        <w:rPr>
-          <w:rFonts w:ascii="Arial" w:hAnsi="Arial" w:cs="Arial"/>
-          <w:b/>
-        </w:rPr>
-        <w:t>Incidente de producción, 26-09-2026:</w:t>
-      </w:r>
-      <w:r>
-        <w:rPr>
-          <w:rFonts w:ascii="Arial" w:hAnsi="Arial" w:cs="Arial"/>
-        </w:rPr>
-        <w:t xml:space="preserve"> </w:t>
-      </w:r>
-      <w:proofErr w:type="spellStart"/>
-      <w:r>
-        <w:rPr>
-          <w:rFonts w:ascii="Arial" w:hAnsi="Arial" w:cs="Arial"/>
-        </w:rPr>
-        <w:t>Supabase</w:t>
-      </w:r>
-      <w:proofErr w:type="spellEnd"/>
-      <w:r>
-        <w:rPr>
-          <w:rFonts w:ascii="Arial" w:hAnsi="Arial" w:cs="Arial"/>
-        </w:rPr>
-        <w:t xml:space="preserve"> estaba pausado y el </w:t>
-      </w:r>
-      <w:proofErr w:type="spellStart"/>
-      <w:r>
-        <w:rPr>
-          <w:rFonts w:ascii="Arial" w:hAnsi="Arial" w:cs="Arial"/>
-        </w:rPr>
-        <w:t>pooler</w:t>
-      </w:r>
-      <w:proofErr w:type="spellEnd"/>
-      <w:r>
-        <w:rPr>
-          <w:rFonts w:ascii="Arial" w:hAnsi="Arial" w:cs="Arial"/>
-        </w:rPr>
-        <w:t xml:space="preserve"> rechazaba la conexión de </w:t>
-      </w:r>
-      <w:proofErr w:type="spellStart"/>
-      <w:r>
-        <w:rPr>
-          <w:rFonts w:ascii="Arial" w:hAnsi="Arial" w:cs="Arial"/>
-        </w:rPr>
-        <w:t>Vercel</w:t>
-      </w:r>
-      <w:proofErr w:type="spellEnd"/>
-      <w:r>
-        <w:rPr>
-          <w:rFonts w:ascii="Arial" w:hAnsi="Arial" w:cs="Arial"/>
-        </w:rPr>
-        <w:t xml:space="preserve">. Tras reanudar el proyecto y corregir la URI de producción, </w:t>
-      </w:r>
       <w:r>
         <w:rPr>
           <w:rFonts w:ascii="Arial" w:hAnsi="Arial" w:cs="Arial"/>
           <w:sz w:val="18"/>
         </w:rPr>
-        <w:t>/api/</w:t>
-      </w:r>
-      <w:proofErr w:type="spellStart"/>
+        <w:t>persistentStorage: true</w:t>
+      </w:r>
+      <w:r>
+        <w:rPr>
+          <w:rFonts w:ascii="Arial" w:hAnsi="Arial" w:cs="Arial"/>
+        </w:rPr>
+        <w:t xml:space="preserve">. La primera reparación de código se publicó como </w:t>
+      </w:r>
       <w:r>
         <w:rPr>
           <w:rFonts w:ascii="Arial" w:hAnsi="Arial" w:cs="Arial"/>
           <w:sz w:val="18"/>
         </w:rPr>
-        <w:t>health</w:t>
-      </w:r>
-      <w:proofErr w:type="spellEnd"/>
-      <w:r>
-        <w:rPr>
-          <w:rFonts w:ascii="Arial" w:hAnsi="Arial" w:cs="Arial"/>
-        </w:rPr>
-        <w:t xml:space="preserve"> respondió 200 con </w:t>
-      </w:r>
-      <w:proofErr w:type="spellStart"/>
-      <w:r>
-        <w:rPr>
-          <w:rFonts w:ascii="Arial" w:hAnsi="Arial" w:cs="Arial"/>
-          <w:sz w:val="18"/>
-        </w:rPr>
-        <w:t>storage</w:t>
-      </w:r>
-      <w:proofErr w:type="spellEnd"/>
-      <w:r>
-        <w:rPr>
-          <w:rFonts w:ascii="Arial" w:hAnsi="Arial" w:cs="Arial"/>
-          <w:sz w:val="18"/>
-        </w:rPr>
-        <w:t>: "</w:t>
-      </w:r>
-      <w:proofErr w:type="spellStart"/>
-      <w:r>
-        <w:rPr>
-          <w:rFonts w:ascii="Arial" w:hAnsi="Arial" w:cs="Arial"/>
-          <w:sz w:val="18"/>
-        </w:rPr>
-        <w:t>postgres</w:t>
-      </w:r>
-      <w:proofErr w:type="spellEnd"/>
-      <w:r>
-        <w:rPr>
-          <w:rFonts w:ascii="Arial" w:hAnsi="Arial" w:cs="Arial"/>
-          <w:sz w:val="18"/>
-        </w:rPr>
-        <w:t>"</w:t>
-      </w:r>
-      <w:r>
-        <w:rPr>
-          <w:rFonts w:ascii="Arial" w:hAnsi="Arial" w:cs="Arial"/>
-        </w:rPr>
-        <w:t xml:space="preserve"> y </w:t>
-      </w:r>
-      <w:proofErr w:type="spellStart"/>
-      <w:r>
-        <w:rPr>
-          <w:rFonts w:ascii="Arial" w:hAnsi="Arial" w:cs="Arial"/>
-          <w:sz w:val="18"/>
-        </w:rPr>
-        <w:t>persistentStorage</w:t>
-      </w:r>
-      <w:proofErr w:type="spellEnd"/>
-      <w:r>
-        <w:rPr>
-          <w:rFonts w:ascii="Arial" w:hAnsi="Arial" w:cs="Arial"/>
-          <w:sz w:val="18"/>
-        </w:rPr>
-        <w:t>: true</w:t>
-      </w:r>
-      <w:r>
-        <w:rPr>
-          <w:rFonts w:ascii="Arial" w:hAnsi="Arial" w:cs="Arial"/>
-        </w:rPr>
-        <w:t xml:space="preserve">. La primera reparación de código se publicó como </w:t>
-      </w:r>
-      <w:r>
-        <w:rPr>
-          <w:rFonts w:ascii="Arial" w:hAnsi="Arial" w:cs="Arial"/>
-          <w:sz w:val="18"/>
-        </w:rPr>
         <w:t>6e9ae82</w:t>
       </w:r>
       <w:r>
         <w:rPr>
           <w:rFonts w:ascii="Arial" w:hAnsi="Arial" w:cs="Arial"/>
         </w:rPr>
-        <w:t xml:space="preserve">. Luego se detectó que </w:t>
-      </w:r>
-      <w:proofErr w:type="spellStart"/>
-      <w:r>
-        <w:rPr>
-          <w:rFonts w:ascii="Arial" w:hAnsi="Arial" w:cs="Arial"/>
-        </w:rPr>
-        <w:t>Groq</w:t>
-      </w:r>
-      <w:proofErr w:type="spellEnd"/>
-      <w:r>
-        <w:rPr>
-          <w:rFonts w:ascii="Arial" w:hAnsi="Arial" w:cs="Arial"/>
-        </w:rPr>
-        <w:t xml:space="preserve"> retiró el modelo visual configurado y se reportaron problemas en el detalle de ventas y las devoluciones; las correcciones posteriores están descritas en </w:t>
+        <w:t xml:space="preserve">. Luego se detectó que Groq retiró el modelo visual configurado y se reportaron problemas en el detalle de ventas y las devoluciones; las correcciones posteriores están descritas en </w:t>
       </w:r>
       <w:hyperlink r:id="rId9">
         <w:r>
@@ -8166,19 +6962,11 @@
         <w:t xml:space="preserve"> versión para tesis. El núcleo operacional funciona con datos persistentes, pero las pasarelas de pago son simulaciones académicas y el cumplimiento tributario chileno (SII, boleta y factura electrónica) queda fuera de esta iteración. El alcance verificable está centralizado en </w:t>
       </w:r>
       <w:hyperlink r:id="rId13">
-        <w:proofErr w:type="spellStart"/>
         <w:r>
           <w:rPr>
             <w:rFonts w:ascii="Arial" w:hAnsi="Arial" w:cs="Arial"/>
           </w:rPr>
-          <w:t>docs</w:t>
-        </w:r>
-        <w:proofErr w:type="spellEnd"/>
-        <w:r>
-          <w:rPr>
-            <w:rFonts w:ascii="Arial" w:hAnsi="Arial" w:cs="Arial"/>
-          </w:rPr>
-          <w:t>/03_requisitos_diseno/Alcance-Tesis.md</w:t>
+          <w:t>docs/03_requisitos_diseno/Alcance-Tesis.md</w:t>
         </w:r>
       </w:hyperlink>
       <w:r>
@@ -8288,7 +7076,6 @@
         </w:rPr>
         <w:t xml:space="preserve">Inicio y cierre de sesión con contraseñas </w:t>
       </w:r>
-      <w:proofErr w:type="spellStart"/>
       <w:r>
         <w:rPr>
           <w:rFonts w:ascii="Arial" w:hAnsi="Arial" w:cs="Arial"/>
@@ -8296,7 +7083,6 @@
         </w:rPr>
         <w:t>scrypt</w:t>
       </w:r>
-      <w:proofErr w:type="spellEnd"/>
       <w:r>
         <w:rPr>
           <w:rFonts w:ascii="Arial" w:hAnsi="Arial" w:cs="Arial"/>
@@ -8319,7 +7105,6 @@
         </w:rPr>
         <w:t xml:space="preserve">Roles </w:t>
       </w:r>
-      <w:proofErr w:type="spellStart"/>
       <w:r>
         <w:rPr>
           <w:rFonts w:ascii="Arial" w:hAnsi="Arial" w:cs="Arial"/>
@@ -8327,14 +7112,12 @@
         </w:rPr>
         <w:t>system_admin</w:t>
       </w:r>
-      <w:proofErr w:type="spellEnd"/>
       <w:r>
         <w:rPr>
           <w:rFonts w:ascii="Arial" w:hAnsi="Arial" w:cs="Arial"/>
         </w:rPr>
         <w:t xml:space="preserve">, </w:t>
       </w:r>
-      <w:proofErr w:type="spellStart"/>
       <w:r>
         <w:rPr>
           <w:rFonts w:ascii="Arial" w:hAnsi="Arial" w:cs="Arial"/>
@@ -8342,14 +7125,12 @@
         </w:rPr>
         <w:t>owner</w:t>
       </w:r>
-      <w:proofErr w:type="spellEnd"/>
       <w:r>
         <w:rPr>
           <w:rFonts w:ascii="Arial" w:hAnsi="Arial" w:cs="Arial"/>
         </w:rPr>
         <w:t xml:space="preserve"> y </w:t>
       </w:r>
-      <w:proofErr w:type="spellStart"/>
       <w:r>
         <w:rPr>
           <w:rFonts w:ascii="Arial" w:hAnsi="Arial" w:cs="Arial"/>
@@ -8357,7 +7138,6 @@
         </w:rPr>
         <w:t>seller</w:t>
       </w:r>
-      <w:proofErr w:type="spellEnd"/>
       <w:r>
         <w:rPr>
           <w:rFonts w:ascii="Arial" w:hAnsi="Arial" w:cs="Arial"/>
@@ -8390,33 +7170,11 @@
           <w:rFonts w:ascii="Arial" w:hAnsi="Arial" w:cs="Arial"/>
         </w:rPr>
       </w:pPr>
-      <w:proofErr w:type="gramStart"/>
-      <w:r>
-        <w:rPr>
-          <w:rFonts w:ascii="Arial" w:hAnsi="Arial" w:cs="Arial"/>
-        </w:rPr>
-        <w:t>Ticket</w:t>
-      </w:r>
-      <w:proofErr w:type="gramEnd"/>
-      <w:r>
-        <w:rPr>
-          <w:rFonts w:ascii="Arial" w:hAnsi="Arial" w:cs="Arial"/>
-        </w:rPr>
-        <w:t xml:space="preserve"> recuperable al recargar, ventas en espera y favoritos guardados en el navegador por negocio y usuario. Retomar una venta guarda el </w:t>
-      </w:r>
-      <w:proofErr w:type="gramStart"/>
-      <w:r>
-        <w:rPr>
-          <w:rFonts w:ascii="Arial" w:hAnsi="Arial" w:cs="Arial"/>
-        </w:rPr>
-        <w:t>ticket</w:t>
-      </w:r>
-      <w:proofErr w:type="gramEnd"/>
-      <w:r>
-        <w:rPr>
-          <w:rFonts w:ascii="Arial" w:hAnsi="Arial" w:cs="Arial"/>
-        </w:rPr>
-        <w:t xml:space="preserve"> abierto y revisa precios y stock actuales.</w:t>
+      <w:r>
+        <w:rPr>
+          <w:rFonts w:ascii="Arial" w:hAnsi="Arial" w:cs="Arial"/>
+        </w:rPr>
+        <w:t>Ticket recuperable al recargar, ventas en espera y favoritos guardados en el navegador por negocio y usuario. Retomar una venta guarda el ticket abierto y revisa precios y stock actuales.</w:t>
       </w:r>
     </w:p>
     <w:p>
@@ -8610,21 +7368,7 @@
         <w:rPr>
           <w:rFonts w:ascii="Arial" w:hAnsi="Arial" w:cs="Arial"/>
         </w:rPr>
-        <w:t xml:space="preserve">Inventario con SKU, variante, unidad, packs, vencimiento, stock mínimo, productos sin control de stock y </w:t>
-      </w:r>
-      <w:proofErr w:type="spellStart"/>
-      <w:r>
-        <w:rPr>
-          <w:rFonts w:ascii="Arial" w:hAnsi="Arial" w:cs="Arial"/>
-        </w:rPr>
-        <w:t>kardex</w:t>
-      </w:r>
-      <w:proofErr w:type="spellEnd"/>
-      <w:r>
-        <w:rPr>
-          <w:rFonts w:ascii="Arial" w:hAnsi="Arial" w:cs="Arial"/>
-        </w:rPr>
-        <w:t xml:space="preserve"> de movimientos.</w:t>
+        <w:t>Inventario con SKU, variante, unidad, packs, vencimiento, stock mínimo, productos sin control de stock y kardex de movimientos.</w:t>
       </w:r>
     </w:p>
     <w:p>
@@ -8768,21 +7512,7 @@
         <w:rPr>
           <w:rFonts w:ascii="Arial" w:hAnsi="Arial" w:cs="Arial"/>
         </w:rPr>
-        <w:t xml:space="preserve">Asistente automático de carga inicial para locales nuevos, con categorías sugeridas por rubro, progreso </w:t>
-      </w:r>
-      <w:proofErr w:type="spellStart"/>
-      <w:r>
-        <w:rPr>
-          <w:rFonts w:ascii="Arial" w:hAnsi="Arial" w:cs="Arial"/>
-        </w:rPr>
-        <w:t>reanudable</w:t>
-      </w:r>
-      <w:proofErr w:type="spellEnd"/>
-      <w:r>
-        <w:rPr>
-          <w:rFonts w:ascii="Arial" w:hAnsi="Arial" w:cs="Arial"/>
-        </w:rPr>
-        <w:t xml:space="preserve"> y acceso posterior desde el menú.</w:t>
+        <w:t>Asistente automático de carga inicial para locales nuevos, con categorías sugeridas por rubro, progreso reanudable y acceso posterior desde el menú.</w:t>
       </w:r>
     </w:p>
     <w:p>
@@ -8831,21 +7561,7 @@
         <w:rPr>
           <w:rFonts w:ascii="Arial" w:hAnsi="Arial" w:cs="Arial"/>
         </w:rPr>
-        <w:t xml:space="preserve">Catálogo guardado en </w:t>
-      </w:r>
-      <w:proofErr w:type="spellStart"/>
-      <w:r>
-        <w:rPr>
-          <w:rFonts w:ascii="Arial" w:hAnsi="Arial" w:cs="Arial"/>
-        </w:rPr>
-        <w:t>IndexedDB</w:t>
-      </w:r>
-      <w:proofErr w:type="spellEnd"/>
-      <w:r>
-        <w:rPr>
-          <w:rFonts w:ascii="Arial" w:hAnsi="Arial" w:cs="Arial"/>
-        </w:rPr>
-        <w:t xml:space="preserve"> para recuperar el espacio de trabajo sin API, reservando el stock de ventas pendientes.</w:t>
+        <w:t>Catálogo guardado en IndexedDB para recuperar el espacio de trabajo sin API, reservando el stock de ventas pendientes.</w:t>
       </w:r>
     </w:p>
     <w:p>
@@ -8861,35 +7577,7 @@
         <w:rPr>
           <w:rFonts w:ascii="Arial" w:hAnsi="Arial" w:cs="Arial"/>
         </w:rPr>
-        <w:t xml:space="preserve">Fotos reales de productos desde cámara o archivo, encuadre y escala; salida </w:t>
-      </w:r>
-      <w:proofErr w:type="spellStart"/>
-      <w:r>
-        <w:rPr>
-          <w:rFonts w:ascii="Arial" w:hAnsi="Arial" w:cs="Arial"/>
-        </w:rPr>
-        <w:t>WebP</w:t>
-      </w:r>
-      <w:proofErr w:type="spellEnd"/>
-      <w:r>
-        <w:rPr>
-          <w:rFonts w:ascii="Arial" w:hAnsi="Arial" w:cs="Arial"/>
-        </w:rPr>
-        <w:t xml:space="preserve"> de 512 </w:t>
-      </w:r>
-      <w:proofErr w:type="spellStart"/>
-      <w:r>
-        <w:rPr>
-          <w:rFonts w:ascii="Arial" w:hAnsi="Arial" w:cs="Arial"/>
-        </w:rPr>
-        <w:t>px</w:t>
-      </w:r>
-      <w:proofErr w:type="spellEnd"/>
-      <w:r>
-        <w:rPr>
-          <w:rFonts w:ascii="Arial" w:hAnsi="Arial" w:cs="Arial"/>
-        </w:rPr>
-        <w:t xml:space="preserve"> con transparencia si el original la incluye. No elimina fondos automáticamente.</w:t>
+        <w:t>Fotos reales de productos desde cámara o archivo, encuadre y escala; salida WebP de 512 px con transparencia si el original la incluye. No elimina fondos automáticamente.</w:t>
       </w:r>
     </w:p>
     <w:p>
@@ -8969,21 +7657,7 @@
         <w:rPr>
           <w:rFonts w:ascii="Arial" w:hAnsi="Arial" w:cs="Arial"/>
         </w:rPr>
-        <w:t xml:space="preserve">Lectura de códigos con </w:t>
-      </w:r>
-      <w:proofErr w:type="spellStart"/>
-      <w:r>
-        <w:rPr>
-          <w:rFonts w:ascii="Arial" w:hAnsi="Arial" w:cs="Arial"/>
-        </w:rPr>
-        <w:t>ZXing</w:t>
-      </w:r>
-      <w:proofErr w:type="spellEnd"/>
-      <w:r>
-        <w:rPr>
-          <w:rFonts w:ascii="Arial" w:hAnsi="Arial" w:cs="Arial"/>
-        </w:rPr>
-        <w:t xml:space="preserve"> cargado bajo demanda.</w:t>
+        <w:t>Lectura de códigos con ZXing cargado bajo demanda.</w:t>
       </w:r>
     </w:p>
     <w:p>
@@ -9006,21 +7680,7 @@
         <w:rPr>
           <w:rFonts w:ascii="Arial" w:hAnsi="Arial" w:cs="Arial"/>
         </w:rPr>
-        <w:t xml:space="preserve">: una fotografía puede proponer varios productos y cantidades usando exclusivamente el catálogo del negocio; el vendedor corrige la propuesta y la agrega al </w:t>
-      </w:r>
-      <w:proofErr w:type="gramStart"/>
-      <w:r>
-        <w:rPr>
-          <w:rFonts w:ascii="Arial" w:hAnsi="Arial" w:cs="Arial"/>
-        </w:rPr>
-        <w:t>ticket</w:t>
-      </w:r>
-      <w:proofErr w:type="gramEnd"/>
-      <w:r>
-        <w:rPr>
-          <w:rFonts w:ascii="Arial" w:hAnsi="Arial" w:cs="Arial"/>
-        </w:rPr>
-        <w:t xml:space="preserve"> POS existente. La lectura de códigos de barras continúa disponible como alternativa.</w:t>
+        <w:t>: una fotografía puede proponer varios productos y cantidades usando exclusivamente el catálogo del negocio; el vendedor corrige la propuesta y la agrega al ticket POS existente. La lectura de códigos de barras continúa disponible como alternativa.</w:t>
       </w:r>
     </w:p>
     <w:p>
@@ -9052,21 +7712,7 @@
         <w:rPr>
           <w:rFonts w:ascii="Arial" w:hAnsi="Arial" w:cs="Arial"/>
         </w:rPr>
-        <w:t xml:space="preserve">Cobros presenciales en tres pasos: armar </w:t>
-      </w:r>
-      <w:proofErr w:type="gramStart"/>
-      <w:r>
-        <w:rPr>
-          <w:rFonts w:ascii="Arial" w:hAnsi="Arial" w:cs="Arial"/>
-        </w:rPr>
-        <w:t>ticket</w:t>
-      </w:r>
-      <w:proofErr w:type="gramEnd"/>
-      <w:r>
-        <w:rPr>
-          <w:rFonts w:ascii="Arial" w:hAnsi="Arial" w:cs="Arial"/>
-        </w:rPr>
-        <w:t xml:space="preserve">, presionar </w:t>
+        <w:t xml:space="preserve">Cobros presenciales en tres pasos: armar ticket, presionar </w:t>
       </w:r>
       <w:r>
         <w:rPr>
@@ -9095,35 +7741,7 @@
         <w:rPr>
           <w:rFonts w:ascii="Arial" w:hAnsi="Arial" w:cs="Arial"/>
         </w:rPr>
-        <w:t xml:space="preserve">Tema claro, oscuro o según el sistema, persistido por usuario, con tipografía </w:t>
-      </w:r>
-      <w:proofErr w:type="spellStart"/>
-      <w:r>
-        <w:rPr>
-          <w:rFonts w:ascii="Arial" w:hAnsi="Arial" w:cs="Arial"/>
-        </w:rPr>
-        <w:t>Source</w:t>
-      </w:r>
-      <w:proofErr w:type="spellEnd"/>
-      <w:r>
-        <w:rPr>
-          <w:rFonts w:ascii="Arial" w:hAnsi="Arial" w:cs="Arial"/>
-        </w:rPr>
-        <w:t xml:space="preserve"> Sans 3 y controles táctiles </w:t>
-      </w:r>
-      <w:proofErr w:type="spellStart"/>
-      <w:r>
-        <w:rPr>
-          <w:rFonts w:ascii="Arial" w:hAnsi="Arial" w:cs="Arial"/>
-        </w:rPr>
-        <w:t>mobile-first</w:t>
-      </w:r>
-      <w:proofErr w:type="spellEnd"/>
-      <w:r>
-        <w:rPr>
-          <w:rFonts w:ascii="Arial" w:hAnsi="Arial" w:cs="Arial"/>
-        </w:rPr>
-        <w:t>.</w:t>
+        <w:t>Tema claro, oscuro o según el sistema, persistido por usuario, con tipografía Source Sans 3 y controles táctiles mobile-first.</w:t>
       </w:r>
     </w:p>
     <w:p>
@@ -9171,19 +7789,11 @@
           <w:rFonts w:ascii="Arial" w:hAnsi="Arial" w:cs="Arial"/>
         </w:rPr>
       </w:pPr>
-      <w:proofErr w:type="spellStart"/>
-      <w:r>
-        <w:rPr>
-          <w:rFonts w:ascii="Arial" w:hAnsi="Arial" w:cs="Arial"/>
-        </w:rPr>
-        <w:t>npm</w:t>
-      </w:r>
-      <w:proofErr w:type="spellEnd"/>
-      <w:r>
-        <w:rPr>
-          <w:rFonts w:ascii="Arial" w:hAnsi="Arial" w:cs="Arial"/>
-        </w:rPr>
-        <w:t xml:space="preserve"> 10 o superior.</w:t>
+      <w:r>
+        <w:rPr>
+          <w:rFonts w:ascii="Arial" w:hAnsi="Arial" w:cs="Arial"/>
+        </w:rPr>
+        <w:t>npm 10 o superior.</w:t>
       </w:r>
     </w:p>
     <w:p>
@@ -9199,21 +7809,7 @@
         <w:rPr>
           <w:rFonts w:ascii="Arial" w:hAnsi="Arial" w:cs="Arial"/>
         </w:rPr>
-        <w:t xml:space="preserve">PostgreSQL 16 o Docker Desktop para persistencia. Memoria solo para desarrollo sin base configurada; en producción no hay </w:t>
-      </w:r>
-      <w:proofErr w:type="spellStart"/>
-      <w:r>
-        <w:rPr>
-          <w:rFonts w:ascii="Arial" w:hAnsi="Arial" w:cs="Arial"/>
-        </w:rPr>
-        <w:t>fallback</w:t>
-      </w:r>
-      <w:proofErr w:type="spellEnd"/>
-      <w:r>
-        <w:rPr>
-          <w:rFonts w:ascii="Arial" w:hAnsi="Arial" w:cs="Arial"/>
-        </w:rPr>
-        <w:t xml:space="preserve"> a memoria.</w:t>
+        <w:t>PostgreSQL 16 o Docker Desktop para persistencia. Memoria solo para desarrollo sin base configurada; en producción no hay fallback a memoria.</w:t>
       </w:r>
     </w:p>
     <w:p>
@@ -9258,24 +7854,45 @@
         <w:pStyle w:val="Code"/>
         <w:rPr>
           <w:rFonts w:ascii="Arial" w:hAnsi="Arial" w:cs="Arial"/>
+        </w:rPr>
+      </w:pPr>
+      <w:r>
+        <w:rPr>
+          <w:rFonts w:ascii="Arial" w:hAnsi="Arial" w:cs="Arial"/>
+        </w:rPr>
+        <w:t>git clone https://github.com/CamiloGonzalezSt/LocalitoSaaS.git</w:t>
+      </w:r>
+    </w:p>
+    <w:p>
+      <w:pPr>
+        <w:pStyle w:val="Code"/>
+        <w:rPr>
+          <w:rFonts w:ascii="Arial" w:hAnsi="Arial" w:cs="Arial"/>
           <w:lang w:val="es-CL"/>
         </w:rPr>
       </w:pPr>
-      <w:proofErr w:type="spellStart"/>
       <w:r>
         <w:rPr>
           <w:rFonts w:ascii="Arial" w:hAnsi="Arial" w:cs="Arial"/>
           <w:lang w:val="es-CL"/>
         </w:rPr>
-        <w:t>git</w:t>
-      </w:r>
-      <w:proofErr w:type="spellEnd"/>
-      <w:r>
+        <w:t>cd LocalitoSaaS</w:t>
+      </w:r>
+    </w:p>
+    <w:p>
+      <w:pPr>
+        <w:pStyle w:val="Code"/>
         <w:rPr>
           <w:rFonts w:ascii="Arial" w:hAnsi="Arial" w:cs="Arial"/>
           <w:lang w:val="es-CL"/>
         </w:rPr>
-        <w:t xml:space="preserve"> clone https://github.com/CamiloGonzalezSt/LocalitoSaaS.git</w:t>
+      </w:pPr>
+      <w:r>
+        <w:rPr>
+          <w:rFonts w:ascii="Arial" w:hAnsi="Arial" w:cs="Arial"/>
+          <w:lang w:val="es-CL"/>
+        </w:rPr>
+        <w:t>npm install</w:t>
       </w:r>
     </w:p>
     <w:p>
@@ -9283,6 +7900,34 @@
         <w:pStyle w:val="Code"/>
         <w:rPr>
           <w:rFonts w:ascii="Arial" w:hAnsi="Arial" w:cs="Arial"/>
+        </w:rPr>
+      </w:pPr>
+      <w:r>
+        <w:rPr>
+          <w:rFonts w:ascii="Arial" w:hAnsi="Arial" w:cs="Arial"/>
+        </w:rPr>
+        <w:t>Copy-Item .env.example .env</w:t>
+      </w:r>
+    </w:p>
+    <w:p>
+      <w:pPr>
+        <w:pStyle w:val="Code"/>
+        <w:rPr>
+          <w:rFonts w:ascii="Arial" w:hAnsi="Arial" w:cs="Arial"/>
+        </w:rPr>
+      </w:pPr>
+      <w:r>
+        <w:rPr>
+          <w:rFonts w:ascii="Arial" w:hAnsi="Arial" w:cs="Arial"/>
+        </w:rPr>
+        <w:t>npm run db:up</w:t>
+      </w:r>
+    </w:p>
+    <w:p>
+      <w:pPr>
+        <w:pStyle w:val="Code"/>
+        <w:rPr>
+          <w:rFonts w:ascii="Arial" w:hAnsi="Arial" w:cs="Arial"/>
           <w:lang w:val="es-CL"/>
         </w:rPr>
       </w:pPr>
@@ -9291,273 +7936,63 @@
           <w:rFonts w:ascii="Arial" w:hAnsi="Arial" w:cs="Arial"/>
           <w:lang w:val="es-CL"/>
         </w:rPr>
-        <w:t xml:space="preserve">cd </w:t>
-      </w:r>
-      <w:proofErr w:type="spellStart"/>
-      <w:r>
-        <w:rPr>
-          <w:rFonts w:ascii="Arial" w:hAnsi="Arial" w:cs="Arial"/>
-          <w:lang w:val="es-CL"/>
-        </w:rPr>
-        <w:t>LocalitoSaaS</w:t>
-      </w:r>
-      <w:proofErr w:type="spellEnd"/>
+        <w:t>npm run dev:api</w:t>
+      </w:r>
+    </w:p>
+    <w:p>
+      <w:pPr>
+        <w:spacing w:after="20"/>
+        <w:rPr>
+          <w:rFonts w:ascii="Arial" w:hAnsi="Arial" w:cs="Arial"/>
+        </w:rPr>
+      </w:pPr>
+    </w:p>
+    <w:p>
+      <w:pPr>
+        <w:rPr>
+          <w:rFonts w:ascii="Arial" w:hAnsi="Arial" w:cs="Arial"/>
+        </w:rPr>
+      </w:pPr>
+      <w:r>
+        <w:rPr>
+          <w:rFonts w:ascii="Arial" w:hAnsi="Arial" w:cs="Arial"/>
+        </w:rPr>
+        <w:t>En otra terminal:</w:t>
+      </w:r>
     </w:p>
     <w:p>
       <w:pPr>
         <w:pStyle w:val="Code"/>
         <w:rPr>
           <w:rFonts w:ascii="Arial" w:hAnsi="Arial" w:cs="Arial"/>
-          <w:lang w:val="es-CL"/>
-        </w:rPr>
-      </w:pPr>
-      <w:proofErr w:type="spellStart"/>
-      <w:r>
-        <w:rPr>
-          <w:rFonts w:ascii="Arial" w:hAnsi="Arial" w:cs="Arial"/>
-          <w:lang w:val="es-CL"/>
-        </w:rPr>
-        <w:t>npm</w:t>
-      </w:r>
-      <w:proofErr w:type="spellEnd"/>
-      <w:r>
-        <w:rPr>
-          <w:rFonts w:ascii="Arial" w:hAnsi="Arial" w:cs="Arial"/>
-          <w:lang w:val="es-CL"/>
-        </w:rPr>
-        <w:t xml:space="preserve"> </w:t>
-      </w:r>
-      <w:proofErr w:type="spellStart"/>
-      <w:r>
-        <w:rPr>
-          <w:rFonts w:ascii="Arial" w:hAnsi="Arial" w:cs="Arial"/>
-          <w:lang w:val="es-CL"/>
-        </w:rPr>
-        <w:t>install</w:t>
-      </w:r>
-      <w:proofErr w:type="spellEnd"/>
-    </w:p>
-    <w:p>
-      <w:pPr>
-        <w:pStyle w:val="Code"/>
-        <w:rPr>
-          <w:rFonts w:ascii="Arial" w:hAnsi="Arial" w:cs="Arial"/>
-          <w:lang w:val="es-CL"/>
-        </w:rPr>
-      </w:pPr>
-      <w:proofErr w:type="spellStart"/>
-      <w:r>
-        <w:rPr>
-          <w:rFonts w:ascii="Arial" w:hAnsi="Arial" w:cs="Arial"/>
-          <w:lang w:val="es-CL"/>
-        </w:rPr>
-        <w:t>Copy-</w:t>
-      </w:r>
-      <w:proofErr w:type="gramStart"/>
-      <w:r>
-        <w:rPr>
-          <w:rFonts w:ascii="Arial" w:hAnsi="Arial" w:cs="Arial"/>
-          <w:lang w:val="es-CL"/>
-        </w:rPr>
-        <w:t>Item</w:t>
-      </w:r>
-      <w:proofErr w:type="spellEnd"/>
-      <w:r>
-        <w:rPr>
-          <w:rFonts w:ascii="Arial" w:hAnsi="Arial" w:cs="Arial"/>
-          <w:lang w:val="es-CL"/>
-        </w:rPr>
-        <w:t xml:space="preserve"> .</w:t>
-      </w:r>
-      <w:proofErr w:type="spellStart"/>
-      <w:r>
-        <w:rPr>
-          <w:rFonts w:ascii="Arial" w:hAnsi="Arial" w:cs="Arial"/>
-          <w:lang w:val="es-CL"/>
-        </w:rPr>
-        <w:t>env</w:t>
-      </w:r>
-      <w:proofErr w:type="gramEnd"/>
-      <w:r>
-        <w:rPr>
-          <w:rFonts w:ascii="Arial" w:hAnsi="Arial" w:cs="Arial"/>
-          <w:lang w:val="es-CL"/>
-        </w:rPr>
-        <w:t>.</w:t>
-      </w:r>
-      <w:proofErr w:type="gramStart"/>
-      <w:r>
-        <w:rPr>
-          <w:rFonts w:ascii="Arial" w:hAnsi="Arial" w:cs="Arial"/>
-          <w:lang w:val="es-CL"/>
-        </w:rPr>
-        <w:t>example</w:t>
-      </w:r>
-      <w:proofErr w:type="spellEnd"/>
-      <w:r>
-        <w:rPr>
-          <w:rFonts w:ascii="Arial" w:hAnsi="Arial" w:cs="Arial"/>
-          <w:lang w:val="es-CL"/>
-        </w:rPr>
-        <w:t xml:space="preserve"> .</w:t>
-      </w:r>
-      <w:proofErr w:type="spellStart"/>
-      <w:r>
-        <w:rPr>
-          <w:rFonts w:ascii="Arial" w:hAnsi="Arial" w:cs="Arial"/>
-          <w:lang w:val="es-CL"/>
-        </w:rPr>
-        <w:t>env</w:t>
-      </w:r>
-      <w:proofErr w:type="spellEnd"/>
-      <w:proofErr w:type="gramEnd"/>
-    </w:p>
-    <w:p>
-      <w:pPr>
-        <w:pStyle w:val="Code"/>
-        <w:rPr>
-          <w:rFonts w:ascii="Arial" w:hAnsi="Arial" w:cs="Arial"/>
-          <w:lang w:val="es-CL"/>
-        </w:rPr>
-      </w:pPr>
-      <w:proofErr w:type="spellStart"/>
-      <w:r>
-        <w:rPr>
-          <w:rFonts w:ascii="Arial" w:hAnsi="Arial" w:cs="Arial"/>
-          <w:lang w:val="es-CL"/>
-        </w:rPr>
-        <w:t>npm</w:t>
-      </w:r>
-      <w:proofErr w:type="spellEnd"/>
-      <w:r>
-        <w:rPr>
-          <w:rFonts w:ascii="Arial" w:hAnsi="Arial" w:cs="Arial"/>
-          <w:lang w:val="es-CL"/>
-        </w:rPr>
-        <w:t xml:space="preserve"> run </w:t>
-      </w:r>
-      <w:proofErr w:type="spellStart"/>
-      <w:proofErr w:type="gramStart"/>
-      <w:r>
-        <w:rPr>
-          <w:rFonts w:ascii="Arial" w:hAnsi="Arial" w:cs="Arial"/>
-          <w:lang w:val="es-CL"/>
-        </w:rPr>
-        <w:t>db:up</w:t>
-      </w:r>
-      <w:proofErr w:type="spellEnd"/>
-      <w:proofErr w:type="gramEnd"/>
-    </w:p>
-    <w:p>
-      <w:pPr>
-        <w:pStyle w:val="Code"/>
-        <w:rPr>
-          <w:rFonts w:ascii="Arial" w:hAnsi="Arial" w:cs="Arial"/>
-          <w:lang w:val="es-CL"/>
-        </w:rPr>
-      </w:pPr>
-      <w:proofErr w:type="spellStart"/>
-      <w:r>
-        <w:rPr>
-          <w:rFonts w:ascii="Arial" w:hAnsi="Arial" w:cs="Arial"/>
-          <w:lang w:val="es-CL"/>
-        </w:rPr>
-        <w:t>npm</w:t>
-      </w:r>
-      <w:proofErr w:type="spellEnd"/>
-      <w:r>
-        <w:rPr>
-          <w:rFonts w:ascii="Arial" w:hAnsi="Arial" w:cs="Arial"/>
-          <w:lang w:val="es-CL"/>
-        </w:rPr>
-        <w:t xml:space="preserve"> run </w:t>
-      </w:r>
-      <w:proofErr w:type="spellStart"/>
-      <w:proofErr w:type="gramStart"/>
-      <w:r>
-        <w:rPr>
-          <w:rFonts w:ascii="Arial" w:hAnsi="Arial" w:cs="Arial"/>
-          <w:lang w:val="es-CL"/>
-        </w:rPr>
-        <w:t>dev:api</w:t>
-      </w:r>
-      <w:proofErr w:type="spellEnd"/>
-      <w:proofErr w:type="gramEnd"/>
+        </w:rPr>
+      </w:pPr>
+      <w:r>
+        <w:rPr>
+          <w:rFonts w:ascii="Arial" w:hAnsi="Arial" w:cs="Arial"/>
+        </w:rPr>
+        <w:t>npm run dev:web</w:t>
+      </w:r>
     </w:p>
     <w:p>
       <w:pPr>
         <w:spacing w:after="20"/>
         <w:rPr>
           <w:rFonts w:ascii="Arial" w:hAnsi="Arial" w:cs="Arial"/>
-        </w:rPr>
-      </w:pPr>
-    </w:p>
-    <w:p>
-      <w:pPr>
-        <w:rPr>
-          <w:rFonts w:ascii="Arial" w:hAnsi="Arial" w:cs="Arial"/>
-        </w:rPr>
-      </w:pPr>
-      <w:r>
-        <w:rPr>
-          <w:rFonts w:ascii="Arial" w:hAnsi="Arial" w:cs="Arial"/>
-        </w:rPr>
-        <w:t>En otra terminal:</w:t>
-      </w:r>
-    </w:p>
-    <w:p>
-      <w:pPr>
-        <w:pStyle w:val="Code"/>
-        <w:rPr>
-          <w:rFonts w:ascii="Arial" w:hAnsi="Arial" w:cs="Arial"/>
-          <w:lang w:val="es-CL"/>
-        </w:rPr>
-      </w:pPr>
-      <w:proofErr w:type="spellStart"/>
-      <w:r>
-        <w:rPr>
-          <w:rFonts w:ascii="Arial" w:hAnsi="Arial" w:cs="Arial"/>
-          <w:lang w:val="es-CL"/>
-        </w:rPr>
-        <w:t>npm</w:t>
-      </w:r>
-      <w:proofErr w:type="spellEnd"/>
-      <w:r>
-        <w:rPr>
-          <w:rFonts w:ascii="Arial" w:hAnsi="Arial" w:cs="Arial"/>
-          <w:lang w:val="es-CL"/>
-        </w:rPr>
-        <w:t xml:space="preserve"> run </w:t>
-      </w:r>
-      <w:proofErr w:type="spellStart"/>
-      <w:proofErr w:type="gramStart"/>
-      <w:r>
-        <w:rPr>
-          <w:rFonts w:ascii="Arial" w:hAnsi="Arial" w:cs="Arial"/>
-          <w:lang w:val="es-CL"/>
-        </w:rPr>
-        <w:t>dev:web</w:t>
-      </w:r>
-      <w:proofErr w:type="spellEnd"/>
-      <w:proofErr w:type="gramEnd"/>
-    </w:p>
-    <w:p>
-      <w:pPr>
-        <w:spacing w:after="20"/>
-        <w:rPr>
-          <w:rFonts w:ascii="Arial" w:hAnsi="Arial" w:cs="Arial"/>
-        </w:rPr>
-      </w:pPr>
-    </w:p>
-    <w:p>
-      <w:pPr>
-        <w:rPr>
-          <w:rFonts w:ascii="Arial" w:hAnsi="Arial" w:cs="Arial"/>
-        </w:rPr>
-      </w:pPr>
-      <w:r>
-        <w:rPr>
-          <w:rFonts w:ascii="Arial" w:hAnsi="Arial" w:cs="Arial"/>
+          <w:lang w:val="en-US"/>
+        </w:rPr>
+      </w:pPr>
+    </w:p>
+    <w:p>
+      <w:pPr>
+        <w:rPr>
+          <w:rFonts w:ascii="Arial" w:hAnsi="Arial" w:cs="Arial"/>
+        </w:rPr>
+      </w:pPr>
+      <w:r>
+        <w:rPr>
+          <w:rFonts w:ascii="Arial" w:hAnsi="Arial" w:cs="Arial"/>
+          <w:lang w:val="en-US"/>
         </w:rPr>
         <w:t xml:space="preserve">Abrir </w:t>
       </w:r>
@@ -9565,14 +8000,22 @@
         <w:rPr>
           <w:rFonts w:ascii="Arial" w:hAnsi="Arial" w:cs="Arial"/>
           <w:sz w:val="18"/>
+          <w:lang w:val="en-US"/>
         </w:rPr>
         <w:t>http://localhost:5173</w:t>
       </w:r>
       <w:r>
         <w:rPr>
           <w:rFonts w:ascii="Arial" w:hAnsi="Arial" w:cs="Arial"/>
-        </w:rPr>
-        <w:t xml:space="preserve">. La API escucha por defecto en </w:t>
+          <w:lang w:val="en-US"/>
+        </w:rPr>
+        <w:t xml:space="preserve">. </w:t>
+      </w:r>
+      <w:r>
+        <w:rPr>
+          <w:rFonts w:ascii="Arial" w:hAnsi="Arial" w:cs="Arial"/>
+        </w:rPr>
+        <w:t xml:space="preserve">La API escucha por defecto en </w:t>
       </w:r>
       <w:r>
         <w:rPr>
@@ -9717,33 +8160,13 @@
                 <w:rFonts w:ascii="Arial" w:hAnsi="Arial" w:cs="Arial"/>
               </w:rPr>
             </w:pPr>
-            <w:proofErr w:type="spellStart"/>
             <w:r>
               <w:rPr>
                 <w:rFonts w:ascii="Arial" w:hAnsi="Arial" w:cs="Arial"/>
                 <w:sz w:val="19"/>
               </w:rPr>
-              <w:t>npm</w:t>
-            </w:r>
-            <w:proofErr w:type="spellEnd"/>
-            <w:r>
-              <w:rPr>
-                <w:rFonts w:ascii="Arial" w:hAnsi="Arial" w:cs="Arial"/>
-                <w:sz w:val="19"/>
-              </w:rPr>
-              <w:t xml:space="preserve"> run </w:t>
-            </w:r>
-            <w:proofErr w:type="spellStart"/>
-            <w:proofErr w:type="gramStart"/>
-            <w:r>
-              <w:rPr>
-                <w:rFonts w:ascii="Arial" w:hAnsi="Arial" w:cs="Arial"/>
-                <w:sz w:val="19"/>
-              </w:rPr>
-              <w:t>dev:web</w:t>
-            </w:r>
-            <w:proofErr w:type="spellEnd"/>
-            <w:proofErr w:type="gramEnd"/>
+              <w:t>npm run dev:web</w:t>
+            </w:r>
           </w:p>
         </w:tc>
         <w:tc>
@@ -9764,23 +8187,7 @@
                 <w:rFonts w:ascii="Arial" w:hAnsi="Arial" w:cs="Arial"/>
                 <w:sz w:val="19"/>
               </w:rPr>
-              <w:t xml:space="preserve">Inicia el </w:t>
-            </w:r>
-            <w:proofErr w:type="spellStart"/>
-            <w:r>
-              <w:rPr>
-                <w:rFonts w:ascii="Arial" w:hAnsi="Arial" w:cs="Arial"/>
-                <w:sz w:val="19"/>
-              </w:rPr>
-              <w:t>frontend</w:t>
-            </w:r>
-            <w:proofErr w:type="spellEnd"/>
-            <w:r>
-              <w:rPr>
-                <w:rFonts w:ascii="Arial" w:hAnsi="Arial" w:cs="Arial"/>
-                <w:sz w:val="19"/>
-              </w:rPr>
-              <w:t xml:space="preserve"> Vite en modo desarrollo.</w:t>
+              <w:t>Inicia el frontend Vite en modo desarrollo.</w:t>
             </w:r>
           </w:p>
         </w:tc>
@@ -9803,33 +8210,13 @@
                 <w:rFonts w:ascii="Arial" w:hAnsi="Arial" w:cs="Arial"/>
               </w:rPr>
             </w:pPr>
-            <w:proofErr w:type="spellStart"/>
             <w:r>
               <w:rPr>
                 <w:rFonts w:ascii="Arial" w:hAnsi="Arial" w:cs="Arial"/>
                 <w:sz w:val="19"/>
               </w:rPr>
-              <w:t>npm</w:t>
-            </w:r>
-            <w:proofErr w:type="spellEnd"/>
-            <w:r>
-              <w:rPr>
-                <w:rFonts w:ascii="Arial" w:hAnsi="Arial" w:cs="Arial"/>
-                <w:sz w:val="19"/>
-              </w:rPr>
-              <w:t xml:space="preserve"> run </w:t>
-            </w:r>
-            <w:proofErr w:type="spellStart"/>
-            <w:proofErr w:type="gramStart"/>
-            <w:r>
-              <w:rPr>
-                <w:rFonts w:ascii="Arial" w:hAnsi="Arial" w:cs="Arial"/>
-                <w:sz w:val="19"/>
-              </w:rPr>
-              <w:t>dev:api</w:t>
-            </w:r>
-            <w:proofErr w:type="spellEnd"/>
-            <w:proofErr w:type="gramEnd"/>
+              <w:t>npm run dev:api</w:t>
+            </w:r>
           </w:p>
         </w:tc>
         <w:tc>
@@ -9850,23 +8237,7 @@
                 <w:rFonts w:ascii="Arial" w:hAnsi="Arial" w:cs="Arial"/>
                 <w:sz w:val="19"/>
               </w:rPr>
-              <w:t xml:space="preserve">Inicia la API con </w:t>
-            </w:r>
-            <w:proofErr w:type="spellStart"/>
-            <w:r>
-              <w:rPr>
-                <w:rFonts w:ascii="Arial" w:hAnsi="Arial" w:cs="Arial"/>
-                <w:sz w:val="19"/>
-              </w:rPr>
-              <w:t>tsx</w:t>
-            </w:r>
-            <w:proofErr w:type="spellEnd"/>
-            <w:r>
-              <w:rPr>
-                <w:rFonts w:ascii="Arial" w:hAnsi="Arial" w:cs="Arial"/>
-                <w:sz w:val="19"/>
-              </w:rPr>
-              <w:t>.</w:t>
+              <w:t>Inicia la API con tsx.</w:t>
             </w:r>
           </w:p>
         </w:tc>
@@ -9889,33 +8260,13 @@
                 <w:rFonts w:ascii="Arial" w:hAnsi="Arial" w:cs="Arial"/>
               </w:rPr>
             </w:pPr>
-            <w:proofErr w:type="spellStart"/>
             <w:r>
               <w:rPr>
                 <w:rFonts w:ascii="Arial" w:hAnsi="Arial" w:cs="Arial"/>
                 <w:sz w:val="19"/>
               </w:rPr>
-              <w:t>npm</w:t>
-            </w:r>
-            <w:proofErr w:type="spellEnd"/>
-            <w:r>
-              <w:rPr>
-                <w:rFonts w:ascii="Arial" w:hAnsi="Arial" w:cs="Arial"/>
-                <w:sz w:val="19"/>
-              </w:rPr>
-              <w:t xml:space="preserve"> run </w:t>
-            </w:r>
-            <w:proofErr w:type="spellStart"/>
-            <w:proofErr w:type="gramStart"/>
-            <w:r>
-              <w:rPr>
-                <w:rFonts w:ascii="Arial" w:hAnsi="Arial" w:cs="Arial"/>
-                <w:sz w:val="19"/>
-              </w:rPr>
-              <w:t>db:up</w:t>
-            </w:r>
-            <w:proofErr w:type="spellEnd"/>
-            <w:proofErr w:type="gramEnd"/>
+              <w:t>npm run db:up</w:t>
+            </w:r>
           </w:p>
         </w:tc>
         <w:tc>
@@ -9936,23 +8287,7 @@
                 <w:rFonts w:ascii="Arial" w:hAnsi="Arial" w:cs="Arial"/>
                 <w:sz w:val="19"/>
               </w:rPr>
-              <w:t xml:space="preserve">Levanta PostgreSQL 16 con Docker </w:t>
-            </w:r>
-            <w:proofErr w:type="spellStart"/>
-            <w:r>
-              <w:rPr>
-                <w:rFonts w:ascii="Arial" w:hAnsi="Arial" w:cs="Arial"/>
-                <w:sz w:val="19"/>
-              </w:rPr>
-              <w:t>Compose</w:t>
-            </w:r>
-            <w:proofErr w:type="spellEnd"/>
-            <w:r>
-              <w:rPr>
-                <w:rFonts w:ascii="Arial" w:hAnsi="Arial" w:cs="Arial"/>
-                <w:sz w:val="19"/>
-              </w:rPr>
-              <w:t>.</w:t>
+              <w:t>Levanta PostgreSQL 16 con Docker Compose.</w:t>
             </w:r>
           </w:p>
         </w:tc>
@@ -9975,33 +8310,13 @@
                 <w:rFonts w:ascii="Arial" w:hAnsi="Arial" w:cs="Arial"/>
               </w:rPr>
             </w:pPr>
-            <w:proofErr w:type="spellStart"/>
             <w:r>
               <w:rPr>
                 <w:rFonts w:ascii="Arial" w:hAnsi="Arial" w:cs="Arial"/>
                 <w:sz w:val="19"/>
               </w:rPr>
-              <w:t>npm</w:t>
-            </w:r>
-            <w:proofErr w:type="spellEnd"/>
-            <w:r>
-              <w:rPr>
-                <w:rFonts w:ascii="Arial" w:hAnsi="Arial" w:cs="Arial"/>
-                <w:sz w:val="19"/>
-              </w:rPr>
-              <w:t xml:space="preserve"> run </w:t>
-            </w:r>
-            <w:proofErr w:type="spellStart"/>
-            <w:proofErr w:type="gramStart"/>
-            <w:r>
-              <w:rPr>
-                <w:rFonts w:ascii="Arial" w:hAnsi="Arial" w:cs="Arial"/>
-                <w:sz w:val="19"/>
-              </w:rPr>
-              <w:t>db:down</w:t>
-            </w:r>
-            <w:proofErr w:type="spellEnd"/>
-            <w:proofErr w:type="gramEnd"/>
+              <w:t>npm run db:down</w:t>
+            </w:r>
           </w:p>
         </w:tc>
         <w:tc>
@@ -10045,33 +8360,13 @@
                 <w:rFonts w:ascii="Arial" w:hAnsi="Arial" w:cs="Arial"/>
               </w:rPr>
             </w:pPr>
-            <w:proofErr w:type="spellStart"/>
             <w:r>
               <w:rPr>
                 <w:rFonts w:ascii="Arial" w:hAnsi="Arial" w:cs="Arial"/>
                 <w:sz w:val="19"/>
               </w:rPr>
-              <w:t>npm</w:t>
-            </w:r>
-            <w:proofErr w:type="spellEnd"/>
-            <w:r>
-              <w:rPr>
-                <w:rFonts w:ascii="Arial" w:hAnsi="Arial" w:cs="Arial"/>
-                <w:sz w:val="19"/>
-              </w:rPr>
-              <w:t xml:space="preserve"> run </w:t>
-            </w:r>
-            <w:proofErr w:type="spellStart"/>
-            <w:proofErr w:type="gramStart"/>
-            <w:r>
-              <w:rPr>
-                <w:rFonts w:ascii="Arial" w:hAnsi="Arial" w:cs="Arial"/>
-                <w:sz w:val="19"/>
-              </w:rPr>
-              <w:t>db:logs</w:t>
-            </w:r>
-            <w:proofErr w:type="spellEnd"/>
-            <w:proofErr w:type="gramEnd"/>
+              <w:t>npm run db:logs</w:t>
+            </w:r>
           </w:p>
         </w:tc>
         <w:tc>
@@ -10115,31 +8410,13 @@
                 <w:rFonts w:ascii="Arial" w:hAnsi="Arial" w:cs="Arial"/>
               </w:rPr>
             </w:pPr>
-            <w:proofErr w:type="spellStart"/>
             <w:r>
               <w:rPr>
                 <w:rFonts w:ascii="Arial" w:hAnsi="Arial" w:cs="Arial"/>
                 <w:sz w:val="19"/>
               </w:rPr>
-              <w:t>npm</w:t>
-            </w:r>
-            <w:proofErr w:type="spellEnd"/>
-            <w:r>
-              <w:rPr>
-                <w:rFonts w:ascii="Arial" w:hAnsi="Arial" w:cs="Arial"/>
-                <w:sz w:val="19"/>
-              </w:rPr>
-              <w:t xml:space="preserve"> run </w:t>
-            </w:r>
-            <w:proofErr w:type="spellStart"/>
-            <w:r>
-              <w:rPr>
-                <w:rFonts w:ascii="Arial" w:hAnsi="Arial" w:cs="Arial"/>
-                <w:sz w:val="19"/>
-              </w:rPr>
-              <w:t>typecheck</w:t>
-            </w:r>
-            <w:proofErr w:type="spellEnd"/>
+              <w:t>npm run typecheck</w:t>
+            </w:r>
           </w:p>
         </w:tc>
         <w:tc>
@@ -10160,39 +8437,7 @@
                 <w:rFonts w:ascii="Arial" w:hAnsi="Arial" w:cs="Arial"/>
                 <w:sz w:val="19"/>
               </w:rPr>
-              <w:t xml:space="preserve">Valida tipos del </w:t>
-            </w:r>
-            <w:proofErr w:type="spellStart"/>
-            <w:r>
-              <w:rPr>
-                <w:rFonts w:ascii="Arial" w:hAnsi="Arial" w:cs="Arial"/>
-                <w:sz w:val="19"/>
-              </w:rPr>
-              <w:t>frontend</w:t>
-            </w:r>
-            <w:proofErr w:type="spellEnd"/>
-            <w:r>
-              <w:rPr>
-                <w:rFonts w:ascii="Arial" w:hAnsi="Arial" w:cs="Arial"/>
-                <w:sz w:val="19"/>
-              </w:rPr>
-              <w:t xml:space="preserve"> y </w:t>
-            </w:r>
-            <w:proofErr w:type="spellStart"/>
-            <w:r>
-              <w:rPr>
-                <w:rFonts w:ascii="Arial" w:hAnsi="Arial" w:cs="Arial"/>
-                <w:sz w:val="19"/>
-              </w:rPr>
-              <w:t>backend</w:t>
-            </w:r>
-            <w:proofErr w:type="spellEnd"/>
-            <w:r>
-              <w:rPr>
-                <w:rFonts w:ascii="Arial" w:hAnsi="Arial" w:cs="Arial"/>
-                <w:sz w:val="19"/>
-              </w:rPr>
-              <w:t>.</w:t>
+              <w:t>Valida tipos del frontend y backend.</w:t>
             </w:r>
           </w:p>
         </w:tc>
@@ -10215,21 +8460,12 @@
                 <w:rFonts w:ascii="Arial" w:hAnsi="Arial" w:cs="Arial"/>
               </w:rPr>
             </w:pPr>
-            <w:proofErr w:type="spellStart"/>
             <w:r>
               <w:rPr>
                 <w:rFonts w:ascii="Arial" w:hAnsi="Arial" w:cs="Arial"/>
                 <w:sz w:val="19"/>
               </w:rPr>
-              <w:t>npm</w:t>
-            </w:r>
-            <w:proofErr w:type="spellEnd"/>
-            <w:r>
-              <w:rPr>
-                <w:rFonts w:ascii="Arial" w:hAnsi="Arial" w:cs="Arial"/>
-                <w:sz w:val="19"/>
-              </w:rPr>
-              <w:t xml:space="preserve"> test</w:t>
+              <w:t>npm test</w:t>
             </w:r>
           </w:p>
         </w:tc>
@@ -10274,31 +8510,13 @@
                 <w:rFonts w:ascii="Arial" w:hAnsi="Arial" w:cs="Arial"/>
               </w:rPr>
             </w:pPr>
-            <w:proofErr w:type="spellStart"/>
             <w:r>
               <w:rPr>
                 <w:rFonts w:ascii="Arial" w:hAnsi="Arial" w:cs="Arial"/>
                 <w:sz w:val="19"/>
               </w:rPr>
-              <w:t>npm</w:t>
-            </w:r>
-            <w:proofErr w:type="spellEnd"/>
-            <w:r>
-              <w:rPr>
-                <w:rFonts w:ascii="Arial" w:hAnsi="Arial" w:cs="Arial"/>
-                <w:sz w:val="19"/>
-              </w:rPr>
-              <w:t xml:space="preserve"> run </w:t>
-            </w:r>
-            <w:proofErr w:type="spellStart"/>
-            <w:r>
-              <w:rPr>
-                <w:rFonts w:ascii="Arial" w:hAnsi="Arial" w:cs="Arial"/>
-                <w:sz w:val="19"/>
-              </w:rPr>
-              <w:t>build</w:t>
-            </w:r>
-            <w:proofErr w:type="spellEnd"/>
+              <w:t>npm run build</w:t>
+            </w:r>
           </w:p>
         </w:tc>
         <w:tc>
@@ -10319,23 +8537,7 @@
                 <w:rFonts w:ascii="Arial" w:hAnsi="Arial" w:cs="Arial"/>
                 <w:sz w:val="19"/>
               </w:rPr>
-              <w:t xml:space="preserve">Compila paquete compartido, API y </w:t>
-            </w:r>
-            <w:proofErr w:type="spellStart"/>
-            <w:r>
-              <w:rPr>
-                <w:rFonts w:ascii="Arial" w:hAnsi="Arial" w:cs="Arial"/>
-                <w:sz w:val="19"/>
-              </w:rPr>
-              <w:t>frontend</w:t>
-            </w:r>
-            <w:proofErr w:type="spellEnd"/>
-            <w:r>
-              <w:rPr>
-                <w:rFonts w:ascii="Arial" w:hAnsi="Arial" w:cs="Arial"/>
-                <w:sz w:val="19"/>
-              </w:rPr>
-              <w:t>.</w:t>
+              <w:t>Compila paquete compartido, API y frontend.</w:t>
             </w:r>
           </w:p>
         </w:tc>
@@ -10358,31 +8560,13 @@
                 <w:rFonts w:ascii="Arial" w:hAnsi="Arial" w:cs="Arial"/>
               </w:rPr>
             </w:pPr>
-            <w:proofErr w:type="spellStart"/>
             <w:r>
               <w:rPr>
                 <w:rFonts w:ascii="Arial" w:hAnsi="Arial" w:cs="Arial"/>
                 <w:sz w:val="19"/>
               </w:rPr>
-              <w:t>npm</w:t>
-            </w:r>
-            <w:proofErr w:type="spellEnd"/>
-            <w:r>
-              <w:rPr>
-                <w:rFonts w:ascii="Arial" w:hAnsi="Arial" w:cs="Arial"/>
-                <w:sz w:val="19"/>
-              </w:rPr>
-              <w:t xml:space="preserve"> run </w:t>
-            </w:r>
-            <w:proofErr w:type="spellStart"/>
-            <w:r>
-              <w:rPr>
-                <w:rFonts w:ascii="Arial" w:hAnsi="Arial" w:cs="Arial"/>
-                <w:sz w:val="19"/>
-              </w:rPr>
-              <w:t>check</w:t>
-            </w:r>
-            <w:proofErr w:type="spellEnd"/>
+              <w:t>npm run check</w:t>
+            </w:r>
           </w:p>
         </w:tc>
         <w:tc>
@@ -10403,39 +8587,7 @@
                 <w:rFonts w:ascii="Arial" w:hAnsi="Arial" w:cs="Arial"/>
                 <w:sz w:val="19"/>
               </w:rPr>
-              <w:t xml:space="preserve">Ejecuta </w:t>
-            </w:r>
-            <w:proofErr w:type="spellStart"/>
-            <w:r>
-              <w:rPr>
-                <w:rFonts w:ascii="Arial" w:hAnsi="Arial" w:cs="Arial"/>
-                <w:sz w:val="19"/>
-              </w:rPr>
-              <w:t>typecheck</w:t>
-            </w:r>
-            <w:proofErr w:type="spellEnd"/>
-            <w:r>
-              <w:rPr>
-                <w:rFonts w:ascii="Arial" w:hAnsi="Arial" w:cs="Arial"/>
-                <w:sz w:val="19"/>
-              </w:rPr>
-              <w:t xml:space="preserve">, pruebas y </w:t>
-            </w:r>
-            <w:proofErr w:type="spellStart"/>
-            <w:r>
-              <w:rPr>
-                <w:rFonts w:ascii="Arial" w:hAnsi="Arial" w:cs="Arial"/>
-                <w:sz w:val="19"/>
-              </w:rPr>
-              <w:t>build</w:t>
-            </w:r>
-            <w:proofErr w:type="spellEnd"/>
-            <w:r>
-              <w:rPr>
-                <w:rFonts w:ascii="Arial" w:hAnsi="Arial" w:cs="Arial"/>
-                <w:sz w:val="19"/>
-              </w:rPr>
-              <w:t xml:space="preserve"> como verificación integral.</w:t>
+              <w:t>Ejecuta typecheck, pruebas y build como verificación integral.</w:t>
             </w:r>
           </w:p>
         </w:tc>
@@ -10573,31 +8725,13 @@
         </w:rPr>
         <w:t xml:space="preserve">ejecutar </w:t>
       </w:r>
-      <w:proofErr w:type="spellStart"/>
       <w:r>
         <w:rPr>
           <w:rFonts w:ascii="Arial" w:hAnsi="Arial" w:cs="Arial"/>
           <w:sz w:val="18"/>
         </w:rPr>
-        <w:t>npm</w:t>
-      </w:r>
-      <w:proofErr w:type="spellEnd"/>
-      <w:r>
-        <w:rPr>
-          <w:rFonts w:ascii="Arial" w:hAnsi="Arial" w:cs="Arial"/>
-          <w:sz w:val="18"/>
-        </w:rPr>
-        <w:t xml:space="preserve"> run </w:t>
-      </w:r>
-      <w:proofErr w:type="spellStart"/>
-      <w:r>
-        <w:rPr>
-          <w:rFonts w:ascii="Arial" w:hAnsi="Arial" w:cs="Arial"/>
-          <w:sz w:val="18"/>
-        </w:rPr>
-        <w:t>check</w:t>
-      </w:r>
-      <w:proofErr w:type="spellEnd"/>
+        <w:t>npm run check</w:t>
+      </w:r>
       <w:r>
         <w:rPr>
           <w:rFonts w:ascii="Arial" w:hAnsi="Arial" w:cs="Arial"/>
@@ -10620,74 +8754,49 @@
         <w:t xml:space="preserve">El procedimiento de monitoreo, respaldo e incidentes está documentado en </w:t>
       </w:r>
       <w:hyperlink r:id="rId14">
-        <w:proofErr w:type="spellStart"/>
         <w:r>
           <w:rPr>
             <w:rFonts w:ascii="Arial" w:hAnsi="Arial" w:cs="Arial"/>
           </w:rPr>
-          <w:t>docs</w:t>
+          <w:t>docs/05_operacion_produccion/Operacion-Produccion.md</w:t>
         </w:r>
-        <w:proofErr w:type="spellEnd"/>
+      </w:hyperlink>
+      <w:r>
+        <w:rPr>
+          <w:rFonts w:ascii="Arial" w:hAnsi="Arial" w:cs="Arial"/>
+        </w:rPr>
+        <w:t>.</w:t>
+      </w:r>
+    </w:p>
+    <w:p>
+      <w:pPr>
+        <w:spacing w:line="360" w:lineRule="auto"/>
+        <w:jc w:val="both"/>
+        <w:rPr>
+          <w:rFonts w:ascii="Arial" w:hAnsi="Arial" w:cs="Arial"/>
+        </w:rPr>
+      </w:pPr>
+      <w:r>
+        <w:rPr>
+          <w:rFonts w:ascii="Arial" w:hAnsi="Arial" w:cs="Arial"/>
+        </w:rPr>
+        <w:lastRenderedPageBreak/>
+        <w:t xml:space="preserve">La API ejecuta </w:t>
+      </w:r>
+      <w:hyperlink r:id="rId15">
         <w:r>
           <w:rPr>
             <w:rFonts w:ascii="Arial" w:hAnsi="Arial" w:cs="Arial"/>
           </w:rPr>
-          <w:t>/05_operacion_produccion/Operacion-Produccion.md</w:t>
+          <w:t>db/schema.sql</w:t>
         </w:r>
       </w:hyperlink>
       <w:r>
         <w:rPr>
           <w:rFonts w:ascii="Arial" w:hAnsi="Arial" w:cs="Arial"/>
         </w:rPr>
-        <w:t>.</w:t>
-      </w:r>
-    </w:p>
-    <w:p>
-      <w:pPr>
-        <w:spacing w:line="360" w:lineRule="auto"/>
-        <w:jc w:val="both"/>
-        <w:rPr>
-          <w:rFonts w:ascii="Arial" w:hAnsi="Arial" w:cs="Arial"/>
-        </w:rPr>
-      </w:pPr>
-      <w:r>
-        <w:rPr>
-          <w:rFonts w:ascii="Arial" w:hAnsi="Arial" w:cs="Arial"/>
-        </w:rPr>
-        <w:lastRenderedPageBreak/>
-        <w:t xml:space="preserve">La API ejecuta </w:t>
-      </w:r>
-      <w:hyperlink r:id="rId15">
-        <w:proofErr w:type="spellStart"/>
-        <w:r>
-          <w:rPr>
-            <w:rFonts w:ascii="Arial" w:hAnsi="Arial" w:cs="Arial"/>
-          </w:rPr>
-          <w:t>db</w:t>
-        </w:r>
-        <w:proofErr w:type="spellEnd"/>
-        <w:r>
-          <w:rPr>
-            <w:rFonts w:ascii="Arial" w:hAnsi="Arial" w:cs="Arial"/>
-          </w:rPr>
-          <w:t>/</w:t>
-        </w:r>
-        <w:proofErr w:type="spellStart"/>
-        <w:r>
-          <w:rPr>
-            <w:rFonts w:ascii="Arial" w:hAnsi="Arial" w:cs="Arial"/>
-          </w:rPr>
-          <w:t>schema.sql</w:t>
-        </w:r>
-        <w:proofErr w:type="spellEnd"/>
-      </w:hyperlink>
-      <w:r>
-        <w:rPr>
-          <w:rFonts w:ascii="Arial" w:hAnsi="Arial" w:cs="Arial"/>
-        </w:rPr>
         <w:t xml:space="preserve"> al conectarse a PostgreSQL. El modo </w:t>
       </w:r>
-      <w:proofErr w:type="spellStart"/>
       <w:r>
         <w:rPr>
           <w:rFonts w:ascii="Arial" w:hAnsi="Arial" w:cs="Arial"/>
@@ -10695,40 +8804,11 @@
         </w:rPr>
         <w:t>memory</w:t>
       </w:r>
-      <w:proofErr w:type="spellEnd"/>
-      <w:r>
-        <w:rPr>
-          <w:rFonts w:ascii="Arial" w:hAnsi="Arial" w:cs="Arial"/>
-        </w:rPr>
-        <w:t xml:space="preserve"> se permite solamente durante desarrollo sin una base configurada. En producción o </w:t>
-      </w:r>
-      <w:proofErr w:type="spellStart"/>
-      <w:r>
-        <w:rPr>
-          <w:rFonts w:ascii="Arial" w:hAnsi="Arial" w:cs="Arial"/>
-        </w:rPr>
-        <w:t>Vercel</w:t>
-      </w:r>
-      <w:proofErr w:type="spellEnd"/>
-      <w:r>
-        <w:rPr>
-          <w:rFonts w:ascii="Arial" w:hAnsi="Arial" w:cs="Arial"/>
-        </w:rPr>
-        <w:t xml:space="preserve">, una URL ausente o una inicialización fallida detiene el </w:t>
-      </w:r>
-      <w:proofErr w:type="spellStart"/>
-      <w:r>
-        <w:rPr>
-          <w:rFonts w:ascii="Arial" w:hAnsi="Arial" w:cs="Arial"/>
-        </w:rPr>
-        <w:t>backend</w:t>
-      </w:r>
-      <w:proofErr w:type="spellEnd"/>
-      <w:r>
-        <w:rPr>
-          <w:rFonts w:ascii="Arial" w:hAnsi="Arial" w:cs="Arial"/>
-        </w:rPr>
-        <w:t>: nunca se aceptan ventas o productos que puedan desaparecer al reiniciar la función.</w:t>
+      <w:r>
+        <w:rPr>
+          <w:rFonts w:ascii="Arial" w:hAnsi="Arial" w:cs="Arial"/>
+        </w:rPr>
+        <w:t xml:space="preserve"> se permite solamente durante desarrollo sin una base configurada. En producción o Vercel, una URL ausente o una inicialización fallida detiene el backend: nunca se aceptan ventas o productos que puedan desaparecer al reiniciar la función.</w:t>
       </w:r>
     </w:p>
     <w:p>
@@ -10766,17 +8846,8 @@
           <w:rFonts w:ascii="Arial" w:hAnsi="Arial" w:cs="Arial"/>
           <w:lang w:val="es-CL"/>
         </w:rPr>
-        <w:t>NODE_ENV=</w:t>
-      </w:r>
-      <w:proofErr w:type="spellStart"/>
-      <w:r>
-        <w:rPr>
-          <w:rFonts w:ascii="Arial" w:hAnsi="Arial" w:cs="Arial"/>
-          <w:lang w:val="es-CL"/>
-        </w:rPr>
-        <w:t>development</w:t>
-      </w:r>
-      <w:proofErr w:type="spellEnd"/>
+        <w:t>NODE_ENV=development</w:t>
+      </w:r>
     </w:p>
     <w:p>
       <w:pPr>
@@ -10857,13 +8928,11 @@
         <w:jc w:val="both"/>
         <w:rPr>
           <w:rFonts w:ascii="Arial" w:hAnsi="Arial" w:cs="Arial"/>
-          <w:lang w:val="es-CL"/>
-        </w:rPr>
-      </w:pPr>
-      <w:r>
-        <w:rPr>
-          <w:rFonts w:ascii="Arial" w:hAnsi="Arial" w:cs="Arial"/>
-          <w:lang w:val="es-CL"/>
+        </w:rPr>
+      </w:pPr>
+      <w:r>
+        <w:rPr>
+          <w:rFonts w:ascii="Arial" w:hAnsi="Arial" w:cs="Arial"/>
         </w:rPr>
         <w:t>OWNER_DEMO_PASSWORD=Duoc2026</w:t>
       </w:r>
@@ -10875,13 +8944,11 @@
         <w:jc w:val="both"/>
         <w:rPr>
           <w:rFonts w:ascii="Arial" w:hAnsi="Arial" w:cs="Arial"/>
-          <w:lang w:val="es-CL"/>
-        </w:rPr>
-      </w:pPr>
-      <w:r>
-        <w:rPr>
-          <w:rFonts w:ascii="Arial" w:hAnsi="Arial" w:cs="Arial"/>
-          <w:lang w:val="es-CL"/>
+        </w:rPr>
+      </w:pPr>
+      <w:r>
+        <w:rPr>
+          <w:rFonts w:ascii="Arial" w:hAnsi="Arial" w:cs="Arial"/>
         </w:rPr>
         <w:t>SELLER_DEMO_PASSWORD=Duoc2026V</w:t>
       </w:r>
@@ -10893,13 +8960,11 @@
         <w:jc w:val="both"/>
         <w:rPr>
           <w:rFonts w:ascii="Arial" w:hAnsi="Arial" w:cs="Arial"/>
-          <w:lang w:val="es-CL"/>
-        </w:rPr>
-      </w:pPr>
-      <w:r>
-        <w:rPr>
-          <w:rFonts w:ascii="Arial" w:hAnsi="Arial" w:cs="Arial"/>
-          <w:lang w:val="es-CL"/>
+        </w:rPr>
+      </w:pPr>
+      <w:r>
+        <w:rPr>
+          <w:rFonts w:ascii="Arial" w:hAnsi="Arial" w:cs="Arial"/>
         </w:rPr>
         <w:t>PLATFORM_ADMIN_EMAIL=admin@example.com</w:t>
       </w:r>
@@ -10911,25 +8976,14 @@
         <w:jc w:val="both"/>
         <w:rPr>
           <w:rFonts w:ascii="Arial" w:hAnsi="Arial" w:cs="Arial"/>
-          <w:lang w:val="es-CL"/>
-        </w:rPr>
-      </w:pPr>
-      <w:r>
-        <w:rPr>
-          <w:rFonts w:ascii="Arial" w:hAnsi="Arial" w:cs="Arial"/>
-          <w:lang w:val="es-CL"/>
-        </w:rPr>
-        <w:t>PLATFORM_ADMIN_PASSWORD=</w:t>
-      </w:r>
-      <w:proofErr w:type="spellStart"/>
-      <w:r>
-        <w:rPr>
-          <w:rFonts w:ascii="Arial" w:hAnsi="Arial" w:cs="Arial"/>
-          <w:lang w:val="es-CL"/>
-        </w:rPr>
-        <w:t>change-this-before-production</w:t>
-      </w:r>
-      <w:proofErr w:type="spellEnd"/>
+        </w:rPr>
+      </w:pPr>
+      <w:r>
+        <w:rPr>
+          <w:rFonts w:ascii="Arial" w:hAnsi="Arial" w:cs="Arial"/>
+        </w:rPr>
+        <w:t>PLATFORM_ADMIN_PASSWORD=change-this-before-production</w:t>
+      </w:r>
     </w:p>
     <w:p>
       <w:pPr>
@@ -10938,13 +8992,11 @@
         <w:jc w:val="both"/>
         <w:rPr>
           <w:rFonts w:ascii="Arial" w:hAnsi="Arial" w:cs="Arial"/>
-          <w:lang w:val="es-CL"/>
-        </w:rPr>
-      </w:pPr>
-      <w:r>
-        <w:rPr>
-          <w:rFonts w:ascii="Arial" w:hAnsi="Arial" w:cs="Arial"/>
-          <w:lang w:val="es-CL"/>
+        </w:rPr>
+      </w:pPr>
+      <w:r>
+        <w:rPr>
+          <w:rFonts w:ascii="Arial" w:hAnsi="Arial" w:cs="Arial"/>
         </w:rPr>
         <w:t>SESSION_SECRET=change-this-in-production-with-a-long-random-value</w:t>
       </w:r>
@@ -10956,13 +9008,11 @@
         <w:jc w:val="both"/>
         <w:rPr>
           <w:rFonts w:ascii="Arial" w:hAnsi="Arial" w:cs="Arial"/>
-          <w:lang w:val="es-CL"/>
-        </w:rPr>
-      </w:pPr>
-      <w:r>
-        <w:rPr>
-          <w:rFonts w:ascii="Arial" w:hAnsi="Arial" w:cs="Arial"/>
-          <w:lang w:val="es-CL"/>
+        </w:rPr>
+      </w:pPr>
+      <w:r>
+        <w:rPr>
+          <w:rFonts w:ascii="Arial" w:hAnsi="Arial" w:cs="Arial"/>
         </w:rPr>
         <w:t>APP_URL=http://localhost:5173</w:t>
       </w:r>
@@ -10974,25 +9024,14 @@
         <w:jc w:val="both"/>
         <w:rPr>
           <w:rFonts w:ascii="Arial" w:hAnsi="Arial" w:cs="Arial"/>
-          <w:lang w:val="es-CL"/>
-        </w:rPr>
-      </w:pPr>
-      <w:r>
-        <w:rPr>
-          <w:rFonts w:ascii="Arial" w:hAnsi="Arial" w:cs="Arial"/>
-          <w:lang w:val="es-CL"/>
-        </w:rPr>
-        <w:t>EMAIL_PROVIDER=</w:t>
-      </w:r>
-      <w:proofErr w:type="spellStart"/>
-      <w:r>
-        <w:rPr>
-          <w:rFonts w:ascii="Arial" w:hAnsi="Arial" w:cs="Arial"/>
-          <w:lang w:val="es-CL"/>
-        </w:rPr>
-        <w:t>gmail</w:t>
-      </w:r>
-      <w:proofErr w:type="spellEnd"/>
+        </w:rPr>
+      </w:pPr>
+      <w:r>
+        <w:rPr>
+          <w:rFonts w:ascii="Arial" w:hAnsi="Arial" w:cs="Arial"/>
+        </w:rPr>
+        <w:t>EMAIL_PROVIDER=gmail</w:t>
+      </w:r>
     </w:p>
     <w:p>
       <w:pPr>
@@ -11001,13 +9040,11 @@
         <w:jc w:val="both"/>
         <w:rPr>
           <w:rFonts w:ascii="Arial" w:hAnsi="Arial" w:cs="Arial"/>
-          <w:lang w:val="es-CL"/>
-        </w:rPr>
-      </w:pPr>
-      <w:r>
-        <w:rPr>
-          <w:rFonts w:ascii="Arial" w:hAnsi="Arial" w:cs="Arial"/>
-          <w:lang w:val="es-CL"/>
+        </w:rPr>
+      </w:pPr>
+      <w:r>
+        <w:rPr>
+          <w:rFonts w:ascii="Arial" w:hAnsi="Arial" w:cs="Arial"/>
         </w:rPr>
         <w:t>GMAIL_USER=tu-correo@gmail.com</w:t>
       </w:r>
@@ -11019,13 +9056,11 @@
         <w:jc w:val="both"/>
         <w:rPr>
           <w:rFonts w:ascii="Arial" w:hAnsi="Arial" w:cs="Arial"/>
-          <w:lang w:val="es-CL"/>
-        </w:rPr>
-      </w:pPr>
-      <w:r>
-        <w:rPr>
-          <w:rFonts w:ascii="Arial" w:hAnsi="Arial" w:cs="Arial"/>
-          <w:lang w:val="es-CL"/>
+        </w:rPr>
+      </w:pPr>
+      <w:r>
+        <w:rPr>
+          <w:rFonts w:ascii="Arial" w:hAnsi="Arial" w:cs="Arial"/>
         </w:rPr>
         <w:t>GMAIL_APP_PASSWORD=</w:t>
       </w:r>
@@ -11037,31 +9072,13 @@
         <w:jc w:val="both"/>
         <w:rPr>
           <w:rFonts w:ascii="Arial" w:hAnsi="Arial" w:cs="Arial"/>
-          <w:lang w:val="es-CL"/>
-        </w:rPr>
-      </w:pPr>
-      <w:r>
-        <w:rPr>
-          <w:rFonts w:ascii="Arial" w:hAnsi="Arial" w:cs="Arial"/>
-          <w:lang w:val="es-CL"/>
-        </w:rPr>
-        <w:t>EMAIL_FROM=</w:t>
-      </w:r>
-      <w:proofErr w:type="spellStart"/>
-      <w:r>
-        <w:rPr>
-          <w:rFonts w:ascii="Arial" w:hAnsi="Arial" w:cs="Arial"/>
-          <w:lang w:val="es-CL"/>
-        </w:rPr>
-        <w:t>Localito</w:t>
-      </w:r>
-      <w:proofErr w:type="spellEnd"/>
-      <w:r>
-        <w:rPr>
-          <w:rFonts w:ascii="Arial" w:hAnsi="Arial" w:cs="Arial"/>
-          <w:lang w:val="es-CL"/>
-        </w:rPr>
-        <w:t xml:space="preserve"> &lt;tu-correo@gmail.com&gt;</w:t>
+        </w:rPr>
+      </w:pPr>
+      <w:r>
+        <w:rPr>
+          <w:rFonts w:ascii="Arial" w:hAnsi="Arial" w:cs="Arial"/>
+        </w:rPr>
+        <w:t>EMAIL_FROM=Localito &lt;tu-correo@gmail.com&gt;</w:t>
       </w:r>
     </w:p>
     <w:p>
@@ -11071,13 +9088,11 @@
         <w:jc w:val="both"/>
         <w:rPr>
           <w:rFonts w:ascii="Arial" w:hAnsi="Arial" w:cs="Arial"/>
-          <w:lang w:val="es-CL"/>
-        </w:rPr>
-      </w:pPr>
-      <w:r>
-        <w:rPr>
-          <w:rFonts w:ascii="Arial" w:hAnsi="Arial" w:cs="Arial"/>
-          <w:lang w:val="es-CL"/>
+        </w:rPr>
+      </w:pPr>
+      <w:r>
+        <w:rPr>
+          <w:rFonts w:ascii="Arial" w:hAnsi="Arial" w:cs="Arial"/>
         </w:rPr>
         <w:t>RESEND_API_KEY=</w:t>
       </w:r>
@@ -11089,25 +9104,14 @@
         <w:jc w:val="both"/>
         <w:rPr>
           <w:rFonts w:ascii="Arial" w:hAnsi="Arial" w:cs="Arial"/>
-          <w:lang w:val="es-CL"/>
-        </w:rPr>
-      </w:pPr>
-      <w:r>
-        <w:rPr>
-          <w:rFonts w:ascii="Arial" w:hAnsi="Arial" w:cs="Arial"/>
-          <w:lang w:val="es-CL"/>
-        </w:rPr>
-        <w:t>VISION_PROVIDER=</w:t>
-      </w:r>
-      <w:proofErr w:type="spellStart"/>
-      <w:r>
-        <w:rPr>
-          <w:rFonts w:ascii="Arial" w:hAnsi="Arial" w:cs="Arial"/>
-          <w:lang w:val="es-CL"/>
-        </w:rPr>
-        <w:t>groq</w:t>
-      </w:r>
-      <w:proofErr w:type="spellEnd"/>
+        </w:rPr>
+      </w:pPr>
+      <w:r>
+        <w:rPr>
+          <w:rFonts w:ascii="Arial" w:hAnsi="Arial" w:cs="Arial"/>
+        </w:rPr>
+        <w:t>VISION_PROVIDER=groq</w:t>
+      </w:r>
     </w:p>
     <w:p>
       <w:pPr>
@@ -11116,13 +9120,11 @@
         <w:jc w:val="both"/>
         <w:rPr>
           <w:rFonts w:ascii="Arial" w:hAnsi="Arial" w:cs="Arial"/>
-          <w:lang w:val="es-CL"/>
-        </w:rPr>
-      </w:pPr>
-      <w:r>
-        <w:rPr>
-          <w:rFonts w:ascii="Arial" w:hAnsi="Arial" w:cs="Arial"/>
-          <w:lang w:val="es-CL"/>
+        </w:rPr>
+      </w:pPr>
+      <w:r>
+        <w:rPr>
+          <w:rFonts w:ascii="Arial" w:hAnsi="Arial" w:cs="Arial"/>
         </w:rPr>
         <w:t>GROQ_API_KEY=</w:t>
       </w:r>
@@ -11134,31 +9136,13 @@
         <w:jc w:val="both"/>
         <w:rPr>
           <w:rFonts w:ascii="Arial" w:hAnsi="Arial" w:cs="Arial"/>
-          <w:lang w:val="es-CL"/>
-        </w:rPr>
-      </w:pPr>
-      <w:r>
-        <w:rPr>
-          <w:rFonts w:ascii="Arial" w:hAnsi="Arial" w:cs="Arial"/>
-          <w:lang w:val="es-CL"/>
-        </w:rPr>
-        <w:t>GROQ_VISION_MODEL=</w:t>
-      </w:r>
-      <w:proofErr w:type="spellStart"/>
-      <w:r>
-        <w:rPr>
-          <w:rFonts w:ascii="Arial" w:hAnsi="Arial" w:cs="Arial"/>
-          <w:lang w:val="es-CL"/>
-        </w:rPr>
-        <w:t>qwen</w:t>
-      </w:r>
-      <w:proofErr w:type="spellEnd"/>
-      <w:r>
-        <w:rPr>
-          <w:rFonts w:ascii="Arial" w:hAnsi="Arial" w:cs="Arial"/>
-          <w:lang w:val="es-CL"/>
-        </w:rPr>
-        <w:t>/qwen3.8-27b</w:t>
+        </w:rPr>
+      </w:pPr>
+      <w:r>
+        <w:rPr>
+          <w:rFonts w:ascii="Arial" w:hAnsi="Arial" w:cs="Arial"/>
+        </w:rPr>
+        <w:t>GROQ_VISION_MODEL=qwen/qwen3.8-27b</w:t>
       </w:r>
     </w:p>
     <w:p>
@@ -11168,13 +9152,11 @@
         <w:jc w:val="both"/>
         <w:rPr>
           <w:rFonts w:ascii="Arial" w:hAnsi="Arial" w:cs="Arial"/>
-          <w:lang w:val="es-CL"/>
-        </w:rPr>
-      </w:pPr>
-      <w:r>
-        <w:rPr>
-          <w:rFonts w:ascii="Arial" w:hAnsi="Arial" w:cs="Arial"/>
-          <w:lang w:val="es-CL"/>
+        </w:rPr>
+      </w:pPr>
+      <w:r>
+        <w:rPr>
+          <w:rFonts w:ascii="Arial" w:hAnsi="Arial" w:cs="Arial"/>
         </w:rPr>
         <w:t>OPENAI_API_KEY=</w:t>
       </w:r>
@@ -11186,13 +9168,11 @@
         <w:jc w:val="both"/>
         <w:rPr>
           <w:rFonts w:ascii="Arial" w:hAnsi="Arial" w:cs="Arial"/>
-          <w:lang w:val="es-CL"/>
-        </w:rPr>
-      </w:pPr>
-      <w:r>
-        <w:rPr>
-          <w:rFonts w:ascii="Arial" w:hAnsi="Arial" w:cs="Arial"/>
-          <w:lang w:val="es-CL"/>
+        </w:rPr>
+      </w:pPr>
+      <w:r>
+        <w:rPr>
+          <w:rFonts w:ascii="Arial" w:hAnsi="Arial" w:cs="Arial"/>
         </w:rPr>
         <w:t>OPENAI_VISION_MODEL=gpt-5.6</w:t>
       </w:r>
@@ -11203,6 +9183,7 @@
         <w:jc w:val="both"/>
         <w:rPr>
           <w:rFonts w:ascii="Arial" w:hAnsi="Arial" w:cs="Arial"/>
+          <w:lang w:val="en-US"/>
         </w:rPr>
       </w:pPr>
     </w:p>
@@ -11225,29 +9206,59 @@
           <w:rFonts w:ascii="Arial" w:hAnsi="Arial" w:cs="Arial"/>
           <w:sz w:val="18"/>
         </w:rPr>
-        <w:t>VISION_PROVIDER=</w:t>
-      </w:r>
-      <w:proofErr w:type="spellStart"/>
+        <w:t>VISION_PROVIDER=groq</w:t>
+      </w:r>
+      <w:r>
+        <w:rPr>
+          <w:rFonts w:ascii="Arial" w:hAnsi="Arial" w:cs="Arial"/>
+        </w:rPr>
+        <w:t xml:space="preserve">, </w:t>
+      </w:r>
       <w:r>
         <w:rPr>
           <w:rFonts w:ascii="Arial" w:hAnsi="Arial" w:cs="Arial"/>
           <w:sz w:val="18"/>
         </w:rPr>
-        <w:t>groq</w:t>
-      </w:r>
-      <w:proofErr w:type="spellEnd"/>
-      <w:r>
-        <w:rPr>
-          <w:rFonts w:ascii="Arial" w:hAnsi="Arial" w:cs="Arial"/>
-        </w:rPr>
-        <w:t xml:space="preserve">, </w:t>
+        <w:t>GROQ_API_KEY</w:t>
+      </w:r>
+      <w:r>
+        <w:rPr>
+          <w:rFonts w:ascii="Arial" w:hAnsi="Arial" w:cs="Arial"/>
+        </w:rPr>
+        <w:t xml:space="preserve"> y </w:t>
       </w:r>
       <w:r>
         <w:rPr>
           <w:rFonts w:ascii="Arial" w:hAnsi="Arial" w:cs="Arial"/>
           <w:sz w:val="18"/>
         </w:rPr>
-        <w:t>GROQ_API_KEY</w:t>
+        <w:t>GROQ_VISION_MODEL=qwen/qwen3.8-27b</w:t>
+      </w:r>
+      <w:r>
+        <w:rPr>
+          <w:rFonts w:ascii="Arial" w:hAnsi="Arial" w:cs="Arial"/>
+        </w:rPr>
+        <w:t xml:space="preserve">. Groq se usa desde el backend y permite ejecutar reconocimiento real sujeto a la cuota de su plan gratuito. El modelo anterior </w:t>
+      </w:r>
+      <w:r>
+        <w:rPr>
+          <w:rFonts w:ascii="Arial" w:hAnsi="Arial" w:cs="Arial"/>
+          <w:sz w:val="18"/>
+        </w:rPr>
+        <w:t>qwen/qwen3.6-27b</w:t>
+      </w:r>
+      <w:r>
+        <w:rPr>
+          <w:rFonts w:ascii="Arial" w:hAnsi="Arial" w:cs="Arial"/>
+        </w:rPr>
+        <w:t xml:space="preserve"> fue retirado del plan gratuito; Localito lo sustituye automáticamente si aún está configurado en Vercel. </w:t>
+      </w:r>
+      <w:r>
+        <w:rPr>
+          <w:rFonts w:ascii="Arial" w:hAnsi="Arial" w:cs="Arial"/>
+          <w:sz w:val="18"/>
+        </w:rPr>
+        <w:t>OPENAI_API_KEY</w:t>
       </w:r>
       <w:r>
         <w:rPr>
@@ -11260,189 +9271,13 @@
           <w:rFonts w:ascii="Arial" w:hAnsi="Arial" w:cs="Arial"/>
           <w:sz w:val="18"/>
         </w:rPr>
-        <w:t>GROQ_VISION_MODEL=</w:t>
-      </w:r>
-      <w:proofErr w:type="spellStart"/>
-      <w:r>
-        <w:rPr>
-          <w:rFonts w:ascii="Arial" w:hAnsi="Arial" w:cs="Arial"/>
-          <w:sz w:val="18"/>
-        </w:rPr>
-        <w:t>qwen</w:t>
-      </w:r>
-      <w:proofErr w:type="spellEnd"/>
-      <w:r>
-        <w:rPr>
-          <w:rFonts w:ascii="Arial" w:hAnsi="Arial" w:cs="Arial"/>
-          <w:sz w:val="18"/>
-        </w:rPr>
-        <w:t>/qwen3.8-27b</w:t>
-      </w:r>
-      <w:r>
-        <w:rPr>
-          <w:rFonts w:ascii="Arial" w:hAnsi="Arial" w:cs="Arial"/>
-        </w:rPr>
-        <w:t xml:space="preserve">. </w:t>
-      </w:r>
-      <w:proofErr w:type="spellStart"/>
-      <w:r>
-        <w:rPr>
-          <w:rFonts w:ascii="Arial" w:hAnsi="Arial" w:cs="Arial"/>
-        </w:rPr>
-        <w:t>Groq</w:t>
-      </w:r>
-      <w:proofErr w:type="spellEnd"/>
-      <w:r>
-        <w:rPr>
-          <w:rFonts w:ascii="Arial" w:hAnsi="Arial" w:cs="Arial"/>
-        </w:rPr>
-        <w:t xml:space="preserve"> se usa desde el </w:t>
-      </w:r>
-      <w:proofErr w:type="spellStart"/>
-      <w:r>
-        <w:rPr>
-          <w:rFonts w:ascii="Arial" w:hAnsi="Arial" w:cs="Arial"/>
-        </w:rPr>
-        <w:t>backend</w:t>
-      </w:r>
-      <w:proofErr w:type="spellEnd"/>
-      <w:r>
-        <w:rPr>
-          <w:rFonts w:ascii="Arial" w:hAnsi="Arial" w:cs="Arial"/>
-        </w:rPr>
-        <w:t xml:space="preserve"> y permite ejecutar reconocimiento real sujeto a la cuota de su plan gratuito. El modelo anterior </w:t>
-      </w:r>
-      <w:proofErr w:type="spellStart"/>
-      <w:r>
-        <w:rPr>
-          <w:rFonts w:ascii="Arial" w:hAnsi="Arial" w:cs="Arial"/>
-          <w:sz w:val="18"/>
-        </w:rPr>
-        <w:t>qwen</w:t>
-      </w:r>
-      <w:proofErr w:type="spellEnd"/>
-      <w:r>
-        <w:rPr>
-          <w:rFonts w:ascii="Arial" w:hAnsi="Arial" w:cs="Arial"/>
-          <w:sz w:val="18"/>
-        </w:rPr>
-        <w:t>/qwen3.6-27b</w:t>
-      </w:r>
-      <w:r>
-        <w:rPr>
-          <w:rFonts w:ascii="Arial" w:hAnsi="Arial" w:cs="Arial"/>
-        </w:rPr>
-        <w:t xml:space="preserve"> fue retirado del plan gratuito; </w:t>
-      </w:r>
-      <w:proofErr w:type="spellStart"/>
-      <w:r>
-        <w:rPr>
-          <w:rFonts w:ascii="Arial" w:hAnsi="Arial" w:cs="Arial"/>
-        </w:rPr>
-        <w:t>Localito</w:t>
-      </w:r>
-      <w:proofErr w:type="spellEnd"/>
-      <w:r>
-        <w:rPr>
-          <w:rFonts w:ascii="Arial" w:hAnsi="Arial" w:cs="Arial"/>
-        </w:rPr>
-        <w:t xml:space="preserve"> lo sustituye automáticamente si aún está configurado en </w:t>
-      </w:r>
-      <w:proofErr w:type="spellStart"/>
-      <w:r>
-        <w:rPr>
-          <w:rFonts w:ascii="Arial" w:hAnsi="Arial" w:cs="Arial"/>
-        </w:rPr>
-        <w:t>Vercel</w:t>
-      </w:r>
-      <w:proofErr w:type="spellEnd"/>
-      <w:r>
-        <w:rPr>
-          <w:rFonts w:ascii="Arial" w:hAnsi="Arial" w:cs="Arial"/>
-        </w:rPr>
-        <w:t xml:space="preserve">. </w:t>
-      </w:r>
-      <w:r>
-        <w:rPr>
-          <w:rFonts w:ascii="Arial" w:hAnsi="Arial" w:cs="Arial"/>
-          <w:sz w:val="18"/>
-        </w:rPr>
-        <w:t>OPENAI_API_KEY</w:t>
-      </w:r>
-      <w:r>
-        <w:rPr>
-          <w:rFonts w:ascii="Arial" w:hAnsi="Arial" w:cs="Arial"/>
-        </w:rPr>
-        <w:t xml:space="preserve"> y </w:t>
-      </w:r>
-      <w:r>
-        <w:rPr>
-          <w:rFonts w:ascii="Arial" w:hAnsi="Arial" w:cs="Arial"/>
-          <w:sz w:val="18"/>
-        </w:rPr>
         <w:t>OPENAI_VISION_MODEL</w:t>
       </w:r>
       <w:r>
         <w:rPr>
           <w:rFonts w:ascii="Arial" w:hAnsi="Arial" w:cs="Arial"/>
         </w:rPr>
-        <w:t xml:space="preserve"> se conservan como alternativa opcional; si no se fuerza un proveedor, </w:t>
-      </w:r>
-      <w:proofErr w:type="spellStart"/>
-      <w:r>
-        <w:rPr>
-          <w:rFonts w:ascii="Arial" w:hAnsi="Arial" w:cs="Arial"/>
-        </w:rPr>
-        <w:t>Localito</w:t>
-      </w:r>
-      <w:proofErr w:type="spellEnd"/>
-      <w:r>
-        <w:rPr>
-          <w:rFonts w:ascii="Arial" w:hAnsi="Arial" w:cs="Arial"/>
-        </w:rPr>
-        <w:t xml:space="preserve"> prefiere </w:t>
-      </w:r>
-      <w:proofErr w:type="spellStart"/>
-      <w:r>
-        <w:rPr>
-          <w:rFonts w:ascii="Arial" w:hAnsi="Arial" w:cs="Arial"/>
-        </w:rPr>
-        <w:t>Groq</w:t>
-      </w:r>
-      <w:proofErr w:type="spellEnd"/>
-      <w:r>
-        <w:rPr>
-          <w:rFonts w:ascii="Arial" w:hAnsi="Arial" w:cs="Arial"/>
-        </w:rPr>
-        <w:t xml:space="preserve"> cuando ambas claves existen. Las imágenes se reducen en el navegador, se procesan sin guardarlas en </w:t>
-      </w:r>
-      <w:proofErr w:type="spellStart"/>
-      <w:r>
-        <w:rPr>
-          <w:rFonts w:ascii="Arial" w:hAnsi="Arial" w:cs="Arial"/>
-        </w:rPr>
-        <w:t>Localito</w:t>
-      </w:r>
-      <w:proofErr w:type="spellEnd"/>
-      <w:r>
-        <w:rPr>
-          <w:rFonts w:ascii="Arial" w:hAnsi="Arial" w:cs="Arial"/>
-        </w:rPr>
-        <w:t xml:space="preserve"> y toda respuesta externa vuelve a validarse antes de afectar el flujo. Ninguna clave debe exponerse en el </w:t>
-      </w:r>
-      <w:proofErr w:type="spellStart"/>
-      <w:r>
-        <w:rPr>
-          <w:rFonts w:ascii="Arial" w:hAnsi="Arial" w:cs="Arial"/>
-        </w:rPr>
-        <w:t>frontend</w:t>
-      </w:r>
-      <w:proofErr w:type="spellEnd"/>
-      <w:r>
-        <w:rPr>
-          <w:rFonts w:ascii="Arial" w:hAnsi="Arial" w:cs="Arial"/>
-        </w:rPr>
-        <w:t xml:space="preserve">, llevar el prefijo </w:t>
+        <w:t xml:space="preserve"> se conservan como alternativa opcional; si no se fuerza un proveedor, Localito prefiere Groq cuando ambas claves existen. Las imágenes se reducen en el navegador, se procesan sin guardarlas en Localito y toda respuesta externa vuelve a validarse antes de afectar el flujo. Ninguna clave debe exponerse en el frontend, llevar el prefijo </w:t>
       </w:r>
       <w:r>
         <w:rPr>
@@ -11478,35 +9313,7 @@
         <w:rPr>
           <w:rFonts w:ascii="Arial" w:hAnsi="Arial" w:cs="Arial"/>
         </w:rPr>
-        <w:t xml:space="preserve"> firma las sesiones del modo demostración </w:t>
-      </w:r>
-      <w:proofErr w:type="spellStart"/>
-      <w:r>
-        <w:rPr>
-          <w:rFonts w:ascii="Arial" w:hAnsi="Arial" w:cs="Arial"/>
-        </w:rPr>
-        <w:t>serverless</w:t>
-      </w:r>
-      <w:proofErr w:type="spellEnd"/>
-      <w:r>
-        <w:rPr>
-          <w:rFonts w:ascii="Arial" w:hAnsi="Arial" w:cs="Arial"/>
-        </w:rPr>
-        <w:t xml:space="preserve">. En </w:t>
-      </w:r>
-      <w:proofErr w:type="spellStart"/>
-      <w:r>
-        <w:rPr>
-          <w:rFonts w:ascii="Arial" w:hAnsi="Arial" w:cs="Arial"/>
-        </w:rPr>
-        <w:t>Vercel</w:t>
-      </w:r>
-      <w:proofErr w:type="spellEnd"/>
-      <w:r>
-        <w:rPr>
-          <w:rFonts w:ascii="Arial" w:hAnsi="Arial" w:cs="Arial"/>
-        </w:rPr>
-        <w:t xml:space="preserve">, configure además </w:t>
+        <w:t xml:space="preserve"> firma las sesiones del modo demostración serverless. En Vercel, configure además </w:t>
       </w:r>
       <w:r>
         <w:rPr>
@@ -11532,80 +9339,20 @@
         <w:rPr>
           <w:rFonts w:ascii="Arial" w:hAnsi="Arial" w:cs="Arial"/>
         </w:rPr>
-        <w:t xml:space="preserve"> mediante la integración de </w:t>
-      </w:r>
-      <w:proofErr w:type="spellStart"/>
-      <w:r>
-        <w:rPr>
-          <w:rFonts w:ascii="Arial" w:hAnsi="Arial" w:cs="Arial"/>
-        </w:rPr>
-        <w:t>Supabase</w:t>
-      </w:r>
-      <w:proofErr w:type="spellEnd"/>
-      <w:r>
-        <w:rPr>
-          <w:rFonts w:ascii="Arial" w:hAnsi="Arial" w:cs="Arial"/>
-        </w:rPr>
-        <w:t xml:space="preserve">) para que registros, ventas y cambios sobrevivan entre invocaciones. Use la URL del </w:t>
-      </w:r>
-      <w:proofErr w:type="spellStart"/>
+        <w:t xml:space="preserve"> mediante la integración de Supabase) para que registros, ventas y cambios sobrevivan entre invocaciones. Use la URL del </w:t>
+      </w:r>
       <w:r>
         <w:rPr>
           <w:rFonts w:ascii="Arial" w:hAnsi="Arial" w:cs="Arial"/>
           <w:b/>
         </w:rPr>
-        <w:t>Transaction</w:t>
-      </w:r>
-      <w:proofErr w:type="spellEnd"/>
-      <w:r>
-        <w:rPr>
-          <w:rFonts w:ascii="Arial" w:hAnsi="Arial" w:cs="Arial"/>
-          <w:b/>
-        </w:rPr>
-        <w:t xml:space="preserve"> </w:t>
-      </w:r>
-      <w:proofErr w:type="spellStart"/>
-      <w:r>
-        <w:rPr>
-          <w:rFonts w:ascii="Arial" w:hAnsi="Arial" w:cs="Arial"/>
-          <w:b/>
-        </w:rPr>
-        <w:t>pooler</w:t>
-      </w:r>
-      <w:proofErr w:type="spellEnd"/>
-      <w:r>
-        <w:rPr>
-          <w:rFonts w:ascii="Arial" w:hAnsi="Arial" w:cs="Arial"/>
-        </w:rPr>
-        <w:t xml:space="preserve"> de </w:t>
-      </w:r>
-      <w:proofErr w:type="spellStart"/>
-      <w:r>
-        <w:rPr>
-          <w:rFonts w:ascii="Arial" w:hAnsi="Arial" w:cs="Arial"/>
-        </w:rPr>
-        <w:t>Supabase</w:t>
-      </w:r>
-      <w:proofErr w:type="spellEnd"/>
-      <w:r>
-        <w:rPr>
-          <w:rFonts w:ascii="Arial" w:hAnsi="Arial" w:cs="Arial"/>
-        </w:rPr>
-        <w:t xml:space="preserve"> para funciones </w:t>
-      </w:r>
-      <w:proofErr w:type="spellStart"/>
-      <w:r>
-        <w:rPr>
-          <w:rFonts w:ascii="Arial" w:hAnsi="Arial" w:cs="Arial"/>
-        </w:rPr>
-        <w:t>serverless</w:t>
-      </w:r>
-      <w:proofErr w:type="spellEnd"/>
-      <w:r>
-        <w:rPr>
-          <w:rFonts w:ascii="Arial" w:hAnsi="Arial" w:cs="Arial"/>
-        </w:rPr>
-        <w:t>.</w:t>
+        <w:t>Transaction pooler</w:t>
+      </w:r>
+      <w:r>
+        <w:rPr>
+          <w:rFonts w:ascii="Arial" w:hAnsi="Arial" w:cs="Arial"/>
+        </w:rPr>
+        <w:t xml:space="preserve"> de Supabase para funciones serverless.</w:t>
       </w:r>
     </w:p>
     <w:p>
@@ -11620,35 +9367,7 @@
         <w:rPr>
           <w:rFonts w:ascii="Arial" w:hAnsi="Arial" w:cs="Arial"/>
         </w:rPr>
-        <w:t xml:space="preserve">Los datos demo se insertan únicamente cuando PostgreSQL no contiene ningún negocio operativo. Sus identificadores legibles se convierten en UUID estables y los conflictos nunca sobrescriben precios, stock, contraseñas ni datos modificados por el usuario durante un </w:t>
-      </w:r>
-      <w:proofErr w:type="spellStart"/>
-      <w:r>
-        <w:rPr>
-          <w:rFonts w:ascii="Arial" w:hAnsi="Arial" w:cs="Arial"/>
-        </w:rPr>
-        <w:t>cold</w:t>
-      </w:r>
-      <w:proofErr w:type="spellEnd"/>
-      <w:r>
-        <w:rPr>
-          <w:rFonts w:ascii="Arial" w:hAnsi="Arial" w:cs="Arial"/>
-        </w:rPr>
-        <w:t xml:space="preserve"> </w:t>
-      </w:r>
-      <w:proofErr w:type="spellStart"/>
-      <w:r>
-        <w:rPr>
-          <w:rFonts w:ascii="Arial" w:hAnsi="Arial" w:cs="Arial"/>
-        </w:rPr>
-        <w:t>start</w:t>
-      </w:r>
-      <w:proofErr w:type="spellEnd"/>
-      <w:r>
-        <w:rPr>
-          <w:rFonts w:ascii="Arial" w:hAnsi="Arial" w:cs="Arial"/>
-        </w:rPr>
-        <w:t>.</w:t>
+        <w:t>Los datos demo se insertan únicamente cuando PostgreSQL no contiene ningún negocio operativo. Sus identificadores legibles se convierten en UUID estables y los conflictos nunca sobrescriben precios, stock, contraseñas ni datos modificados por el usuario durante un cold start.</w:t>
       </w:r>
     </w:p>
     <w:p>
@@ -11670,21 +9389,7 @@
         <w:rPr>
           <w:rFonts w:ascii="Arial" w:hAnsi="Arial" w:cs="Arial"/>
         </w:rPr>
-        <w:t xml:space="preserve"> es obligatoria para crear inicialmente el administrador en producción. Una vez creada la cuenta, su clave se cambia mediante recuperación por correo; modificar esta variable no sobrescribe la contraseña existente. Nunca publique la clave en el </w:t>
-      </w:r>
-      <w:proofErr w:type="spellStart"/>
-      <w:r>
-        <w:rPr>
-          <w:rFonts w:ascii="Arial" w:hAnsi="Arial" w:cs="Arial"/>
-        </w:rPr>
-        <w:t>frontend</w:t>
-      </w:r>
-      <w:proofErr w:type="spellEnd"/>
-      <w:r>
-        <w:rPr>
-          <w:rFonts w:ascii="Arial" w:hAnsi="Arial" w:cs="Arial"/>
-        </w:rPr>
-        <w:t xml:space="preserve"> ni en el repositorio.</w:t>
+        <w:t xml:space="preserve"> es obligatoria para crear inicialmente el administrador en producción. Una vez creada la cuenta, su clave se cambia mediante recuperación por correo; modificar esta variable no sobrescribe la contraseña existente. Nunca publique la clave en el frontend ni en el repositorio.</w:t>
       </w:r>
     </w:p>
     <w:p>
@@ -11706,107 +9411,73 @@
           <w:rFonts w:ascii="Arial" w:hAnsi="Arial" w:cs="Arial"/>
           <w:sz w:val="18"/>
         </w:rPr>
-        <w:t>EMAIL_PROVIDER=</w:t>
-      </w:r>
-      <w:proofErr w:type="spellStart"/>
+        <w:t>EMAIL_PROVIDER=gmail</w:t>
+      </w:r>
+      <w:r>
+        <w:rPr>
+          <w:rFonts w:ascii="Arial" w:hAnsi="Arial" w:cs="Arial"/>
+        </w:rPr>
+        <w:t xml:space="preserve">, </w:t>
+      </w:r>
       <w:r>
         <w:rPr>
           <w:rFonts w:ascii="Arial" w:hAnsi="Arial" w:cs="Arial"/>
           <w:sz w:val="18"/>
         </w:rPr>
-        <w:t>gmail</w:t>
-      </w:r>
-      <w:proofErr w:type="spellEnd"/>
-      <w:r>
-        <w:rPr>
-          <w:rFonts w:ascii="Arial" w:hAnsi="Arial" w:cs="Arial"/>
-        </w:rPr>
-        <w:t xml:space="preserve">, </w:t>
+        <w:t>GMAIL_USER</w:t>
+      </w:r>
+      <w:r>
+        <w:rPr>
+          <w:rFonts w:ascii="Arial" w:hAnsi="Arial" w:cs="Arial"/>
+        </w:rPr>
+        <w:t xml:space="preserve">, una </w:t>
       </w:r>
       <w:r>
         <w:rPr>
           <w:rFonts w:ascii="Arial" w:hAnsi="Arial" w:cs="Arial"/>
           <w:sz w:val="18"/>
         </w:rPr>
-        <w:t>GMAIL_USER</w:t>
-      </w:r>
-      <w:r>
-        <w:rPr>
-          <w:rFonts w:ascii="Arial" w:hAnsi="Arial" w:cs="Arial"/>
-        </w:rPr>
-        <w:t xml:space="preserve">, una </w:t>
+        <w:t>GMAIL_APP_PASSWORD</w:t>
+      </w:r>
+      <w:r>
+        <w:rPr>
+          <w:rFonts w:ascii="Arial" w:hAnsi="Arial" w:cs="Arial"/>
+        </w:rPr>
+        <w:t xml:space="preserve"> generada por Google, </w:t>
       </w:r>
       <w:r>
         <w:rPr>
           <w:rFonts w:ascii="Arial" w:hAnsi="Arial" w:cs="Arial"/>
           <w:sz w:val="18"/>
         </w:rPr>
-        <w:t>GMAIL_APP_PASSWORD</w:t>
-      </w:r>
-      <w:r>
-        <w:rPr>
-          <w:rFonts w:ascii="Arial" w:hAnsi="Arial" w:cs="Arial"/>
-        </w:rPr>
-        <w:t xml:space="preserve"> generada por Google, </w:t>
+        <w:t>EMAIL_FROM=Localito &lt;el-mismo-correo@gmail.com&gt;</w:t>
+      </w:r>
+      <w:r>
+        <w:rPr>
+          <w:rFonts w:ascii="Arial" w:hAnsi="Arial" w:cs="Arial"/>
+        </w:rPr>
+        <w:t xml:space="preserve"> y </w:t>
       </w:r>
       <w:r>
         <w:rPr>
           <w:rFonts w:ascii="Arial" w:hAnsi="Arial" w:cs="Arial"/>
           <w:sz w:val="18"/>
         </w:rPr>
-        <w:t>EMAIL_FROM=</w:t>
-      </w:r>
-      <w:proofErr w:type="spellStart"/>
+        <w:t>APP_URL=https://localito-saas.vercel.app</w:t>
+      </w:r>
+      <w:r>
+        <w:rPr>
+          <w:rFonts w:ascii="Arial" w:hAnsi="Arial" w:cs="Arial"/>
+        </w:rPr>
+        <w:t xml:space="preserve">. La cuenta de Google debe tener verificación en dos pasos; no use su contraseña normal. Como opción definitiva, configure </w:t>
+      </w:r>
       <w:r>
         <w:rPr>
           <w:rFonts w:ascii="Arial" w:hAnsi="Arial" w:cs="Arial"/>
           <w:sz w:val="18"/>
         </w:rPr>
-        <w:t>Localito</w:t>
-      </w:r>
-      <w:proofErr w:type="spellEnd"/>
-      <w:r>
-        <w:rPr>
-          <w:rFonts w:ascii="Arial" w:hAnsi="Arial" w:cs="Arial"/>
-          <w:sz w:val="18"/>
-        </w:rPr>
-        <w:t xml:space="preserve"> &lt;el-mismo-correo@gmail.com&gt;</w:t>
-      </w:r>
-      <w:r>
-        <w:rPr>
-          <w:rFonts w:ascii="Arial" w:hAnsi="Arial" w:cs="Arial"/>
-        </w:rPr>
-        <w:t xml:space="preserve"> y </w:t>
-      </w:r>
-      <w:r>
-        <w:rPr>
-          <w:rFonts w:ascii="Arial" w:hAnsi="Arial" w:cs="Arial"/>
-          <w:sz w:val="18"/>
-        </w:rPr>
-        <w:t>APP_URL=https://localito-saas.vercel.app</w:t>
-      </w:r>
-      <w:r>
-        <w:rPr>
-          <w:rFonts w:ascii="Arial" w:hAnsi="Arial" w:cs="Arial"/>
-        </w:rPr>
-        <w:t xml:space="preserve">. La cuenta de Google debe tener verificación en dos pasos; no use su contraseña normal. Como opción definitiva, configure </w:t>
-      </w:r>
-      <w:r>
-        <w:rPr>
-          <w:rFonts w:ascii="Arial" w:hAnsi="Arial" w:cs="Arial"/>
-          <w:sz w:val="18"/>
-        </w:rPr>
-        <w:t>EMAIL_PROVIDER=</w:t>
-      </w:r>
-      <w:proofErr w:type="spellStart"/>
-      <w:r>
-        <w:rPr>
-          <w:rFonts w:ascii="Arial" w:hAnsi="Arial" w:cs="Arial"/>
-          <w:sz w:val="18"/>
-        </w:rPr>
-        <w:t>resend</w:t>
-      </w:r>
-      <w:proofErr w:type="spellEnd"/>
+        <w:t>EMAIL_PROVIDER=resend</w:t>
+      </w:r>
       <w:r>
         <w:rPr>
           <w:rFonts w:ascii="Arial" w:hAnsi="Arial" w:cs="Arial"/>
@@ -11905,23 +9576,8 @@
         <w:rPr>
           <w:rFonts w:ascii="Arial" w:hAnsi="Arial" w:cs="Arial"/>
         </w:rPr>
-        <w:t xml:space="preserve">El </w:t>
-      </w:r>
-      <w:proofErr w:type="spellStart"/>
-      <w:r>
-        <w:rPr>
-          <w:rFonts w:ascii="Arial" w:hAnsi="Arial" w:cs="Arial"/>
-        </w:rPr>
-        <w:t>frontend</w:t>
-      </w:r>
-      <w:proofErr w:type="spellEnd"/>
-      <w:r>
-        <w:rPr>
-          <w:rFonts w:ascii="Arial" w:hAnsi="Arial" w:cs="Arial"/>
-        </w:rPr>
-        <w:t xml:space="preserve"> y la API se despliegan en </w:t>
-      </w:r>
-      <w:proofErr w:type="spellStart"/>
+        <w:t xml:space="preserve">El frontend y la API se despliegan en </w:t>
+      </w:r>
       <w:r>
         <w:rPr>
           <w:rFonts w:ascii="Arial" w:hAnsi="Arial" w:cs="Arial"/>
@@ -11929,14 +9585,12 @@
         </w:rPr>
         <w:t>Vercel</w:t>
       </w:r>
-      <w:proofErr w:type="spellEnd"/>
       <w:r>
         <w:rPr>
           <w:rFonts w:ascii="Arial" w:hAnsi="Arial" w:cs="Arial"/>
         </w:rPr>
         <w:t xml:space="preserve">. La persistencia de producción utiliza PostgreSQL administrado mediante </w:t>
       </w:r>
-      <w:proofErr w:type="spellStart"/>
       <w:r>
         <w:rPr>
           <w:rFonts w:ascii="Arial" w:hAnsi="Arial" w:cs="Arial"/>
@@ -11944,7 +9598,6 @@
         </w:rPr>
         <w:t>Supabase</w:t>
       </w:r>
-      <w:proofErr w:type="spellEnd"/>
       <w:r>
         <w:rPr>
           <w:rFonts w:ascii="Arial" w:hAnsi="Arial" w:cs="Arial"/>
@@ -11981,17 +9634,8 @@
           <w:rFonts w:ascii="Arial" w:hAnsi="Arial" w:cs="Arial"/>
           <w:sz w:val="18"/>
         </w:rPr>
-        <w:t>NODE_ENV=</w:t>
-      </w:r>
-      <w:proofErr w:type="spellStart"/>
-      <w:r>
-        <w:rPr>
-          <w:rFonts w:ascii="Arial" w:hAnsi="Arial" w:cs="Arial"/>
-          <w:sz w:val="18"/>
-        </w:rPr>
-        <w:t>production</w:t>
-      </w:r>
-      <w:proofErr w:type="spellEnd"/>
+        <w:t>NODE_ENV=production</w:t>
+      </w:r>
       <w:r>
         <w:rPr>
           <w:rFonts w:ascii="Arial" w:hAnsi="Arial" w:cs="Arial"/>
@@ -12032,35 +9676,7 @@
         <w:rPr>
           <w:rFonts w:ascii="Arial" w:hAnsi="Arial" w:cs="Arial"/>
         </w:rPr>
-        <w:t xml:space="preserve"> mediante el </w:t>
-      </w:r>
-      <w:proofErr w:type="spellStart"/>
-      <w:r>
-        <w:rPr>
-          <w:rFonts w:ascii="Arial" w:hAnsi="Arial" w:cs="Arial"/>
-        </w:rPr>
-        <w:t>Transaction</w:t>
-      </w:r>
-      <w:proofErr w:type="spellEnd"/>
-      <w:r>
-        <w:rPr>
-          <w:rFonts w:ascii="Arial" w:hAnsi="Arial" w:cs="Arial"/>
-        </w:rPr>
-        <w:t xml:space="preserve"> Pooler de </w:t>
-      </w:r>
-      <w:proofErr w:type="spellStart"/>
-      <w:r>
-        <w:rPr>
-          <w:rFonts w:ascii="Arial" w:hAnsi="Arial" w:cs="Arial"/>
-        </w:rPr>
-        <w:t>Supabase</w:t>
-      </w:r>
-      <w:proofErr w:type="spellEnd"/>
-      <w:r>
-        <w:rPr>
-          <w:rFonts w:ascii="Arial" w:hAnsi="Arial" w:cs="Arial"/>
-        </w:rPr>
-        <w:t>;</w:t>
+        <w:t xml:space="preserve"> mediante el Transaction Pooler de Supabase;</w:t>
       </w:r>
     </w:p>
     <w:p>
@@ -12163,38 +9779,15 @@
           <w:rFonts w:ascii="Arial" w:hAnsi="Arial" w:cs="Arial"/>
         </w:rPr>
         <w:lastRenderedPageBreak/>
-        <w:t xml:space="preserve">El </w:t>
-      </w:r>
-      <w:proofErr w:type="spellStart"/>
-      <w:r>
-        <w:rPr>
-          <w:rFonts w:ascii="Arial" w:hAnsi="Arial" w:cs="Arial"/>
-        </w:rPr>
-        <w:t>endpoint</w:t>
-      </w:r>
-      <w:proofErr w:type="spellEnd"/>
-      <w:r>
-        <w:rPr>
-          <w:rFonts w:ascii="Arial" w:hAnsi="Arial" w:cs="Arial"/>
-        </w:rPr>
-        <w:t xml:space="preserve"> </w:t>
+        <w:t xml:space="preserve">El endpoint </w:t>
       </w:r>
       <w:r>
         <w:rPr>
           <w:rFonts w:ascii="Arial" w:hAnsi="Arial" w:cs="Arial"/>
           <w:sz w:val="18"/>
         </w:rPr>
-        <w:t>/api/</w:t>
-      </w:r>
-      <w:proofErr w:type="spellStart"/>
-      <w:r>
-        <w:rPr>
-          <w:rFonts w:ascii="Arial" w:hAnsi="Arial" w:cs="Arial"/>
-          <w:sz w:val="18"/>
-        </w:rPr>
-        <w:t>health</w:t>
-      </w:r>
-      <w:proofErr w:type="spellEnd"/>
+        <w:t>/api/health</w:t>
+      </w:r>
       <w:r>
         <w:rPr>
           <w:rFonts w:ascii="Arial" w:hAnsi="Arial" w:cs="Arial"/>
@@ -12217,18 +9810,10 @@
         <w:rPr>
           <w:rFonts w:ascii="Arial" w:hAnsi="Arial" w:cs="Arial"/>
         </w:rPr>
-        <w:t xml:space="preserve">3.14 Migración a </w:t>
-      </w:r>
-      <w:proofErr w:type="spellStart"/>
-      <w:r>
-        <w:rPr>
-          <w:rFonts w:ascii="Arial" w:hAnsi="Arial" w:cs="Arial"/>
-        </w:rPr>
-        <w:t>Supabase</w:t>
+        <w:t>3.14 Migración a Supabase</w:t>
       </w:r>
       <w:bookmarkEnd w:id="50"/>
       <w:bookmarkEnd w:id="51"/>
-      <w:proofErr w:type="spellEnd"/>
     </w:p>
     <w:p>
       <w:pPr>
@@ -12245,7 +9830,6 @@
         </w:rPr>
         <w:t xml:space="preserve">Abra </w:t>
       </w:r>
-      <w:proofErr w:type="spellStart"/>
       <w:r>
         <w:rPr>
           <w:rFonts w:ascii="Arial" w:hAnsi="Arial" w:cs="Arial"/>
@@ -12253,52 +9837,19 @@
         </w:rPr>
         <w:t>Connect</w:t>
       </w:r>
-      <w:proofErr w:type="spellEnd"/>
-      <w:r>
-        <w:rPr>
-          <w:rFonts w:ascii="Arial" w:hAnsi="Arial" w:cs="Arial"/>
-        </w:rPr>
-        <w:t xml:space="preserve"> en el proyecto </w:t>
-      </w:r>
-      <w:proofErr w:type="spellStart"/>
-      <w:r>
-        <w:rPr>
-          <w:rFonts w:ascii="Arial" w:hAnsi="Arial" w:cs="Arial"/>
-        </w:rPr>
-        <w:t>Supabase</w:t>
-      </w:r>
-      <w:proofErr w:type="spellEnd"/>
-      <w:r>
-        <w:rPr>
-          <w:rFonts w:ascii="Arial" w:hAnsi="Arial" w:cs="Arial"/>
-        </w:rPr>
-        <w:t xml:space="preserve"> y copie la URI de </w:t>
-      </w:r>
-      <w:proofErr w:type="spellStart"/>
+      <w:r>
+        <w:rPr>
+          <w:rFonts w:ascii="Arial" w:hAnsi="Arial" w:cs="Arial"/>
+        </w:rPr>
+        <w:t xml:space="preserve"> en el proyecto Supabase y copie la URI de </w:t>
+      </w:r>
       <w:r>
         <w:rPr>
           <w:rFonts w:ascii="Arial" w:hAnsi="Arial" w:cs="Arial"/>
           <w:b/>
         </w:rPr>
-        <w:t>Transaction</w:t>
-      </w:r>
-      <w:proofErr w:type="spellEnd"/>
-      <w:r>
-        <w:rPr>
-          <w:rFonts w:ascii="Arial" w:hAnsi="Arial" w:cs="Arial"/>
-          <w:b/>
-        </w:rPr>
-        <w:t xml:space="preserve"> </w:t>
-      </w:r>
-      <w:proofErr w:type="spellStart"/>
-      <w:r>
-        <w:rPr>
-          <w:rFonts w:ascii="Arial" w:hAnsi="Arial" w:cs="Arial"/>
-          <w:b/>
-        </w:rPr>
-        <w:t>pooler</w:t>
-      </w:r>
-      <w:proofErr w:type="spellEnd"/>
+        <w:t>Transaction pooler</w:t>
+      </w:r>
       <w:r>
         <w:rPr>
           <w:rFonts w:ascii="Arial" w:hAnsi="Arial" w:cs="Arial"/>
@@ -12319,21 +9870,7 @@
         <w:rPr>
           <w:rFonts w:ascii="Arial" w:hAnsi="Arial" w:cs="Arial"/>
         </w:rPr>
-        <w:t xml:space="preserve">En </w:t>
-      </w:r>
-      <w:proofErr w:type="spellStart"/>
-      <w:r>
-        <w:rPr>
-          <w:rFonts w:ascii="Arial" w:hAnsi="Arial" w:cs="Arial"/>
-        </w:rPr>
-        <w:t>Vercel</w:t>
-      </w:r>
-      <w:proofErr w:type="spellEnd"/>
-      <w:r>
-        <w:rPr>
-          <w:rFonts w:ascii="Arial" w:hAnsi="Arial" w:cs="Arial"/>
-        </w:rPr>
-        <w:t xml:space="preserve">, agregue esa URI como </w:t>
+        <w:t xml:space="preserve">En Vercel, agregue esa URI como </w:t>
       </w:r>
       <w:r>
         <w:rPr>
@@ -12346,49 +9883,7 @@
         <w:rPr>
           <w:rFonts w:ascii="Arial" w:hAnsi="Arial" w:cs="Arial"/>
         </w:rPr>
-        <w:t xml:space="preserve"> para </w:t>
-      </w:r>
-      <w:proofErr w:type="spellStart"/>
-      <w:r>
-        <w:rPr>
-          <w:rFonts w:ascii="Arial" w:hAnsi="Arial" w:cs="Arial"/>
-        </w:rPr>
-        <w:t>Production</w:t>
-      </w:r>
-      <w:proofErr w:type="spellEnd"/>
-      <w:r>
-        <w:rPr>
-          <w:rFonts w:ascii="Arial" w:hAnsi="Arial" w:cs="Arial"/>
-        </w:rPr>
-        <w:t xml:space="preserve">, </w:t>
-      </w:r>
-      <w:proofErr w:type="spellStart"/>
-      <w:r>
-        <w:rPr>
-          <w:rFonts w:ascii="Arial" w:hAnsi="Arial" w:cs="Arial"/>
-        </w:rPr>
-        <w:t>Preview</w:t>
-      </w:r>
-      <w:proofErr w:type="spellEnd"/>
-      <w:r>
-        <w:rPr>
-          <w:rFonts w:ascii="Arial" w:hAnsi="Arial" w:cs="Arial"/>
-        </w:rPr>
-        <w:t xml:space="preserve"> y </w:t>
-      </w:r>
-      <w:proofErr w:type="spellStart"/>
-      <w:r>
-        <w:rPr>
-          <w:rFonts w:ascii="Arial" w:hAnsi="Arial" w:cs="Arial"/>
-        </w:rPr>
-        <w:t>Development</w:t>
-      </w:r>
-      <w:proofErr w:type="spellEnd"/>
-      <w:r>
-        <w:rPr>
-          <w:rFonts w:ascii="Arial" w:hAnsi="Arial" w:cs="Arial"/>
-        </w:rPr>
-        <w:t xml:space="preserve">. Agregue también </w:t>
+        <w:t xml:space="preserve"> para Production, Preview y Development. Agregue también </w:t>
       </w:r>
       <w:r>
         <w:rPr>
@@ -12458,49 +9953,7 @@
         <w:rPr>
           <w:rFonts w:ascii="Arial" w:hAnsi="Arial" w:cs="Arial"/>
         </w:rPr>
-        <w:t xml:space="preserve">Las tablas tienen RLS activado y sin políticas públicas: </w:t>
-      </w:r>
-      <w:proofErr w:type="spellStart"/>
-      <w:r>
-        <w:rPr>
-          <w:rFonts w:ascii="Arial" w:hAnsi="Arial" w:cs="Arial"/>
-        </w:rPr>
-        <w:t>Localito</w:t>
-      </w:r>
-      <w:proofErr w:type="spellEnd"/>
-      <w:r>
-        <w:rPr>
-          <w:rFonts w:ascii="Arial" w:hAnsi="Arial" w:cs="Arial"/>
-        </w:rPr>
-        <w:t xml:space="preserve"> accede exclusivamente desde la API mediante PostgreSQL. Para migraciones manuales o herramientas de escritorio se puede usar la conexión directa; para </w:t>
-      </w:r>
-      <w:proofErr w:type="spellStart"/>
-      <w:r>
-        <w:rPr>
-          <w:rFonts w:ascii="Arial" w:hAnsi="Arial" w:cs="Arial"/>
-        </w:rPr>
-        <w:t>Vercel</w:t>
-      </w:r>
-      <w:proofErr w:type="spellEnd"/>
-      <w:r>
-        <w:rPr>
-          <w:rFonts w:ascii="Arial" w:hAnsi="Arial" w:cs="Arial"/>
-        </w:rPr>
-        <w:t xml:space="preserve"> debe mantenerse el </w:t>
-      </w:r>
-      <w:proofErr w:type="spellStart"/>
-      <w:r>
-        <w:rPr>
-          <w:rFonts w:ascii="Arial" w:hAnsi="Arial" w:cs="Arial"/>
-        </w:rPr>
-        <w:t>pooler</w:t>
-      </w:r>
-      <w:proofErr w:type="spellEnd"/>
-      <w:r>
-        <w:rPr>
-          <w:rFonts w:ascii="Arial" w:hAnsi="Arial" w:cs="Arial"/>
-        </w:rPr>
-        <w:t xml:space="preserve"> de transacciones.</w:t>
+        <w:t>Las tablas tienen RLS activado y sin políticas públicas: Localito accede exclusivamente desde la API mediante PostgreSQL. Para migraciones manuales o herramientas de escritorio se puede usar la conexión directa; para Vercel debe mantenerse el pooler de transacciones.</w:t>
       </w:r>
     </w:p>
     <w:p>
@@ -12666,7 +10119,6 @@
                 <w:rFonts w:ascii="Arial" w:hAnsi="Arial" w:cs="Arial"/>
               </w:rPr>
             </w:pPr>
-            <w:proofErr w:type="spellStart"/>
             <w:r>
               <w:rPr>
                 <w:rFonts w:ascii="Arial" w:hAnsi="Arial" w:cs="Arial"/>
@@ -12674,7 +10126,6 @@
               </w:rPr>
               <w:t>juanita@localito.demo</w:t>
             </w:r>
-            <w:proofErr w:type="spellEnd"/>
           </w:p>
         </w:tc>
         <w:tc>
@@ -12741,7 +10192,6 @@
                 <w:rFonts w:ascii="Arial" w:hAnsi="Arial" w:cs="Arial"/>
               </w:rPr>
             </w:pPr>
-            <w:proofErr w:type="spellStart"/>
             <w:r>
               <w:rPr>
                 <w:rFonts w:ascii="Arial" w:hAnsi="Arial" w:cs="Arial"/>
@@ -12749,7 +10199,6 @@
               </w:rPr>
               <w:t>juanita+vendedor@localito.demo</w:t>
             </w:r>
-            <w:proofErr w:type="spellEnd"/>
           </w:p>
         </w:tc>
         <w:tc>
@@ -12799,23 +10248,7 @@
                 <w:rFonts w:ascii="Arial" w:hAnsi="Arial" w:cs="Arial"/>
                 <w:sz w:val="19"/>
               </w:rPr>
-              <w:t xml:space="preserve">Dueño </w:t>
-            </w:r>
-            <w:proofErr w:type="spellStart"/>
-            <w:r>
-              <w:rPr>
-                <w:rFonts w:ascii="Arial" w:hAnsi="Arial" w:cs="Arial"/>
-                <w:sz w:val="19"/>
-              </w:rPr>
-              <w:t>Botilleria</w:t>
-            </w:r>
-            <w:proofErr w:type="spellEnd"/>
-            <w:r>
-              <w:rPr>
-                <w:rFonts w:ascii="Arial" w:hAnsi="Arial" w:cs="Arial"/>
-                <w:sz w:val="19"/>
-              </w:rPr>
-              <w:t xml:space="preserve"> Don Pepe</w:t>
+              <w:t>Dueño Botilleria Don Pepe</w:t>
             </w:r>
           </w:p>
         </w:tc>
@@ -12832,7 +10265,6 @@
                 <w:rFonts w:ascii="Arial" w:hAnsi="Arial" w:cs="Arial"/>
               </w:rPr>
             </w:pPr>
-            <w:proofErr w:type="spellStart"/>
             <w:r>
               <w:rPr>
                 <w:rFonts w:ascii="Arial" w:hAnsi="Arial" w:cs="Arial"/>
@@ -12840,7 +10272,6 @@
               </w:rPr>
               <w:t>donpepe@localito.demo</w:t>
             </w:r>
-            <w:proofErr w:type="spellEnd"/>
           </w:p>
         </w:tc>
         <w:tc>
@@ -12890,23 +10321,7 @@
                 <w:rFonts w:ascii="Arial" w:hAnsi="Arial" w:cs="Arial"/>
                 <w:sz w:val="19"/>
               </w:rPr>
-              <w:t xml:space="preserve">Vendedor </w:t>
-            </w:r>
-            <w:proofErr w:type="spellStart"/>
-            <w:r>
-              <w:rPr>
-                <w:rFonts w:ascii="Arial" w:hAnsi="Arial" w:cs="Arial"/>
-                <w:sz w:val="19"/>
-              </w:rPr>
-              <w:t>Botilleria</w:t>
-            </w:r>
-            <w:proofErr w:type="spellEnd"/>
-            <w:r>
-              <w:rPr>
-                <w:rFonts w:ascii="Arial" w:hAnsi="Arial" w:cs="Arial"/>
-                <w:sz w:val="19"/>
-              </w:rPr>
-              <w:t xml:space="preserve"> Don Pepe</w:t>
+              <w:t>Vendedor Botilleria Don Pepe</w:t>
             </w:r>
           </w:p>
         </w:tc>
@@ -12923,7 +10338,6 @@
                 <w:rFonts w:ascii="Arial" w:hAnsi="Arial" w:cs="Arial"/>
               </w:rPr>
             </w:pPr>
-            <w:proofErr w:type="spellStart"/>
             <w:r>
               <w:rPr>
                 <w:rFonts w:ascii="Arial" w:hAnsi="Arial" w:cs="Arial"/>
@@ -12931,7 +10345,6 @@
               </w:rPr>
               <w:t>donpepe+vendedor@localito.demo</w:t>
             </w:r>
-            <w:proofErr w:type="spellEnd"/>
           </w:p>
         </w:tc>
         <w:tc>
@@ -12981,23 +10394,7 @@
                 <w:rFonts w:ascii="Arial" w:hAnsi="Arial" w:cs="Arial"/>
                 <w:sz w:val="19"/>
               </w:rPr>
-              <w:t xml:space="preserve">Dueño </w:t>
-            </w:r>
-            <w:proofErr w:type="spellStart"/>
-            <w:r>
-              <w:rPr>
-                <w:rFonts w:ascii="Arial" w:hAnsi="Arial" w:cs="Arial"/>
-                <w:sz w:val="19"/>
-              </w:rPr>
-              <w:t>Peluqueria</w:t>
-            </w:r>
-            <w:proofErr w:type="spellEnd"/>
-            <w:r>
-              <w:rPr>
-                <w:rFonts w:ascii="Arial" w:hAnsi="Arial" w:cs="Arial"/>
-                <w:sz w:val="19"/>
-              </w:rPr>
-              <w:t xml:space="preserve"> La Esquina</w:t>
+              <w:t>Dueño Peluqueria La Esquina</w:t>
             </w:r>
           </w:p>
         </w:tc>
@@ -13014,7 +10411,6 @@
                 <w:rFonts w:ascii="Arial" w:hAnsi="Arial" w:cs="Arial"/>
               </w:rPr>
             </w:pPr>
-            <w:proofErr w:type="spellStart"/>
             <w:r>
               <w:rPr>
                 <w:rFonts w:ascii="Arial" w:hAnsi="Arial" w:cs="Arial"/>
@@ -13022,7 +10418,6 @@
               </w:rPr>
               <w:t>peluqueria@localito.demo</w:t>
             </w:r>
-            <w:proofErr w:type="spellEnd"/>
           </w:p>
         </w:tc>
         <w:tc>
@@ -13072,23 +10467,7 @@
                 <w:rFonts w:ascii="Arial" w:hAnsi="Arial" w:cs="Arial"/>
                 <w:sz w:val="19"/>
               </w:rPr>
-              <w:t xml:space="preserve">Vendedor </w:t>
-            </w:r>
-            <w:proofErr w:type="spellStart"/>
-            <w:r>
-              <w:rPr>
-                <w:rFonts w:ascii="Arial" w:hAnsi="Arial" w:cs="Arial"/>
-                <w:sz w:val="19"/>
-              </w:rPr>
-              <w:t>Peluqueria</w:t>
-            </w:r>
-            <w:proofErr w:type="spellEnd"/>
-            <w:r>
-              <w:rPr>
-                <w:rFonts w:ascii="Arial" w:hAnsi="Arial" w:cs="Arial"/>
-                <w:sz w:val="19"/>
-              </w:rPr>
-              <w:t xml:space="preserve"> La Esquina</w:t>
+              <w:t>Vendedor Peluqueria La Esquina</w:t>
             </w:r>
           </w:p>
         </w:tc>
@@ -13105,7 +10484,6 @@
                 <w:rFonts w:ascii="Arial" w:hAnsi="Arial" w:cs="Arial"/>
               </w:rPr>
             </w:pPr>
-            <w:proofErr w:type="spellStart"/>
             <w:r>
               <w:rPr>
                 <w:rFonts w:ascii="Arial" w:hAnsi="Arial" w:cs="Arial"/>
@@ -13113,7 +10491,6 @@
               </w:rPr>
               <w:t>peluqueria+vendedor@localito.demo</w:t>
             </w:r>
-            <w:proofErr w:type="spellEnd"/>
           </w:p>
         </w:tc>
         <w:tc>
@@ -13189,46 +10566,15 @@
         <w:rPr>
           <w:rFonts w:ascii="Arial" w:hAnsi="Arial" w:cs="Arial"/>
         </w:rPr>
-        <w:t xml:space="preserve">En desarrollo local, si no se define otra clave, el administrador usa una cuenta de desarrollo cuyo correo y clave se definen en el </w:t>
-      </w:r>
-      <w:proofErr w:type="gramStart"/>
-      <w:r>
-        <w:rPr>
-          <w:rFonts w:ascii="Arial" w:hAnsi="Arial" w:cs="Arial"/>
-        </w:rPr>
-        <w:t>archivo .</w:t>
-      </w:r>
-      <w:proofErr w:type="spellStart"/>
-      <w:r>
-        <w:rPr>
-          <w:rFonts w:ascii="Arial" w:hAnsi="Arial" w:cs="Arial"/>
-        </w:rPr>
-        <w:t>env</w:t>
-      </w:r>
-      <w:proofErr w:type="spellEnd"/>
-      <w:proofErr w:type="gramEnd"/>
-      <w:r>
-        <w:rPr>
-          <w:rFonts w:ascii="Arial" w:hAnsi="Arial" w:cs="Arial"/>
-        </w:rPr>
-        <w:t xml:space="preserve"> local (PLATFORM_ADMIN_EMAIL y PLATFORM_ADMIN_PASSWORD) y no se publican en este documento. Ese valor de desarrollo se deshabilita automáticamente con </w:t>
+        <w:t xml:space="preserve">En desarrollo local, si no se define otra clave, el administrador usa una cuenta de desarrollo cuyo correo y clave se definen en el archivo .env local (PLATFORM_ADMIN_EMAIL y PLATFORM_ADMIN_PASSWORD) y no se publican en este documento. Ese valor de desarrollo se deshabilita automáticamente con </w:t>
       </w:r>
       <w:r>
         <w:rPr>
           <w:rFonts w:ascii="Arial" w:hAnsi="Arial" w:cs="Arial"/>
           <w:sz w:val="18"/>
         </w:rPr>
-        <w:t>NODE_ENV=</w:t>
-      </w:r>
-      <w:proofErr w:type="spellStart"/>
-      <w:r>
-        <w:rPr>
-          <w:rFonts w:ascii="Arial" w:hAnsi="Arial" w:cs="Arial"/>
-          <w:sz w:val="18"/>
-        </w:rPr>
-        <w:t>production</w:t>
-      </w:r>
-      <w:proofErr w:type="spellEnd"/>
+        <w:t>NODE_ENV=production</w:t>
+      </w:r>
       <w:r>
         <w:rPr>
           <w:rFonts w:ascii="Arial" w:hAnsi="Arial" w:cs="Arial"/>
@@ -13286,21 +10632,7 @@
         <w:rPr>
           <w:rFonts w:ascii="Arial" w:hAnsi="Arial" w:cs="Arial"/>
         </w:rPr>
-        <w:t xml:space="preserve">Iniciar sesión como dueño: si el catálogo está vacío, </w:t>
-      </w:r>
-      <w:proofErr w:type="spellStart"/>
-      <w:r>
-        <w:rPr>
-          <w:rFonts w:ascii="Arial" w:hAnsi="Arial" w:cs="Arial"/>
-        </w:rPr>
-        <w:t>Localito</w:t>
-      </w:r>
-      <w:proofErr w:type="spellEnd"/>
-      <w:r>
-        <w:rPr>
-          <w:rFonts w:ascii="Arial" w:hAnsi="Arial" w:cs="Arial"/>
-        </w:rPr>
-        <w:t xml:space="preserve"> abre </w:t>
+        <w:t xml:space="preserve">Iniciar sesión como dueño: si el catálogo está vacío, Localito abre </w:t>
       </w:r>
       <w:r>
         <w:rPr>
@@ -13387,21 +10719,7 @@
         <w:rPr>
           <w:rFonts w:ascii="Arial" w:hAnsi="Arial" w:cs="Arial"/>
         </w:rPr>
-        <w:t xml:space="preserve">, fotografiar varios productos, revisar cantidades y agregarlos al </w:t>
-      </w:r>
-      <w:proofErr w:type="gramStart"/>
-      <w:r>
-        <w:rPr>
-          <w:rFonts w:ascii="Arial" w:hAnsi="Arial" w:cs="Arial"/>
-        </w:rPr>
-        <w:t>ticket</w:t>
-      </w:r>
-      <w:proofErr w:type="gramEnd"/>
-      <w:r>
-        <w:rPr>
-          <w:rFonts w:ascii="Arial" w:hAnsi="Arial" w:cs="Arial"/>
-        </w:rPr>
-        <w:t xml:space="preserve">; luego pulsar </w:t>
+        <w:t xml:space="preserve">, fotografiar varios productos, revisar cantidades y agregarlos al ticket; luego pulsar </w:t>
       </w:r>
       <w:r>
         <w:rPr>
@@ -13528,21 +10846,7 @@
         <w:rPr>
           <w:rFonts w:ascii="Arial" w:hAnsi="Arial" w:cs="Arial"/>
         </w:rPr>
-        <w:t xml:space="preserve">3.17 Venta </w:t>
-      </w:r>
-      <w:proofErr w:type="gramStart"/>
-      <w:r>
-        <w:rPr>
-          <w:rFonts w:ascii="Arial" w:hAnsi="Arial" w:cs="Arial"/>
-        </w:rPr>
-        <w:t>Rápida  cámara</w:t>
-      </w:r>
-      <w:proofErr w:type="gramEnd"/>
-      <w:r>
-        <w:rPr>
-          <w:rFonts w:ascii="Arial" w:hAnsi="Arial" w:cs="Arial"/>
-        </w:rPr>
-        <w:t xml:space="preserve"> y código de barras</w:t>
+        <w:t>3.17 Venta Rápida  cámara y código de barras</w:t>
       </w:r>
       <w:bookmarkEnd w:id="56"/>
       <w:bookmarkEnd w:id="57"/>
@@ -13566,35 +10870,7 @@
         <w:rPr>
           <w:rFonts w:ascii="Arial" w:hAnsi="Arial" w:cs="Arial"/>
         </w:rPr>
-        <w:t xml:space="preserve"> permite tomar o subir una foto con varios productos. El navegador reduce la imagen y la API solicita una respuesta estructurada contra el catálogo aislado del negocio. Los </w:t>
-      </w:r>
-      <w:proofErr w:type="spellStart"/>
-      <w:r>
-        <w:rPr>
-          <w:rFonts w:ascii="Arial" w:hAnsi="Arial" w:cs="Arial"/>
-        </w:rPr>
-        <w:t>IDs</w:t>
-      </w:r>
-      <w:proofErr w:type="spellEnd"/>
-      <w:r>
-        <w:rPr>
-          <w:rFonts w:ascii="Arial" w:hAnsi="Arial" w:cs="Arial"/>
-        </w:rPr>
-        <w:t xml:space="preserve"> que no pertenecen al catálogo se descartan; precios y stock siempre se completan desde la base de </w:t>
-      </w:r>
-      <w:proofErr w:type="spellStart"/>
-      <w:r>
-        <w:rPr>
-          <w:rFonts w:ascii="Arial" w:hAnsi="Arial" w:cs="Arial"/>
-        </w:rPr>
-        <w:t>Localito</w:t>
-      </w:r>
-      <w:proofErr w:type="spellEnd"/>
-      <w:r>
-        <w:rPr>
-          <w:rFonts w:ascii="Arial" w:hAnsi="Arial" w:cs="Arial"/>
-        </w:rPr>
-        <w:t>. Coincidencias ambiguas y productos no reconocidos deben confirmarse, cambiarse, buscarse o ignorarse antes de continuar.</w:t>
+        <w:t xml:space="preserve"> permite tomar o subir una foto con varios productos. El navegador reduce la imagen y la API solicita una respuesta estructurada contra el catálogo aislado del negocio. Los IDs que no pertenecen al catálogo se descartan; precios y stock siempre se completan desde la base de Localito. Coincidencias ambiguas y productos no reconocidos deben confirmarse, cambiarse, buscarse o ignorarse antes de continuar.</w:t>
       </w:r>
     </w:p>
     <w:p>
@@ -13609,49 +10885,7 @@
         <w:rPr>
           <w:rFonts w:ascii="Arial" w:hAnsi="Arial" w:cs="Arial"/>
         </w:rPr>
-        <w:t xml:space="preserve">Cada producto y cantidad requieren confirmación humana antes de habilitar el envío al </w:t>
-      </w:r>
-      <w:proofErr w:type="gramStart"/>
-      <w:r>
-        <w:rPr>
-          <w:rFonts w:ascii="Arial" w:hAnsi="Arial" w:cs="Arial"/>
-        </w:rPr>
-        <w:t>ticket</w:t>
-      </w:r>
-      <w:proofErr w:type="gramEnd"/>
-      <w:r>
-        <w:rPr>
-          <w:rFonts w:ascii="Arial" w:hAnsi="Arial" w:cs="Arial"/>
-        </w:rPr>
-        <w:t xml:space="preserve">. Los conteos repetidos o visualmente dudosos muestran una alerta específica. La API aplica un límite preventivo de 40 análisis por usuario y hora, aplicado en memoria por instancia (no es un tope global en un despliegue </w:t>
-      </w:r>
-      <w:proofErr w:type="spellStart"/>
-      <w:r>
-        <w:rPr>
-          <w:rFonts w:ascii="Arial" w:hAnsi="Arial" w:cs="Arial"/>
-        </w:rPr>
-        <w:t>serverless</w:t>
-      </w:r>
-      <w:proofErr w:type="spellEnd"/>
-      <w:r>
-        <w:rPr>
-          <w:rFonts w:ascii="Arial" w:hAnsi="Arial" w:cs="Arial"/>
-        </w:rPr>
-        <w:t xml:space="preserve">) y, si </w:t>
-      </w:r>
-      <w:proofErr w:type="spellStart"/>
-      <w:r>
-        <w:rPr>
-          <w:rFonts w:ascii="Arial" w:hAnsi="Arial" w:cs="Arial"/>
-        </w:rPr>
-        <w:t>Groq</w:t>
-      </w:r>
-      <w:proofErr w:type="spellEnd"/>
-      <w:r>
-        <w:rPr>
-          <w:rFonts w:ascii="Arial" w:hAnsi="Arial" w:cs="Arial"/>
-        </w:rPr>
-        <w:t xml:space="preserve"> alcanza su cuota gratuita, informa el tiempo de espera indicado por el proveedor cuando está disponible.</w:t>
+        <w:t>Cada producto y cantidad requieren confirmación humana antes de habilitar el envío al ticket. Los conteos repetidos o visualmente dudosos muestran una alerta específica. La API aplica un límite preventivo de 40 análisis por usuario y hora, aplicado en memoria por instancia (no es un tope global en un despliegue serverless) y, si Groq alcanza su cuota gratuita, informa el tiempo de espera indicado por el proveedor cuando está disponible.</w:t>
       </w:r>
     </w:p>
     <w:p>
@@ -13679,49 +10913,7 @@
         <w:rPr>
           <w:rFonts w:ascii="Arial" w:hAnsi="Arial" w:cs="Arial"/>
         </w:rPr>
-        <w:t xml:space="preserve">, </w:t>
-      </w:r>
-      <w:proofErr w:type="spellStart"/>
-      <w:r>
-        <w:rPr>
-          <w:rFonts w:ascii="Arial" w:hAnsi="Arial" w:cs="Arial"/>
-        </w:rPr>
-        <w:t>Localito</w:t>
-      </w:r>
-      <w:proofErr w:type="spellEnd"/>
-      <w:r>
-        <w:rPr>
-          <w:rFonts w:ascii="Arial" w:hAnsi="Arial" w:cs="Arial"/>
-        </w:rPr>
-        <w:t xml:space="preserve"> incorpora las cantidades al </w:t>
-      </w:r>
-      <w:proofErr w:type="gramStart"/>
-      <w:r>
-        <w:rPr>
-          <w:rFonts w:ascii="Arial" w:hAnsi="Arial" w:cs="Arial"/>
-        </w:rPr>
-        <w:t>ticket</w:t>
-      </w:r>
-      <w:proofErr w:type="gramEnd"/>
-      <w:r>
-        <w:rPr>
-          <w:rFonts w:ascii="Arial" w:hAnsi="Arial" w:cs="Arial"/>
-        </w:rPr>
-        <w:t xml:space="preserve"> existente. La detección no crea una venta, no descuenta stock y no escribe </w:t>
-      </w:r>
-      <w:proofErr w:type="spellStart"/>
-      <w:r>
-        <w:rPr>
-          <w:rFonts w:ascii="Arial" w:hAnsi="Arial" w:cs="Arial"/>
-        </w:rPr>
-        <w:t>kardex</w:t>
-      </w:r>
-      <w:proofErr w:type="spellEnd"/>
-      <w:r>
-        <w:rPr>
-          <w:rFonts w:ascii="Arial" w:hAnsi="Arial" w:cs="Arial"/>
-        </w:rPr>
-        <w:t>: esas operaciones siguen ocurriendo únicamente cuando el POS confirma el cobro. Si la cantidad supera el stock y el producto controla existencias, se muestra una advertencia y se aplica la misma restricción del POS.</w:t>
+        <w:t>, Localito incorpora las cantidades al ticket existente. La detección no crea una venta, no descuenta stock y no escribe kardex: esas operaciones siguen ocurriendo únicamente cuando el POS confirma el cobro. Si la cantidad supera el stock y el producto controla existencias, se muestra una advertencia y se aplica la misma restricción del POS.</w:t>
       </w:r>
     </w:p>
     <w:p>
@@ -13736,35 +10928,7 @@
         <w:rPr>
           <w:rFonts w:ascii="Arial" w:hAnsi="Arial" w:cs="Arial"/>
         </w:rPr>
-        <w:t xml:space="preserve">La lectura exacta de código de barras con </w:t>
-      </w:r>
-      <w:proofErr w:type="spellStart"/>
-      <w:r>
-        <w:rPr>
-          <w:rFonts w:ascii="Arial" w:hAnsi="Arial" w:cs="Arial"/>
-        </w:rPr>
-        <w:t>ZXing</w:t>
-      </w:r>
-      <w:proofErr w:type="spellEnd"/>
-      <w:r>
-        <w:rPr>
-          <w:rFonts w:ascii="Arial" w:hAnsi="Arial" w:cs="Arial"/>
-        </w:rPr>
-        <w:t xml:space="preserve"> se mantiene dentro de Venta Rápida y puede utilizarse sin análisis visual. El reconocimiento </w:t>
-      </w:r>
-      <w:proofErr w:type="spellStart"/>
-      <w:r>
-        <w:rPr>
-          <w:rFonts w:ascii="Arial" w:hAnsi="Arial" w:cs="Arial"/>
-        </w:rPr>
-        <w:t>multiproducto</w:t>
-      </w:r>
-      <w:proofErr w:type="spellEnd"/>
-      <w:r>
-        <w:rPr>
-          <w:rFonts w:ascii="Arial" w:hAnsi="Arial" w:cs="Arial"/>
-        </w:rPr>
-        <w:t xml:space="preserve"> necesita conexión y un proveedor </w:t>
+        <w:t xml:space="preserve">La lectura exacta de código de barras con ZXing se mantiene dentro de Venta Rápida y puede utilizarse sin análisis visual. El reconocimiento multiproducto necesita conexión y un proveedor </w:t>
       </w:r>
       <w:r>
         <w:rPr>
@@ -13797,21 +10961,7 @@
         <w:rPr>
           <w:rFonts w:ascii="Arial" w:hAnsi="Arial" w:cs="Arial"/>
         </w:rPr>
-        <w:t xml:space="preserve"> como alternativa); búsqueda, código, </w:t>
-      </w:r>
-      <w:proofErr w:type="gramStart"/>
-      <w:r>
-        <w:rPr>
-          <w:rFonts w:ascii="Arial" w:hAnsi="Arial" w:cs="Arial"/>
-        </w:rPr>
-        <w:t>ticket</w:t>
-      </w:r>
-      <w:proofErr w:type="gramEnd"/>
-      <w:r>
-        <w:rPr>
-          <w:rFonts w:ascii="Arial" w:hAnsi="Arial" w:cs="Arial"/>
-        </w:rPr>
-        <w:t xml:space="preserve"> y el resto del soporte offline continúan funcionando sin ella.</w:t>
+        <w:t xml:space="preserve"> como alternativa); búsqueda, código, ticket y el resto del soporte offline continúan funcionando sin ella.</w:t>
       </w:r>
     </w:p>
     <w:p>
@@ -13887,35 +11037,7 @@
         <w:rPr>
           <w:rFonts w:ascii="Arial" w:hAnsi="Arial" w:cs="Arial"/>
         </w:rPr>
-        <w:t xml:space="preserve">El dueño puede abrir la carga de factura desde la gestión de inventario y tomar una foto JPG, PNG o </w:t>
-      </w:r>
-      <w:proofErr w:type="spellStart"/>
-      <w:r>
-        <w:rPr>
-          <w:rFonts w:ascii="Arial" w:hAnsi="Arial" w:cs="Arial"/>
-        </w:rPr>
-        <w:t>WebP</w:t>
-      </w:r>
-      <w:proofErr w:type="spellEnd"/>
-      <w:r>
-        <w:rPr>
-          <w:rFonts w:ascii="Arial" w:hAnsi="Arial" w:cs="Arial"/>
-        </w:rPr>
-        <w:t xml:space="preserve">. La IA propone proveedor, folio, fecha, productos, categorías, cantidades y costos; los productos de baja confianza quedan advertidos y cada precio de venta debe quedar confirmado antes de ingresar. Al confirmar, </w:t>
-      </w:r>
-      <w:proofErr w:type="spellStart"/>
-      <w:r>
-        <w:rPr>
-          <w:rFonts w:ascii="Arial" w:hAnsi="Arial" w:cs="Arial"/>
-        </w:rPr>
-        <w:t>Localito</w:t>
-      </w:r>
-      <w:proofErr w:type="spellEnd"/>
-      <w:r>
-        <w:rPr>
-          <w:rFonts w:ascii="Arial" w:hAnsi="Arial" w:cs="Arial"/>
-        </w:rPr>
-        <w:t xml:space="preserve"> reutiliza o crea el proveedor, reutiliza o crea productos, registra una orden recibida y aumenta el stock. El folio y una clave de importación evitan dobles ingresos por reintentos.</w:t>
+        <w:t>El dueño puede abrir la carga de factura desde la gestión de inventario y tomar una foto JPG, PNG o WebP. La IA propone proveedor, folio, fecha, productos, categorías, cantidades y costos; los productos de baja confianza quedan advertidos y cada precio de venta debe quedar confirmado antes de ingresar. Al confirmar, Localito reutiliza o crea el proveedor, reutiliza o crea productos, registra una orden recibida y aumenta el stock. El folio y una clave de importación evitan dobles ingresos por reintentos.</w:t>
       </w:r>
     </w:p>
     <w:p>
@@ -13961,47 +11083,11 @@
           <w:rFonts w:ascii="Arial" w:hAnsi="Arial" w:cs="Arial"/>
         </w:rPr>
       </w:pPr>
-      <w:proofErr w:type="spellStart"/>
-      <w:r>
-        <w:rPr>
-          <w:rFonts w:ascii="Arial" w:hAnsi="Arial" w:cs="Arial"/>
-        </w:rPr>
-        <w:t>Localito</w:t>
-      </w:r>
-      <w:proofErr w:type="spellEnd"/>
-      <w:r>
-        <w:rPr>
-          <w:rFonts w:ascii="Arial" w:hAnsi="Arial" w:cs="Arial"/>
-        </w:rPr>
-        <w:t xml:space="preserve"> registra efectivo, tarjeta en terminal externa, transferencia, Webpay externo, Mercado Pago externo, fiado y pago mixto. El vendedor cobra fuera de </w:t>
-      </w:r>
-      <w:proofErr w:type="spellStart"/>
-      <w:r>
-        <w:rPr>
-          <w:rFonts w:ascii="Arial" w:hAnsi="Arial" w:cs="Arial"/>
-        </w:rPr>
-        <w:t>Localito</w:t>
-      </w:r>
-      <w:proofErr w:type="spellEnd"/>
-      <w:r>
-        <w:rPr>
-          <w:rFonts w:ascii="Arial" w:hAnsi="Arial" w:cs="Arial"/>
-        </w:rPr>
-        <w:t xml:space="preserve">, ingresa manualmente el monto en el terminal o aplicación correspondiente y confirma en la </w:t>
-      </w:r>
-      <w:proofErr w:type="gramStart"/>
-      <w:r>
-        <w:rPr>
-          <w:rFonts w:ascii="Arial" w:hAnsi="Arial" w:cs="Arial"/>
-        </w:rPr>
-        <w:t>app</w:t>
-      </w:r>
-      <w:proofErr w:type="gramEnd"/>
-      <w:r>
-        <w:rPr>
-          <w:rFonts w:ascii="Arial" w:hAnsi="Arial" w:cs="Arial"/>
-        </w:rPr>
-        <w:t xml:space="preserve"> que recibió el pago. El MVP no envía montos a un POS, no genera QR de Mercado Pago y no almacena datos de tarjeta.</w:t>
+      <w:r>
+        <w:rPr>
+          <w:rFonts w:ascii="Arial" w:hAnsi="Arial" w:cs="Arial"/>
+        </w:rPr>
+        <w:t>Localito registra efectivo, tarjeta en terminal externa, transferencia, Webpay externo, Mercado Pago externo, fiado y pago mixto. El vendedor cobra fuera de Localito, ingresa manualmente el monto en el terminal o aplicación correspondiente y confirma en la app que recibió el pago. El MVP no envía montos a un POS, no genera QR de Mercado Pago y no almacena datos de tarjeta.</w:t>
       </w:r>
     </w:p>
     <w:p>
@@ -14016,21 +11102,7 @@
         <w:rPr>
           <w:rFonts w:ascii="Arial" w:hAnsi="Arial" w:cs="Arial"/>
         </w:rPr>
-        <w:t xml:space="preserve">Para la tesis, la contratación de planes usa simulaciones </w:t>
-      </w:r>
-      <w:proofErr w:type="spellStart"/>
-      <w:r>
-        <w:rPr>
-          <w:rFonts w:ascii="Arial" w:hAnsi="Arial" w:cs="Arial"/>
-        </w:rPr>
-        <w:t>sandbox</w:t>
-      </w:r>
-      <w:proofErr w:type="spellEnd"/>
-      <w:r>
-        <w:rPr>
-          <w:rFonts w:ascii="Arial" w:hAnsi="Arial" w:cs="Arial"/>
-        </w:rPr>
-        <w:t>: Webpay y Mercado Pago activan una prueba sin mover dinero, mientras que la transferencia queda pendiente de aprobación manual. El cobro Webpay mostrado desde fiados también es una simulación académica; no debe utilizarse para cobrar a clientes reales.</w:t>
+        <w:t>Para la tesis, la contratación de planes usa simulaciones sandbox: Webpay y Mercado Pago activan una prueba sin mover dinero, mientras que la transferencia queda pendiente de aprobación manual. El cobro Webpay mostrado desde fiados también es una simulación académica; no debe utilizarse para cobrar a clientes reales.</w:t>
       </w:r>
     </w:p>
     <w:p>
@@ -14061,19 +11133,11 @@
           <w:rFonts w:ascii="Arial" w:hAnsi="Arial" w:cs="Arial"/>
         </w:rPr>
       </w:pPr>
-      <w:proofErr w:type="spellStart"/>
-      <w:r>
-        <w:rPr>
-          <w:rFonts w:ascii="Arial" w:hAnsi="Arial" w:cs="Arial"/>
-        </w:rPr>
-        <w:t>Localito</w:t>
-      </w:r>
-      <w:proofErr w:type="spellEnd"/>
-      <w:r>
-        <w:rPr>
-          <w:rFonts w:ascii="Arial" w:hAnsi="Arial" w:cs="Arial"/>
-        </w:rPr>
-        <w:t xml:space="preserve"> implementa controles de seguridad acordes al alcance del MVP:</w:t>
+      <w:r>
+        <w:rPr>
+          <w:rFonts w:ascii="Arial" w:hAnsi="Arial" w:cs="Arial"/>
+        </w:rPr>
+        <w:t>Localito implementa controles de seguridad acordes al alcance del MVP:</w:t>
       </w:r>
     </w:p>
     <w:p>
@@ -14091,7 +11155,6 @@
         </w:rPr>
         <w:t xml:space="preserve">Contraseñas procesadas con </w:t>
       </w:r>
-      <w:proofErr w:type="spellStart"/>
       <w:r>
         <w:rPr>
           <w:rFonts w:ascii="Arial" w:hAnsi="Arial" w:cs="Arial"/>
@@ -14099,7 +11162,6 @@
         </w:rPr>
         <w:t>scrypt</w:t>
       </w:r>
-      <w:proofErr w:type="spellEnd"/>
       <w:r>
         <w:rPr>
           <w:rFonts w:ascii="Arial" w:hAnsi="Arial" w:cs="Arial"/>
@@ -14152,35 +11214,7 @@
         <w:rPr>
           <w:rFonts w:ascii="Arial" w:hAnsi="Arial" w:cs="Arial"/>
         </w:rPr>
-        <w:t xml:space="preserve">Autorización por rol en </w:t>
-      </w:r>
-      <w:proofErr w:type="spellStart"/>
-      <w:r>
-        <w:rPr>
-          <w:rFonts w:ascii="Arial" w:hAnsi="Arial" w:cs="Arial"/>
-        </w:rPr>
-        <w:t>frontend</w:t>
-      </w:r>
-      <w:proofErr w:type="spellEnd"/>
-      <w:r>
-        <w:rPr>
-          <w:rFonts w:ascii="Arial" w:hAnsi="Arial" w:cs="Arial"/>
-        </w:rPr>
-        <w:t xml:space="preserve"> y </w:t>
-      </w:r>
-      <w:proofErr w:type="spellStart"/>
-      <w:r>
-        <w:rPr>
-          <w:rFonts w:ascii="Arial" w:hAnsi="Arial" w:cs="Arial"/>
-        </w:rPr>
-        <w:t>backend</w:t>
-      </w:r>
-      <w:proofErr w:type="spellEnd"/>
-      <w:r>
-        <w:rPr>
-          <w:rFonts w:ascii="Arial" w:hAnsi="Arial" w:cs="Arial"/>
-        </w:rPr>
-        <w:t>;</w:t>
+        <w:t>Autorización por rol en frontend y backend;</w:t>
       </w:r>
     </w:p>
     <w:p>
@@ -14208,7 +11242,6 @@
           <w:rFonts w:ascii="Arial" w:hAnsi="Arial" w:cs="Arial"/>
         </w:rPr>
       </w:pPr>
-      <w:proofErr w:type="spellStart"/>
       <w:r>
         <w:rPr>
           <w:rFonts w:ascii="Arial" w:hAnsi="Arial" w:cs="Arial"/>
@@ -14216,7 +11249,6 @@
         </w:rPr>
         <w:t>Helmet</w:t>
       </w:r>
-      <w:proofErr w:type="spellEnd"/>
       <w:r>
         <w:rPr>
           <w:rFonts w:ascii="Arial" w:hAnsi="Arial" w:cs="Arial"/>
@@ -14238,21 +11270,7 @@
           <w:rFonts w:ascii="Arial" w:hAnsi="Arial" w:cs="Arial"/>
         </w:rPr>
         <w:lastRenderedPageBreak/>
-        <w:t xml:space="preserve">Claves de IA, correo y base de datos disponibles únicamente en </w:t>
-      </w:r>
-      <w:proofErr w:type="spellStart"/>
-      <w:r>
-        <w:rPr>
-          <w:rFonts w:ascii="Arial" w:hAnsi="Arial" w:cs="Arial"/>
-        </w:rPr>
-        <w:t>backend</w:t>
-      </w:r>
-      <w:proofErr w:type="spellEnd"/>
-      <w:r>
-        <w:rPr>
-          <w:rFonts w:ascii="Arial" w:hAnsi="Arial" w:cs="Arial"/>
-        </w:rPr>
-        <w:t>;</w:t>
+        <w:t>Claves de IA, correo y base de datos disponibles únicamente en backend;</w:t>
       </w:r>
     </w:p>
     <w:p>
@@ -14268,21 +11286,7 @@
         <w:rPr>
           <w:rFonts w:ascii="Arial" w:hAnsi="Arial" w:cs="Arial"/>
         </w:rPr>
-        <w:t xml:space="preserve">RLS habilitado en </w:t>
-      </w:r>
-      <w:proofErr w:type="spellStart"/>
-      <w:r>
-        <w:rPr>
-          <w:rFonts w:ascii="Arial" w:hAnsi="Arial" w:cs="Arial"/>
-        </w:rPr>
-        <w:t>Supabase</w:t>
-      </w:r>
-      <w:proofErr w:type="spellEnd"/>
-      <w:r>
-        <w:rPr>
-          <w:rFonts w:ascii="Arial" w:hAnsi="Arial" w:cs="Arial"/>
-        </w:rPr>
-        <w:t xml:space="preserve"> sin políticas públicas directas (el aislamiento por negocio descansa en los filtros de la API; ver Modelo de datos y Arquitectura);</w:t>
+        <w:t>RLS habilitado en Supabase sin políticas públicas directas (el aislamiento por negocio descansa en los filtros de la API; ver Modelo de datos y Arquitectura);</w:t>
       </w:r>
     </w:p>
     <w:p>
@@ -14346,21 +11350,7 @@
         <w:rPr>
           <w:rFonts w:ascii="Arial" w:hAnsi="Arial" w:cs="Arial"/>
         </w:rPr>
-        <w:t xml:space="preserve">Ninguna información de tarjetas se almacena en </w:t>
-      </w:r>
-      <w:proofErr w:type="spellStart"/>
-      <w:r>
-        <w:rPr>
-          <w:rFonts w:ascii="Arial" w:hAnsi="Arial" w:cs="Arial"/>
-        </w:rPr>
-        <w:t>Localito</w:t>
-      </w:r>
-      <w:proofErr w:type="spellEnd"/>
-      <w:r>
-        <w:rPr>
-          <w:rFonts w:ascii="Arial" w:hAnsi="Arial" w:cs="Arial"/>
-        </w:rPr>
-        <w:t>.</w:t>
+        <w:t>Ninguna información de tarjetas se almacena en Localito.</w:t>
       </w:r>
     </w:p>
     <w:p>
@@ -14375,51 +11365,20 @@
         <w:rPr>
           <w:rFonts w:ascii="Arial" w:hAnsi="Arial" w:cs="Arial"/>
         </w:rPr>
-        <w:t xml:space="preserve">Las variables sensibles deben configurarse </w:t>
-      </w:r>
-      <w:proofErr w:type="gramStart"/>
-      <w:r>
-        <w:rPr>
-          <w:rFonts w:ascii="Arial" w:hAnsi="Arial" w:cs="Arial"/>
-        </w:rPr>
-        <w:t xml:space="preserve">en </w:t>
+        <w:t xml:space="preserve">Las variables sensibles deben configurarse en </w:t>
       </w:r>
       <w:r>
         <w:rPr>
           <w:rFonts w:ascii="Arial" w:hAnsi="Arial" w:cs="Arial"/>
           <w:sz w:val="18"/>
         </w:rPr>
-        <w:t>.</w:t>
-      </w:r>
-      <w:proofErr w:type="spellStart"/>
-      <w:r>
-        <w:rPr>
-          <w:rFonts w:ascii="Arial" w:hAnsi="Arial" w:cs="Arial"/>
-          <w:sz w:val="18"/>
-        </w:rPr>
-        <w:t>env</w:t>
-      </w:r>
-      <w:proofErr w:type="spellEnd"/>
-      <w:proofErr w:type="gramEnd"/>
-      <w:r>
-        <w:rPr>
-          <w:rFonts w:ascii="Arial" w:hAnsi="Arial" w:cs="Arial"/>
-        </w:rPr>
-        <w:t xml:space="preserve"> local o en el gestor de variables de </w:t>
-      </w:r>
-      <w:proofErr w:type="spellStart"/>
-      <w:r>
-        <w:rPr>
-          <w:rFonts w:ascii="Arial" w:hAnsi="Arial" w:cs="Arial"/>
-        </w:rPr>
-        <w:t>Vercel</w:t>
-      </w:r>
-      <w:proofErr w:type="spellEnd"/>
-      <w:r>
-        <w:rPr>
-          <w:rFonts w:ascii="Arial" w:hAnsi="Arial" w:cs="Arial"/>
-        </w:rPr>
-        <w:t xml:space="preserve"> y </w:t>
+        <w:t>.env</w:t>
+      </w:r>
+      <w:r>
+        <w:rPr>
+          <w:rFonts w:ascii="Arial" w:hAnsi="Arial" w:cs="Arial"/>
+        </w:rPr>
+        <w:t xml:space="preserve"> local o en el gestor de variables de Vercel y </w:t>
       </w:r>
       <w:r>
         <w:rPr>
@@ -14489,87 +11448,13 @@
           <w:b/>
           <w:bCs/>
         </w:rPr>
-        <w:t xml:space="preserve">Rol permanente de </w:t>
-      </w:r>
-      <w:proofErr w:type="spellStart"/>
-      <w:r>
-        <w:rPr>
-          <w:rFonts w:ascii="Arial" w:hAnsi="Arial" w:cs="Arial"/>
-          <w:b/>
-          <w:bCs/>
-        </w:rPr>
-        <w:t>Developers</w:t>
-      </w:r>
-      <w:proofErr w:type="spellEnd"/>
-      <w:r>
-        <w:rPr>
-          <w:rFonts w:ascii="Arial" w:hAnsi="Arial" w:cs="Arial"/>
-          <w:b/>
-          <w:bCs/>
-        </w:rPr>
-        <w:t>:</w:t>
-      </w:r>
-      <w:r>
-        <w:rPr>
-          <w:rFonts w:ascii="Arial" w:hAnsi="Arial" w:cs="Arial"/>
-        </w:rPr>
-        <w:t xml:space="preserve"> Camilo González, Alexander Patiño y Samuel Solís forman el equipo de desarrollo técnico. Los tres participan directamente en la codificación </w:t>
-      </w:r>
-      <w:proofErr w:type="spellStart"/>
-      <w:r>
-        <w:rPr>
-          <w:rFonts w:ascii="Arial" w:hAnsi="Arial" w:cs="Arial"/>
-        </w:rPr>
-        <w:t>TypeScript</w:t>
-      </w:r>
-      <w:proofErr w:type="spellEnd"/>
-      <w:r>
-        <w:rPr>
-          <w:rFonts w:ascii="Arial" w:hAnsi="Arial" w:cs="Arial"/>
-        </w:rPr>
-        <w:t>/</w:t>
-      </w:r>
-      <w:proofErr w:type="spellStart"/>
-      <w:r>
-        <w:rPr>
-          <w:rFonts w:ascii="Arial" w:hAnsi="Arial" w:cs="Arial"/>
-        </w:rPr>
-        <w:t>React</w:t>
-      </w:r>
-      <w:proofErr w:type="spellEnd"/>
-      <w:r>
-        <w:rPr>
-          <w:rFonts w:ascii="Arial" w:hAnsi="Arial" w:cs="Arial"/>
-        </w:rPr>
-        <w:t xml:space="preserve">/Node.js, modelado relacional en PostgreSQL, </w:t>
-      </w:r>
-      <w:proofErr w:type="spellStart"/>
-      <w:r>
-        <w:rPr>
-          <w:rFonts w:ascii="Arial" w:hAnsi="Arial" w:cs="Arial"/>
-        </w:rPr>
-        <w:t>containerización</w:t>
-      </w:r>
-      <w:proofErr w:type="spellEnd"/>
-      <w:r>
-        <w:rPr>
-          <w:rFonts w:ascii="Arial" w:hAnsi="Arial" w:cs="Arial"/>
-        </w:rPr>
-        <w:t xml:space="preserve"> Docker y ejecución de pruebas de software, garantizando trazabilidad de </w:t>
-      </w:r>
-      <w:proofErr w:type="spellStart"/>
-      <w:r>
-        <w:rPr>
-          <w:rFonts w:ascii="Arial" w:hAnsi="Arial" w:cs="Arial"/>
-        </w:rPr>
-        <w:t>commits</w:t>
-      </w:r>
-      <w:proofErr w:type="spellEnd"/>
-      <w:r>
-        <w:rPr>
-          <w:rFonts w:ascii="Arial" w:hAnsi="Arial" w:cs="Arial"/>
-        </w:rPr>
-        <w:t xml:space="preserve"> en GitHub.</w:t>
+        <w:t>Rol permanente de Developers:</w:t>
+      </w:r>
+      <w:r>
+        <w:rPr>
+          <w:rFonts w:ascii="Arial" w:hAnsi="Arial" w:cs="Arial"/>
+        </w:rPr>
+        <w:t xml:space="preserve"> Camilo González, Alexander Patiño y Samuel Solís forman el equipo de desarrollo técnico. Los tres participan directamente en la codificación TypeScript/React/Node.js, modelado relacional en PostgreSQL, containerización Docker y ejecución de pruebas de software, garantizando trazabilidad de commits en GitHub.</w:t>
       </w:r>
     </w:p>
     <w:p>
@@ -14693,7 +11578,6 @@
                 <w:sz w:val="19"/>
               </w:rPr>
             </w:pPr>
-            <w:proofErr w:type="spellStart"/>
             <w:r>
               <w:rPr>
                 <w:rFonts w:ascii="Arial" w:hAnsi="Arial" w:cs="Arial"/>
@@ -14701,17 +11585,7 @@
                 <w:color w:val="FFFFFF"/>
                 <w:sz w:val="19"/>
               </w:rPr>
-              <w:t>Product</w:t>
-            </w:r>
-            <w:proofErr w:type="spellEnd"/>
-            <w:r>
-              <w:rPr>
-                <w:rFonts w:ascii="Arial" w:hAnsi="Arial" w:cs="Arial"/>
-                <w:b/>
-                <w:color w:val="FFFFFF"/>
-                <w:sz w:val="19"/>
-              </w:rPr>
-              <w:t xml:space="preserve"> Owner (PO)</w:t>
+              <w:t>Product Owner (PO)</w:t>
             </w:r>
           </w:p>
         </w:tc>
@@ -14737,27 +11611,7 @@
                 <w:color w:val="FFFFFF"/>
                 <w:sz w:val="19"/>
               </w:rPr>
-              <w:t xml:space="preserve">Scrum </w:t>
-            </w:r>
-            <w:proofErr w:type="gramStart"/>
-            <w:r>
-              <w:rPr>
-                <w:rFonts w:ascii="Arial" w:hAnsi="Arial" w:cs="Arial"/>
-                <w:b/>
-                <w:color w:val="FFFFFF"/>
-                <w:sz w:val="19"/>
-              </w:rPr>
-              <w:t>Master</w:t>
-            </w:r>
-            <w:proofErr w:type="gramEnd"/>
-            <w:r>
-              <w:rPr>
-                <w:rFonts w:ascii="Arial" w:hAnsi="Arial" w:cs="Arial"/>
-                <w:b/>
-                <w:color w:val="FFFFFF"/>
-                <w:sz w:val="19"/>
-              </w:rPr>
-              <w:t xml:space="preserve"> (SM)</w:t>
+              <w:t>Scrum Master (SM)</w:t>
             </w:r>
           </w:p>
         </w:tc>
@@ -14776,7 +11630,6 @@
                 <w:sz w:val="19"/>
               </w:rPr>
             </w:pPr>
-            <w:proofErr w:type="spellStart"/>
             <w:r>
               <w:rPr>
                 <w:rFonts w:ascii="Arial" w:hAnsi="Arial" w:cs="Arial"/>
@@ -14784,37 +11637,7 @@
                 <w:color w:val="FFFFFF"/>
                 <w:sz w:val="19"/>
               </w:rPr>
-              <w:t>Developers</w:t>
-            </w:r>
-            <w:proofErr w:type="spellEnd"/>
-            <w:r>
-              <w:rPr>
-                <w:rFonts w:ascii="Arial" w:hAnsi="Arial" w:cs="Arial"/>
-                <w:b/>
-                <w:color w:val="FFFFFF"/>
-                <w:sz w:val="19"/>
-              </w:rPr>
-              <w:t xml:space="preserve"> (</w:t>
-            </w:r>
-            <w:proofErr w:type="spellStart"/>
-            <w:r>
-              <w:rPr>
-                <w:rFonts w:ascii="Arial" w:hAnsi="Arial" w:cs="Arial"/>
-                <w:b/>
-                <w:color w:val="FFFFFF"/>
-                <w:sz w:val="19"/>
-              </w:rPr>
-              <w:t>Devs</w:t>
-            </w:r>
-            <w:proofErr w:type="spellEnd"/>
-            <w:r>
-              <w:rPr>
-                <w:rFonts w:ascii="Arial" w:hAnsi="Arial" w:cs="Arial"/>
-                <w:b/>
-                <w:color w:val="FFFFFF"/>
-                <w:sz w:val="19"/>
-              </w:rPr>
-              <w:t>)</w:t>
+              <w:t>Developers (Devs)</w:t>
             </w:r>
           </w:p>
         </w:tc>
@@ -15847,63 +12670,7 @@
         <w:rPr>
           <w:rFonts w:ascii="Arial" w:hAnsi="Arial" w:cs="Arial"/>
         </w:rPr>
-        <w:t>Los artefactos oficiales (</w:t>
-      </w:r>
-      <w:proofErr w:type="spellStart"/>
-      <w:r>
-        <w:rPr>
-          <w:rFonts w:ascii="Arial" w:hAnsi="Arial" w:cs="Arial"/>
-        </w:rPr>
-        <w:t>Product</w:t>
-      </w:r>
-      <w:proofErr w:type="spellEnd"/>
-      <w:r>
-        <w:rPr>
-          <w:rFonts w:ascii="Arial" w:hAnsi="Arial" w:cs="Arial"/>
-        </w:rPr>
-        <w:t xml:space="preserve"> Backlog, Sprint Backlogs, Retrospectivas, </w:t>
-      </w:r>
-      <w:proofErr w:type="spellStart"/>
-      <w:r>
-        <w:rPr>
-          <w:rFonts w:ascii="Arial" w:hAnsi="Arial" w:cs="Arial"/>
-        </w:rPr>
-        <w:t>Definition</w:t>
-      </w:r>
-      <w:proofErr w:type="spellEnd"/>
-      <w:r>
-        <w:rPr>
-          <w:rFonts w:ascii="Arial" w:hAnsi="Arial" w:cs="Arial"/>
-        </w:rPr>
-        <w:t xml:space="preserve"> </w:t>
-      </w:r>
-      <w:proofErr w:type="spellStart"/>
-      <w:r>
-        <w:rPr>
-          <w:rFonts w:ascii="Arial" w:hAnsi="Arial" w:cs="Arial"/>
-        </w:rPr>
-        <w:t>of</w:t>
-      </w:r>
-      <w:proofErr w:type="spellEnd"/>
-      <w:r>
-        <w:rPr>
-          <w:rFonts w:ascii="Arial" w:hAnsi="Arial" w:cs="Arial"/>
-        </w:rPr>
-        <w:t xml:space="preserve"> Done v3.1 y Matriz de Pruebas) se encuentran centralizados y versionados en el directorio </w:t>
-      </w:r>
-      <w:proofErr w:type="spellStart"/>
-      <w:r>
-        <w:rPr>
-          <w:rFonts w:ascii="Arial" w:hAnsi="Arial" w:cs="Arial"/>
-        </w:rPr>
-        <w:t>docs</w:t>
-      </w:r>
-      <w:proofErr w:type="spellEnd"/>
-      <w:r>
-        <w:rPr>
-          <w:rFonts w:ascii="Arial" w:hAnsi="Arial" w:cs="Arial"/>
-        </w:rPr>
-        <w:t>/ del repositorio oficial.</w:t>
+        <w:t>Los artefactos oficiales (Product Backlog, Sprint Backlogs, Retrospectivas, Definition of Done v3.1 y Matriz de Pruebas) se encuentran centralizados y versionados en el directorio docs/ del repositorio oficial.</w:t>
       </w:r>
     </w:p>
     <w:p>
@@ -15936,31 +12703,13 @@
           <w:lang w:val="es-CL"/>
         </w:rPr>
       </w:pPr>
-      <w:proofErr w:type="spellStart"/>
       <w:r>
         <w:rPr>
           <w:rFonts w:ascii="Arial" w:hAnsi="Arial" w:cs="Arial"/>
           <w:lang w:val="es-CL"/>
         </w:rPr>
-        <w:t>npm</w:t>
-      </w:r>
-      <w:proofErr w:type="spellEnd"/>
-      <w:r>
-        <w:rPr>
-          <w:rFonts w:ascii="Arial" w:hAnsi="Arial" w:cs="Arial"/>
-          <w:lang w:val="es-CL"/>
-        </w:rPr>
-        <w:t xml:space="preserve"> run </w:t>
-      </w:r>
-      <w:proofErr w:type="spellStart"/>
-      <w:r>
-        <w:rPr>
-          <w:rFonts w:ascii="Arial" w:hAnsi="Arial" w:cs="Arial"/>
-          <w:lang w:val="es-CL"/>
-        </w:rPr>
-        <w:t>check</w:t>
-      </w:r>
-      <w:proofErr w:type="spellEnd"/>
+        <w:t>npm run check</w:t>
+      </w:r>
     </w:p>
     <w:p>
       <w:pPr>
@@ -15979,198 +12728,55 @@
           <w:rFonts w:ascii="Arial" w:hAnsi="Arial" w:cs="Arial"/>
         </w:rPr>
       </w:pPr>
-      <w:proofErr w:type="spellStart"/>
       <w:r>
         <w:rPr>
           <w:rFonts w:ascii="Arial" w:hAnsi="Arial" w:cs="Arial"/>
           <w:sz w:val="18"/>
+          <w:lang w:val="en-US"/>
         </w:rPr>
         <w:lastRenderedPageBreak/>
         <w:t>check</w:t>
       </w:r>
-      <w:proofErr w:type="spellEnd"/>
-      <w:r>
-        <w:rPr>
-          <w:rFonts w:ascii="Arial" w:hAnsi="Arial" w:cs="Arial"/>
+      <w:r>
+        <w:rPr>
+          <w:rFonts w:ascii="Arial" w:hAnsi="Arial" w:cs="Arial"/>
+          <w:lang w:val="en-US"/>
         </w:rPr>
         <w:t xml:space="preserve"> reúne tipos, </w:t>
       </w:r>
-      <w:proofErr w:type="spellStart"/>
       <w:r>
         <w:rPr>
           <w:rFonts w:ascii="Arial" w:hAnsi="Arial" w:cs="Arial"/>
           <w:sz w:val="18"/>
-        </w:rPr>
-        <w:t>npm</w:t>
-      </w:r>
-      <w:proofErr w:type="spellEnd"/>
+          <w:lang w:val="en-US"/>
+        </w:rPr>
+        <w:t>npm test</w:t>
+      </w:r>
+      <w:r>
+        <w:rPr>
+          <w:rFonts w:ascii="Arial" w:hAnsi="Arial" w:cs="Arial"/>
+          <w:lang w:val="en-US"/>
+        </w:rPr>
+        <w:t xml:space="preserve"> y build. </w:t>
+      </w:r>
+      <w:r>
+        <w:rPr>
+          <w:rFonts w:ascii="Arial" w:hAnsi="Arial" w:cs="Arial"/>
+        </w:rPr>
+        <w:t xml:space="preserve">La cantidad de pruebas automatizadas pasó de 65 (ejecución local del 26-09-2026) a 78, con 57 casos y 21 subcasos (campaña del 04-10-2026 sobre el commit ddb9956); la cifra vigente es la más reciente. En esa campaña npm run check se bloqueó en el lanzador tsx del ambiente de verificación (EPERM) y sus componentes se ejecutaron por separado (ver Informe de verificación). Incluye validaciones de venta, rechazo sin cambios de stock/deuda, auditoría de más de 100 eventos, sincronización, idempotencia, caja, fiado, autenticación, inventario e IA, además de pruebas CSS de contraste, tipografía, pestañas y superficies de ventas. El workflow de GitHub ejecuta esta comprobación en pushes a </w:t>
+      </w:r>
       <w:r>
         <w:rPr>
           <w:rFonts w:ascii="Arial" w:hAnsi="Arial" w:cs="Arial"/>
           <w:sz w:val="18"/>
         </w:rPr>
-        <w:t xml:space="preserve"> test</w:t>
-      </w:r>
-      <w:r>
-        <w:rPr>
-          <w:rFonts w:ascii="Arial" w:hAnsi="Arial" w:cs="Arial"/>
-        </w:rPr>
-        <w:t xml:space="preserve"> y </w:t>
-      </w:r>
-      <w:proofErr w:type="spellStart"/>
-      <w:r>
-        <w:rPr>
-          <w:rFonts w:ascii="Arial" w:hAnsi="Arial" w:cs="Arial"/>
-        </w:rPr>
-        <w:t>build</w:t>
-      </w:r>
-      <w:proofErr w:type="spellEnd"/>
-      <w:r>
-        <w:rPr>
-          <w:rFonts w:ascii="Arial" w:hAnsi="Arial" w:cs="Arial"/>
-        </w:rPr>
-        <w:t xml:space="preserve">. La cantidad de pruebas automatizadas pasó de 65 (ejecución local del 26-09-2026) a 78, con 57 casos y 21 </w:t>
-      </w:r>
-      <w:proofErr w:type="spellStart"/>
-      <w:r>
-        <w:rPr>
-          <w:rFonts w:ascii="Arial" w:hAnsi="Arial" w:cs="Arial"/>
-        </w:rPr>
-        <w:t>subcasos</w:t>
-      </w:r>
-      <w:proofErr w:type="spellEnd"/>
-      <w:r>
-        <w:rPr>
-          <w:rFonts w:ascii="Arial" w:hAnsi="Arial" w:cs="Arial"/>
-        </w:rPr>
-        <w:t xml:space="preserve"> (campaña del 04-10-2026 sobre el </w:t>
-      </w:r>
-      <w:proofErr w:type="spellStart"/>
-      <w:r>
-        <w:rPr>
-          <w:rFonts w:ascii="Arial" w:hAnsi="Arial" w:cs="Arial"/>
-        </w:rPr>
-        <w:t>commit</w:t>
-      </w:r>
-      <w:proofErr w:type="spellEnd"/>
-      <w:r>
-        <w:rPr>
-          <w:rFonts w:ascii="Arial" w:hAnsi="Arial" w:cs="Arial"/>
-        </w:rPr>
-        <w:t xml:space="preserve"> ddb9956); la cifra vigente es la más reciente. En esa campaña </w:t>
-      </w:r>
-      <w:proofErr w:type="spellStart"/>
-      <w:r>
-        <w:rPr>
-          <w:rFonts w:ascii="Arial" w:hAnsi="Arial" w:cs="Arial"/>
-        </w:rPr>
-        <w:t>npm</w:t>
-      </w:r>
-      <w:proofErr w:type="spellEnd"/>
-      <w:r>
-        <w:rPr>
-          <w:rFonts w:ascii="Arial" w:hAnsi="Arial" w:cs="Arial"/>
-        </w:rPr>
-        <w:t xml:space="preserve"> run </w:t>
-      </w:r>
-      <w:proofErr w:type="spellStart"/>
-      <w:r>
-        <w:rPr>
-          <w:rFonts w:ascii="Arial" w:hAnsi="Arial" w:cs="Arial"/>
-        </w:rPr>
-        <w:t>check</w:t>
-      </w:r>
-      <w:proofErr w:type="spellEnd"/>
-      <w:r>
-        <w:rPr>
-          <w:rFonts w:ascii="Arial" w:hAnsi="Arial" w:cs="Arial"/>
-        </w:rPr>
-        <w:t xml:space="preserve"> se bloqueó en el lanzador </w:t>
-      </w:r>
-      <w:proofErr w:type="spellStart"/>
-      <w:r>
-        <w:rPr>
-          <w:rFonts w:ascii="Arial" w:hAnsi="Arial" w:cs="Arial"/>
-        </w:rPr>
-        <w:t>tsx</w:t>
-      </w:r>
-      <w:proofErr w:type="spellEnd"/>
-      <w:r>
-        <w:rPr>
-          <w:rFonts w:ascii="Arial" w:hAnsi="Arial" w:cs="Arial"/>
-        </w:rPr>
-        <w:t xml:space="preserve"> del ambiente de verificación (EPERM) y sus componentes se ejecutaron por separado (ver Informe de verificación). Incluye validaciones de venta, rechazo sin cambios de stock/deuda, auditoría de más de 100 eventos, sincronización, idempotencia, caja, fiado, autenticación, inventario e IA, además de pruebas CSS de contraste, tipografía, pestañas y superficies de ventas. El </w:t>
-      </w:r>
-      <w:proofErr w:type="spellStart"/>
-      <w:r>
-        <w:rPr>
-          <w:rFonts w:ascii="Arial" w:hAnsi="Arial" w:cs="Arial"/>
-        </w:rPr>
-        <w:t>workflow</w:t>
-      </w:r>
-      <w:proofErr w:type="spellEnd"/>
-      <w:r>
-        <w:rPr>
-          <w:rFonts w:ascii="Arial" w:hAnsi="Arial" w:cs="Arial"/>
-        </w:rPr>
-        <w:t xml:space="preserve"> de GitHub ejecuta esta comprobación en </w:t>
-      </w:r>
-      <w:proofErr w:type="spellStart"/>
-      <w:r>
-        <w:rPr>
-          <w:rFonts w:ascii="Arial" w:hAnsi="Arial" w:cs="Arial"/>
-        </w:rPr>
-        <w:t>pushes</w:t>
-      </w:r>
-      <w:proofErr w:type="spellEnd"/>
-      <w:r>
-        <w:rPr>
-          <w:rFonts w:ascii="Arial" w:hAnsi="Arial" w:cs="Arial"/>
-        </w:rPr>
-        <w:t xml:space="preserve"> a </w:t>
-      </w:r>
-      <w:proofErr w:type="spellStart"/>
-      <w:r>
-        <w:rPr>
-          <w:rFonts w:ascii="Arial" w:hAnsi="Arial" w:cs="Arial"/>
-          <w:sz w:val="18"/>
-        </w:rPr>
         <w:t>main</w:t>
       </w:r>
-      <w:proofErr w:type="spellEnd"/>
-      <w:r>
-        <w:rPr>
-          <w:rFonts w:ascii="Arial" w:hAnsi="Arial" w:cs="Arial"/>
-        </w:rPr>
-        <w:t xml:space="preserve"> y </w:t>
-      </w:r>
-      <w:proofErr w:type="spellStart"/>
-      <w:r>
-        <w:rPr>
-          <w:rFonts w:ascii="Arial" w:hAnsi="Arial" w:cs="Arial"/>
-        </w:rPr>
-        <w:t>pull</w:t>
-      </w:r>
-      <w:proofErr w:type="spellEnd"/>
-      <w:r>
-        <w:rPr>
-          <w:rFonts w:ascii="Arial" w:hAnsi="Arial" w:cs="Arial"/>
-        </w:rPr>
-        <w:t xml:space="preserve"> </w:t>
-      </w:r>
-      <w:proofErr w:type="spellStart"/>
-      <w:r>
-        <w:rPr>
-          <w:rFonts w:ascii="Arial" w:hAnsi="Arial" w:cs="Arial"/>
-        </w:rPr>
-        <w:t>requests</w:t>
-      </w:r>
-      <w:proofErr w:type="spellEnd"/>
-      <w:r>
-        <w:rPr>
-          <w:rFonts w:ascii="Arial" w:hAnsi="Arial" w:cs="Arial"/>
-        </w:rPr>
-        <w:t>.</w:t>
+      <w:r>
+        <w:rPr>
+          <w:rFonts w:ascii="Arial" w:hAnsi="Arial" w:cs="Arial"/>
+        </w:rPr>
+        <w:t xml:space="preserve"> y pull requests.</w:t>
       </w:r>
     </w:p>
     <w:p>
@@ -16278,21 +12884,12 @@
         </w:rPr>
         <w:t xml:space="preserve">Todo negocio nuevo recibe una prueba de </w:t>
       </w:r>
-      <w:proofErr w:type="spellStart"/>
       <w:r>
         <w:rPr>
           <w:rFonts w:ascii="Arial" w:hAnsi="Arial" w:cs="Arial"/>
           <w:b/>
         </w:rPr>
-        <w:t>Localito</w:t>
-      </w:r>
-      <w:proofErr w:type="spellEnd"/>
-      <w:r>
-        <w:rPr>
-          <w:rFonts w:ascii="Arial" w:hAnsi="Arial" w:cs="Arial"/>
-          <w:b/>
-        </w:rPr>
-        <w:t xml:space="preserve"> Pro por 30 días</w:t>
+        <w:t>Localito Pro por 30 días</w:t>
       </w:r>
       <w:r>
         <w:rPr>
@@ -16416,7 +13013,6 @@
         </w:rPr>
         <w:t xml:space="preserve">La selección por transferencia registra un </w:t>
       </w:r>
-      <w:proofErr w:type="spellStart"/>
       <w:r>
         <w:rPr>
           <w:rFonts w:ascii="Arial" w:hAnsi="Arial" w:cs="Arial"/>
@@ -16424,26 +13020,11 @@
         </w:rPr>
         <w:t>pendingPlan</w:t>
       </w:r>
-      <w:proofErr w:type="spellEnd"/>
-      <w:r>
-        <w:rPr>
-          <w:rFonts w:ascii="Arial" w:hAnsi="Arial" w:cs="Arial"/>
-        </w:rPr>
-        <w:t xml:space="preserve">: no activa funciones sin confirmación ni interrumpe una prueba vigente. Las opciones Webpay y Mercado Pago de esta pantalla son únicamente una aprobación </w:t>
-      </w:r>
-      <w:proofErr w:type="spellStart"/>
-      <w:r>
-        <w:rPr>
-          <w:rFonts w:ascii="Arial" w:hAnsi="Arial" w:cs="Arial"/>
-        </w:rPr>
-        <w:t>sandbox</w:t>
-      </w:r>
-      <w:proofErr w:type="spellEnd"/>
-      <w:r>
-        <w:rPr>
-          <w:rFonts w:ascii="Arial" w:hAnsi="Arial" w:cs="Arial"/>
-        </w:rPr>
-        <w:t xml:space="preserve"> para demostrar el flujo. El cobro recurrente automático con un proveedor externo continúa fuera del MVP académico.</w:t>
+      <w:r>
+        <w:rPr>
+          <w:rFonts w:ascii="Arial" w:hAnsi="Arial" w:cs="Arial"/>
+        </w:rPr>
+        <w:t>: no activa funciones sin confirmación ni interrumpe una prueba vigente. Las opciones Webpay y Mercado Pago de esta pantalla son únicamente una aprobación sandbox para demostrar el flujo. El cobro recurrente automático con un proveedor externo continúa fuera del MVP académico.</w:t>
       </w:r>
     </w:p>
     <w:p>
@@ -16475,21 +13056,29 @@
           <w:lang w:val="es-CL"/>
         </w:rPr>
       </w:pPr>
-      <w:proofErr w:type="gramStart"/>
       <w:r>
         <w:rPr>
           <w:rFonts w:ascii="Arial" w:hAnsi="Arial" w:cs="Arial"/>
           <w:lang w:val="es-CL"/>
         </w:rPr>
-        <w:t>apps</w:t>
-      </w:r>
-      <w:proofErr w:type="gramEnd"/>
-      <w:r>
+        <w:t>apps/</w:t>
+      </w:r>
+    </w:p>
+    <w:p>
+      <w:pPr>
+        <w:pStyle w:val="Code"/>
+        <w:jc w:val="both"/>
         <w:rPr>
           <w:rFonts w:ascii="Arial" w:hAnsi="Arial" w:cs="Arial"/>
           <w:lang w:val="es-CL"/>
         </w:rPr>
-        <w:t>/</w:t>
+      </w:pPr>
+      <w:r>
+        <w:rPr>
+          <w:rFonts w:ascii="Arial" w:hAnsi="Arial" w:cs="Arial"/>
+          <w:lang w:val="es-CL"/>
+        </w:rPr>
+        <w:t xml:space="preserve">  api/        API REST, reglas de negocio e integraciones</w:t>
       </w:r>
     </w:p>
     <w:p>
@@ -16498,15 +13087,58 @@
         <w:jc w:val="both"/>
         <w:rPr>
           <w:rFonts w:ascii="Arial" w:hAnsi="Arial" w:cs="Arial"/>
+        </w:rPr>
+      </w:pPr>
+      <w:r>
+        <w:rPr>
+          <w:rFonts w:ascii="Arial" w:hAnsi="Arial" w:cs="Arial"/>
           <w:lang w:val="es-CL"/>
         </w:rPr>
-      </w:pPr>
-      <w:r>
+        <w:t xml:space="preserve">  </w:t>
+      </w:r>
+      <w:r>
+        <w:rPr>
+          <w:rFonts w:ascii="Arial" w:hAnsi="Arial" w:cs="Arial"/>
+        </w:rPr>
+        <w:t>web/        React PWA mobile-first</w:t>
+      </w:r>
+    </w:p>
+    <w:p>
+      <w:pPr>
+        <w:pStyle w:val="Code"/>
+        <w:jc w:val="both"/>
+        <w:rPr>
+          <w:rFonts w:ascii="Arial" w:hAnsi="Arial" w:cs="Arial"/>
+        </w:rPr>
+      </w:pPr>
+      <w:r>
+        <w:rPr>
+          <w:rFonts w:ascii="Arial" w:hAnsi="Arial" w:cs="Arial"/>
+        </w:rPr>
+        <w:t>db/</w:t>
+      </w:r>
+    </w:p>
+    <w:p>
+      <w:pPr>
+        <w:pStyle w:val="Code"/>
+        <w:jc w:val="both"/>
         <w:rPr>
           <w:rFonts w:ascii="Arial" w:hAnsi="Arial" w:cs="Arial"/>
           <w:lang w:val="es-CL"/>
         </w:rPr>
-        <w:t xml:space="preserve">  api/        API REST, reglas de negocio e integraciones</w:t>
+      </w:pPr>
+      <w:r>
+        <w:rPr>
+          <w:rFonts w:ascii="Arial" w:hAnsi="Arial" w:cs="Arial"/>
+        </w:rPr>
+        <w:t xml:space="preserve">  </w:t>
+      </w:r>
+      <w:r>
+        <w:rPr>
+          <w:rFonts w:ascii="Arial" w:hAnsi="Arial" w:cs="Arial"/>
+          <w:lang w:val="es-CL"/>
+        </w:rPr>
+        <w:t>schema.sql  Esquema PostgreSQL multi-negocio</w:t>
       </w:r>
     </w:p>
     <w:p>
@@ -16523,33 +13155,43 @@
           <w:rFonts w:ascii="Arial" w:hAnsi="Arial" w:cs="Arial"/>
           <w:lang w:val="es-CL"/>
         </w:rPr>
-        <w:t xml:space="preserve">  web/        </w:t>
-      </w:r>
-      <w:proofErr w:type="spellStart"/>
-      <w:r>
+        <w:lastRenderedPageBreak/>
+        <w:t>docs/</w:t>
+      </w:r>
+    </w:p>
+    <w:p>
+      <w:pPr>
+        <w:pStyle w:val="Code"/>
+        <w:jc w:val="both"/>
         <w:rPr>
           <w:rFonts w:ascii="Arial" w:hAnsi="Arial" w:cs="Arial"/>
           <w:lang w:val="es-CL"/>
         </w:rPr>
-        <w:t>React</w:t>
-      </w:r>
-      <w:proofErr w:type="spellEnd"/>
+      </w:pPr>
       <w:r>
         <w:rPr>
           <w:rFonts w:ascii="Arial" w:hAnsi="Arial" w:cs="Arial"/>
           <w:lang w:val="es-CL"/>
         </w:rPr>
-        <w:t xml:space="preserve"> PWA </w:t>
-      </w:r>
-      <w:proofErr w:type="spellStart"/>
-      <w:r>
+        <w:t xml:space="preserve">  00_indice/</w:t>
+      </w:r>
+    </w:p>
+    <w:p>
+      <w:pPr>
+        <w:pStyle w:val="Code"/>
+        <w:jc w:val="both"/>
         <w:rPr>
           <w:rFonts w:ascii="Arial" w:hAnsi="Arial" w:cs="Arial"/>
           <w:lang w:val="es-CL"/>
         </w:rPr>
-        <w:t>mobile-first</w:t>
-      </w:r>
-      <w:proofErr w:type="spellEnd"/>
+      </w:pPr>
+      <w:r>
+        <w:rPr>
+          <w:rFonts w:ascii="Arial" w:hAnsi="Arial" w:cs="Arial"/>
+          <w:lang w:val="es-CL"/>
+        </w:rPr>
+        <w:t xml:space="preserve">  01_documentacion_maestra/</w:t>
+      </w:r>
     </w:p>
     <w:p>
       <w:pPr>
@@ -16560,21 +13202,29 @@
           <w:lang w:val="es-CL"/>
         </w:rPr>
       </w:pPr>
-      <w:proofErr w:type="spellStart"/>
       <w:r>
         <w:rPr>
           <w:rFonts w:ascii="Arial" w:hAnsi="Arial" w:cs="Arial"/>
           <w:lang w:val="es-CL"/>
         </w:rPr>
-        <w:t>db</w:t>
-      </w:r>
-      <w:proofErr w:type="spellEnd"/>
-      <w:r>
+        <w:t xml:space="preserve">  02_gestion_scrum_trello/</w:t>
+      </w:r>
+    </w:p>
+    <w:p>
+      <w:pPr>
+        <w:pStyle w:val="Code"/>
+        <w:jc w:val="both"/>
         <w:rPr>
           <w:rFonts w:ascii="Arial" w:hAnsi="Arial" w:cs="Arial"/>
           <w:lang w:val="es-CL"/>
         </w:rPr>
-        <w:t>/</w:t>
+      </w:pPr>
+      <w:r>
+        <w:rPr>
+          <w:rFonts w:ascii="Arial" w:hAnsi="Arial" w:cs="Arial"/>
+          <w:lang w:val="es-CL"/>
+        </w:rPr>
+        <w:t xml:space="preserve">  03_requisitos_diseno/</w:t>
       </w:r>
     </w:p>
     <w:p>
@@ -16591,42 +13241,42 @@
           <w:rFonts w:ascii="Arial" w:hAnsi="Arial" w:cs="Arial"/>
           <w:lang w:val="es-CL"/>
         </w:rPr>
-        <w:t xml:space="preserve">  </w:t>
-      </w:r>
-      <w:proofErr w:type="spellStart"/>
-      <w:proofErr w:type="gramStart"/>
-      <w:r>
+        <w:t xml:space="preserve">  04_calidad_pruebas/</w:t>
+      </w:r>
+    </w:p>
+    <w:p>
+      <w:pPr>
+        <w:pStyle w:val="Code"/>
+        <w:jc w:val="both"/>
         <w:rPr>
           <w:rFonts w:ascii="Arial" w:hAnsi="Arial" w:cs="Arial"/>
           <w:lang w:val="es-CL"/>
         </w:rPr>
-        <w:t>schema.sql</w:t>
-      </w:r>
-      <w:proofErr w:type="spellEnd"/>
+      </w:pPr>
       <w:r>
         <w:rPr>
           <w:rFonts w:ascii="Arial" w:hAnsi="Arial" w:cs="Arial"/>
           <w:lang w:val="es-CL"/>
         </w:rPr>
-        <w:t xml:space="preserve">  Esquema</w:t>
-      </w:r>
-      <w:proofErr w:type="gramEnd"/>
-      <w:r>
+        <w:t xml:space="preserve">  05_operacion_produccion/</w:t>
+      </w:r>
+    </w:p>
+    <w:p>
+      <w:pPr>
+        <w:pStyle w:val="Code"/>
+        <w:jc w:val="both"/>
         <w:rPr>
           <w:rFonts w:ascii="Arial" w:hAnsi="Arial" w:cs="Arial"/>
           <w:lang w:val="es-CL"/>
         </w:rPr>
-        <w:t xml:space="preserve"> PostgreSQL </w:t>
-      </w:r>
-      <w:proofErr w:type="spellStart"/>
+      </w:pPr>
       <w:r>
         <w:rPr>
           <w:rFonts w:ascii="Arial" w:hAnsi="Arial" w:cs="Arial"/>
           <w:lang w:val="es-CL"/>
         </w:rPr>
-        <w:t>multi-negocio</w:t>
-      </w:r>
-      <w:proofErr w:type="spellEnd"/>
+        <w:t xml:space="preserve">  06_documentacion_academica/</w:t>
+      </w:r>
     </w:p>
     <w:p>
       <w:pPr>
@@ -16637,22 +13287,29 @@
           <w:lang w:val="es-CL"/>
         </w:rPr>
       </w:pPr>
-      <w:proofErr w:type="spellStart"/>
       <w:r>
         <w:rPr>
           <w:rFonts w:ascii="Arial" w:hAnsi="Arial" w:cs="Arial"/>
           <w:lang w:val="es-CL"/>
         </w:rPr>
-        <w:lastRenderedPageBreak/>
-        <w:t>docs</w:t>
-      </w:r>
-      <w:proofErr w:type="spellEnd"/>
-      <w:r>
+        <w:t xml:space="preserve">  90_historico_jira/</w:t>
+      </w:r>
+    </w:p>
+    <w:p>
+      <w:pPr>
+        <w:pStyle w:val="Code"/>
+        <w:jc w:val="both"/>
         <w:rPr>
           <w:rFonts w:ascii="Arial" w:hAnsi="Arial" w:cs="Arial"/>
           <w:lang w:val="es-CL"/>
         </w:rPr>
-        <w:t>/</w:t>
+      </w:pPr>
+      <w:r>
+        <w:rPr>
+          <w:rFonts w:ascii="Arial" w:hAnsi="Arial" w:cs="Arial"/>
+          <w:lang w:val="es-CL"/>
+        </w:rPr>
+        <w:t>archivo/</w:t>
       </w:r>
     </w:p>
     <w:p>
@@ -16669,7 +13326,7 @@
           <w:rFonts w:ascii="Arial" w:hAnsi="Arial" w:cs="Arial"/>
           <w:lang w:val="es-CL"/>
         </w:rPr>
-        <w:t xml:space="preserve">  00_indice/</w:t>
+        <w:t xml:space="preserve">  qa_y_temporales/</w:t>
       </w:r>
     </w:p>
     <w:p>
@@ -16686,7 +13343,7 @@
           <w:rFonts w:ascii="Arial" w:hAnsi="Arial" w:cs="Arial"/>
           <w:lang w:val="es-CL"/>
         </w:rPr>
-        <w:t xml:space="preserve">  01_documentacion_maestra/</w:t>
+        <w:t>entregables/</w:t>
       </w:r>
     </w:p>
     <w:p>
@@ -16703,7 +13360,7 @@
           <w:rFonts w:ascii="Arial" w:hAnsi="Arial" w:cs="Arial"/>
           <w:lang w:val="es-CL"/>
         </w:rPr>
-        <w:t xml:space="preserve">  02_gestion_scrum_trello/</w:t>
+        <w:t xml:space="preserve">  finales/</w:t>
       </w:r>
     </w:p>
     <w:p>
@@ -16720,7 +13377,7 @@
           <w:rFonts w:ascii="Arial" w:hAnsi="Arial" w:cs="Arial"/>
           <w:lang w:val="es-CL"/>
         </w:rPr>
-        <w:t xml:space="preserve">  03_requisitos_diseno/</w:t>
+        <w:t xml:space="preserve">  presentaciones/</w:t>
       </w:r>
     </w:p>
     <w:p>
@@ -16737,7 +13394,7 @@
           <w:rFonts w:ascii="Arial" w:hAnsi="Arial" w:cs="Arial"/>
           <w:lang w:val="es-CL"/>
         </w:rPr>
-        <w:t xml:space="preserve">  04_calidad_pruebas/</w:t>
+        <w:t>packages/</w:t>
       </w:r>
     </w:p>
     <w:p>
@@ -16754,201 +13411,7 @@
           <w:rFonts w:ascii="Arial" w:hAnsi="Arial" w:cs="Arial"/>
           <w:lang w:val="es-CL"/>
         </w:rPr>
-        <w:t xml:space="preserve">  05_operacion_produccion/</w:t>
-      </w:r>
-    </w:p>
-    <w:p>
-      <w:pPr>
-        <w:pStyle w:val="Code"/>
-        <w:jc w:val="both"/>
-        <w:rPr>
-          <w:rFonts w:ascii="Arial" w:hAnsi="Arial" w:cs="Arial"/>
-          <w:lang w:val="es-CL"/>
-        </w:rPr>
-      </w:pPr>
-      <w:r>
-        <w:rPr>
-          <w:rFonts w:ascii="Arial" w:hAnsi="Arial" w:cs="Arial"/>
-          <w:lang w:val="es-CL"/>
-        </w:rPr>
-        <w:t xml:space="preserve">  06_documentacion_academica/</w:t>
-      </w:r>
-    </w:p>
-    <w:p>
-      <w:pPr>
-        <w:pStyle w:val="Code"/>
-        <w:jc w:val="both"/>
-        <w:rPr>
-          <w:rFonts w:ascii="Arial" w:hAnsi="Arial" w:cs="Arial"/>
-          <w:lang w:val="es-CL"/>
-        </w:rPr>
-      </w:pPr>
-      <w:r>
-        <w:rPr>
-          <w:rFonts w:ascii="Arial" w:hAnsi="Arial" w:cs="Arial"/>
-          <w:lang w:val="es-CL"/>
-        </w:rPr>
-        <w:t xml:space="preserve">  90_historico_jira/</w:t>
-      </w:r>
-    </w:p>
-    <w:p>
-      <w:pPr>
-        <w:pStyle w:val="Code"/>
-        <w:jc w:val="both"/>
-        <w:rPr>
-          <w:rFonts w:ascii="Arial" w:hAnsi="Arial" w:cs="Arial"/>
-          <w:lang w:val="es-CL"/>
-        </w:rPr>
-      </w:pPr>
-      <w:r>
-        <w:rPr>
-          <w:rFonts w:ascii="Arial" w:hAnsi="Arial" w:cs="Arial"/>
-          <w:lang w:val="es-CL"/>
-        </w:rPr>
-        <w:t>archivo/</w:t>
-      </w:r>
-    </w:p>
-    <w:p>
-      <w:pPr>
-        <w:pStyle w:val="Code"/>
-        <w:jc w:val="both"/>
-        <w:rPr>
-          <w:rFonts w:ascii="Arial" w:hAnsi="Arial" w:cs="Arial"/>
-          <w:lang w:val="es-CL"/>
-        </w:rPr>
-      </w:pPr>
-      <w:r>
-        <w:rPr>
-          <w:rFonts w:ascii="Arial" w:hAnsi="Arial" w:cs="Arial"/>
-          <w:lang w:val="es-CL"/>
-        </w:rPr>
-        <w:t xml:space="preserve">  </w:t>
-      </w:r>
-      <w:proofErr w:type="spellStart"/>
-      <w:r>
-        <w:rPr>
-          <w:rFonts w:ascii="Arial" w:hAnsi="Arial" w:cs="Arial"/>
-          <w:lang w:val="es-CL"/>
-        </w:rPr>
-        <w:t>qa_y_temporales</w:t>
-      </w:r>
-      <w:proofErr w:type="spellEnd"/>
-      <w:r>
-        <w:rPr>
-          <w:rFonts w:ascii="Arial" w:hAnsi="Arial" w:cs="Arial"/>
-          <w:lang w:val="es-CL"/>
-        </w:rPr>
-        <w:t>/</w:t>
-      </w:r>
-    </w:p>
-    <w:p>
-      <w:pPr>
-        <w:pStyle w:val="Code"/>
-        <w:jc w:val="both"/>
-        <w:rPr>
-          <w:rFonts w:ascii="Arial" w:hAnsi="Arial" w:cs="Arial"/>
-          <w:lang w:val="es-CL"/>
-        </w:rPr>
-      </w:pPr>
-      <w:r>
-        <w:rPr>
-          <w:rFonts w:ascii="Arial" w:hAnsi="Arial" w:cs="Arial"/>
-          <w:lang w:val="es-CL"/>
-        </w:rPr>
-        <w:t>entregables/</w:t>
-      </w:r>
-    </w:p>
-    <w:p>
-      <w:pPr>
-        <w:pStyle w:val="Code"/>
-        <w:jc w:val="both"/>
-        <w:rPr>
-          <w:rFonts w:ascii="Arial" w:hAnsi="Arial" w:cs="Arial"/>
-          <w:lang w:val="es-CL"/>
-        </w:rPr>
-      </w:pPr>
-      <w:r>
-        <w:rPr>
-          <w:rFonts w:ascii="Arial" w:hAnsi="Arial" w:cs="Arial"/>
-          <w:lang w:val="es-CL"/>
-        </w:rPr>
-        <w:t xml:space="preserve">  finales/</w:t>
-      </w:r>
-    </w:p>
-    <w:p>
-      <w:pPr>
-        <w:pStyle w:val="Code"/>
-        <w:jc w:val="both"/>
-        <w:rPr>
-          <w:rFonts w:ascii="Arial" w:hAnsi="Arial" w:cs="Arial"/>
-          <w:lang w:val="es-CL"/>
-        </w:rPr>
-      </w:pPr>
-      <w:r>
-        <w:rPr>
-          <w:rFonts w:ascii="Arial" w:hAnsi="Arial" w:cs="Arial"/>
-          <w:lang w:val="es-CL"/>
-        </w:rPr>
-        <w:t xml:space="preserve">  presentaciones/</w:t>
-      </w:r>
-    </w:p>
-    <w:p>
-      <w:pPr>
-        <w:pStyle w:val="Code"/>
-        <w:jc w:val="both"/>
-        <w:rPr>
-          <w:rFonts w:ascii="Arial" w:hAnsi="Arial" w:cs="Arial"/>
-          <w:lang w:val="es-CL"/>
-        </w:rPr>
-      </w:pPr>
-      <w:proofErr w:type="spellStart"/>
-      <w:r>
-        <w:rPr>
-          <w:rFonts w:ascii="Arial" w:hAnsi="Arial" w:cs="Arial"/>
-          <w:lang w:val="es-CL"/>
-        </w:rPr>
-        <w:t>packages</w:t>
-      </w:r>
-      <w:proofErr w:type="spellEnd"/>
-      <w:r>
-        <w:rPr>
-          <w:rFonts w:ascii="Arial" w:hAnsi="Arial" w:cs="Arial"/>
-          <w:lang w:val="es-CL"/>
-        </w:rPr>
-        <w:t>/</w:t>
-      </w:r>
-    </w:p>
-    <w:p>
-      <w:pPr>
-        <w:pStyle w:val="Code"/>
-        <w:jc w:val="both"/>
-        <w:rPr>
-          <w:rFonts w:ascii="Arial" w:hAnsi="Arial" w:cs="Arial"/>
-          <w:lang w:val="es-CL"/>
-        </w:rPr>
-      </w:pPr>
-      <w:r>
-        <w:rPr>
-          <w:rFonts w:ascii="Arial" w:hAnsi="Arial" w:cs="Arial"/>
-          <w:lang w:val="es-CL"/>
-        </w:rPr>
-        <w:t xml:space="preserve">  </w:t>
-      </w:r>
-      <w:proofErr w:type="spellStart"/>
-      <w:r>
-        <w:rPr>
-          <w:rFonts w:ascii="Arial" w:hAnsi="Arial" w:cs="Arial"/>
-          <w:lang w:val="es-CL"/>
-        </w:rPr>
-        <w:t>shared</w:t>
-      </w:r>
-      <w:proofErr w:type="spellEnd"/>
-      <w:r>
-        <w:rPr>
-          <w:rFonts w:ascii="Arial" w:hAnsi="Arial" w:cs="Arial"/>
-          <w:lang w:val="es-CL"/>
-        </w:rPr>
-        <w:t>/     Tipos compartidos</w:t>
+        <w:t xml:space="preserve">  shared/     Tipos compartidos</w:t>
       </w:r>
     </w:p>
     <w:p>
@@ -16975,19 +13438,11 @@
         <w:t xml:space="preserve">La documentación vigente parte en </w:t>
       </w:r>
       <w:hyperlink r:id="rId20">
-        <w:proofErr w:type="spellStart"/>
         <w:r>
           <w:rPr>
             <w:rFonts w:ascii="Arial" w:hAnsi="Arial" w:cs="Arial"/>
           </w:rPr>
-          <w:t>docs</w:t>
-        </w:r>
-        <w:proofErr w:type="spellEnd"/>
-        <w:r>
-          <w:rPr>
-            <w:rFonts w:ascii="Arial" w:hAnsi="Arial" w:cs="Arial"/>
-          </w:rPr>
-          <w:t>/00_indice/INDICE_DOCUMENTACION.md</w:t>
+          <w:t>docs/00_indice/INDICE_DOCUMENTACION.md</w:t>
         </w:r>
       </w:hyperlink>
       <w:r>
@@ -17062,35 +13517,7 @@
         <w:rPr>
           <w:rFonts w:ascii="Arial" w:hAnsi="Arial" w:cs="Arial"/>
         </w:rPr>
-        <w:t xml:space="preserve">Configuración de un proveedor real de correo en </w:t>
-      </w:r>
-      <w:proofErr w:type="spellStart"/>
-      <w:r>
-        <w:rPr>
-          <w:rFonts w:ascii="Arial" w:hAnsi="Arial" w:cs="Arial"/>
-        </w:rPr>
-        <w:t>Vercel</w:t>
-      </w:r>
-      <w:proofErr w:type="spellEnd"/>
-      <w:r>
-        <w:rPr>
-          <w:rFonts w:ascii="Arial" w:hAnsi="Arial" w:cs="Arial"/>
-        </w:rPr>
-        <w:t xml:space="preserve">; el flujo de recuperación está implementado, pero requiere credenciales de Gmail o </w:t>
-      </w:r>
-      <w:proofErr w:type="spellStart"/>
-      <w:r>
-        <w:rPr>
-          <w:rFonts w:ascii="Arial" w:hAnsi="Arial" w:cs="Arial"/>
-        </w:rPr>
-        <w:t>Resend</w:t>
-      </w:r>
-      <w:proofErr w:type="spellEnd"/>
-      <w:r>
-        <w:rPr>
-          <w:rFonts w:ascii="Arial" w:hAnsi="Arial" w:cs="Arial"/>
-        </w:rPr>
-        <w:t xml:space="preserve"> para enviar correos.</w:t>
+        <w:t>Configuración de un proveedor real de correo en Vercel; el flujo de recuperación está implementado, pero requiere credenciales de Gmail o Resend para enviar correos.</w:t>
       </w:r>
     </w:p>
     <w:p>
@@ -17122,21 +13549,7 @@
         <w:rPr>
           <w:rFonts w:ascii="Arial" w:hAnsi="Arial" w:cs="Arial"/>
         </w:rPr>
-        <w:t>Múltiples sucursales, e-</w:t>
-      </w:r>
-      <w:proofErr w:type="spellStart"/>
-      <w:r>
-        <w:rPr>
-          <w:rFonts w:ascii="Arial" w:hAnsi="Arial" w:cs="Arial"/>
-        </w:rPr>
-        <w:t>commerce</w:t>
-      </w:r>
-      <w:proofErr w:type="spellEnd"/>
-      <w:r>
-        <w:rPr>
-          <w:rFonts w:ascii="Arial" w:hAnsi="Arial" w:cs="Arial"/>
-        </w:rPr>
-        <w:t xml:space="preserve"> público, fidelización y facturación de la suscripción SaaS; son expansiones de producto y no forman parte del núcleo operacional entregado aquí.</w:t>
+        <w:t>Múltiples sucursales, e-commerce público, fidelización y facturación de la suscripción SaaS; son expansiones de producto y no forman parte del núcleo operacional entregado aquí.</w:t>
       </w:r>
     </w:p>
     <w:p>
@@ -17151,35 +13564,7 @@
         <w:rPr>
           <w:rFonts w:ascii="Arial" w:hAnsi="Arial" w:cs="Arial"/>
         </w:rPr>
-        <w:t xml:space="preserve">El </w:t>
-      </w:r>
-      <w:proofErr w:type="gramStart"/>
-      <w:r>
-        <w:rPr>
-          <w:rFonts w:ascii="Arial" w:hAnsi="Arial" w:cs="Arial"/>
-        </w:rPr>
-        <w:t>ticket</w:t>
-      </w:r>
-      <w:proofErr w:type="gramEnd"/>
-      <w:r>
-        <w:rPr>
-          <w:rFonts w:ascii="Arial" w:hAnsi="Arial" w:cs="Arial"/>
-        </w:rPr>
-        <w:t xml:space="preserve"> generado por </w:t>
-      </w:r>
-      <w:proofErr w:type="spellStart"/>
-      <w:r>
-        <w:rPr>
-          <w:rFonts w:ascii="Arial" w:hAnsi="Arial" w:cs="Arial"/>
-        </w:rPr>
-        <w:t>Localito</w:t>
-      </w:r>
-      <w:proofErr w:type="spellEnd"/>
-      <w:r>
-        <w:rPr>
-          <w:rFonts w:ascii="Arial" w:hAnsi="Arial" w:cs="Arial"/>
-        </w:rPr>
-        <w:t xml:space="preserve"> es un comprobante interno no tributario.</w:t>
+        <w:t>El ticket generado por Localito es un comprobante interno no tributario.</w:t>
       </w:r>
     </w:p>
     <w:p>
@@ -17417,21 +13802,12 @@
                 <w:rFonts w:ascii="Arial" w:hAnsi="Arial" w:cs="Arial"/>
               </w:rPr>
             </w:pPr>
-            <w:proofErr w:type="spellStart"/>
             <w:r>
               <w:rPr>
                 <w:rFonts w:ascii="Arial" w:hAnsi="Arial" w:cs="Arial"/>
                 <w:sz w:val="19"/>
               </w:rPr>
-              <w:t>Product</w:t>
-            </w:r>
-            <w:proofErr w:type="spellEnd"/>
-            <w:r>
-              <w:rPr>
-                <w:rFonts w:ascii="Arial" w:hAnsi="Arial" w:cs="Arial"/>
-                <w:sz w:val="19"/>
-              </w:rPr>
-              <w:t xml:space="preserve"> Vision</w:t>
+              <w:t>Product Vision</w:t>
             </w:r>
           </w:p>
         </w:tc>
@@ -17478,22 +13854,13 @@
                 <w:rFonts w:ascii="Arial" w:hAnsi="Arial" w:cs="Arial"/>
               </w:rPr>
             </w:pPr>
-            <w:proofErr w:type="spellStart"/>
             <w:r>
               <w:rPr>
                 <w:rFonts w:ascii="Arial" w:hAnsi="Arial" w:cs="Arial"/>
                 <w:sz w:val="19"/>
               </w:rPr>
               <w:lastRenderedPageBreak/>
-              <w:t>Product</w:t>
-            </w:r>
-            <w:proofErr w:type="spellEnd"/>
-            <w:r>
-              <w:rPr>
-                <w:rFonts w:ascii="Arial" w:hAnsi="Arial" w:cs="Arial"/>
-                <w:sz w:val="19"/>
-              </w:rPr>
-              <w:t xml:space="preserve"> Backlog</w:t>
+              <w:t>Product Backlog</w:t>
             </w:r>
           </w:p>
         </w:tc>
@@ -17591,37 +13958,12 @@
                 <w:rFonts w:ascii="Arial" w:hAnsi="Arial" w:cs="Arial"/>
               </w:rPr>
             </w:pPr>
-            <w:proofErr w:type="spellStart"/>
             <w:r>
               <w:rPr>
                 <w:rFonts w:ascii="Arial" w:hAnsi="Arial" w:cs="Arial"/>
                 <w:sz w:val="19"/>
               </w:rPr>
-              <w:t>Definition</w:t>
-            </w:r>
-            <w:proofErr w:type="spellEnd"/>
-            <w:r>
-              <w:rPr>
-                <w:rFonts w:ascii="Arial" w:hAnsi="Arial" w:cs="Arial"/>
-                <w:sz w:val="19"/>
-              </w:rPr>
-              <w:t xml:space="preserve"> </w:t>
-            </w:r>
-            <w:proofErr w:type="spellStart"/>
-            <w:r>
-              <w:rPr>
-                <w:rFonts w:ascii="Arial" w:hAnsi="Arial" w:cs="Arial"/>
-                <w:sz w:val="19"/>
-              </w:rPr>
-              <w:t>of</w:t>
-            </w:r>
-            <w:proofErr w:type="spellEnd"/>
-            <w:r>
-              <w:rPr>
-                <w:rFonts w:ascii="Arial" w:hAnsi="Arial" w:cs="Arial"/>
-                <w:sz w:val="19"/>
-              </w:rPr>
-              <w:t xml:space="preserve"> Done</w:t>
+              <w:t>Definition of Done</w:t>
             </w:r>
           </w:p>
         </w:tc>
@@ -17754,23 +14096,7 @@
                 <w:rFonts w:ascii="Arial" w:hAnsi="Arial" w:cs="Arial"/>
                 <w:sz w:val="19"/>
               </w:rPr>
-              <w:t xml:space="preserve"> — no aplica como artefacto principal porque </w:t>
-            </w:r>
-            <w:proofErr w:type="spellStart"/>
-            <w:r>
-              <w:rPr>
-                <w:rFonts w:ascii="Arial" w:hAnsi="Arial" w:cs="Arial"/>
-                <w:sz w:val="19"/>
-              </w:rPr>
-              <w:t>Localito</w:t>
-            </w:r>
-            <w:proofErr w:type="spellEnd"/>
-            <w:r>
-              <w:rPr>
-                <w:rFonts w:ascii="Arial" w:hAnsi="Arial" w:cs="Arial"/>
-                <w:sz w:val="19"/>
-              </w:rPr>
-              <w:t xml:space="preserve"> usa Scrum</w:t>
+              <w:t xml:space="preserve"> — no aplica como artefacto principal porque Localito usa Scrum</w:t>
             </w:r>
           </w:p>
         </w:tc>
@@ -17883,28 +14209,12 @@
               <w:t xml:space="preserve"> y </w:t>
             </w:r>
             <w:hyperlink r:id="rId31">
-              <w:proofErr w:type="spellStart"/>
               <w:r>
                 <w:rPr>
                   <w:rFonts w:ascii="Arial" w:hAnsi="Arial" w:cs="Arial"/>
                 </w:rPr>
-                <w:t>db</w:t>
+                <w:t>db/schema.sql</w:t>
               </w:r>
-              <w:proofErr w:type="spellEnd"/>
-              <w:r>
-                <w:rPr>
-                  <w:rFonts w:ascii="Arial" w:hAnsi="Arial" w:cs="Arial"/>
-                </w:rPr>
-                <w:t>/</w:t>
-              </w:r>
-              <w:proofErr w:type="spellStart"/>
-              <w:r>
-                <w:rPr>
-                  <w:rFonts w:ascii="Arial" w:hAnsi="Arial" w:cs="Arial"/>
-                </w:rPr>
-                <w:t>schema.sql</w:t>
-              </w:r>
-              <w:proofErr w:type="spellEnd"/>
             </w:hyperlink>
           </w:p>
         </w:tc>
@@ -18053,14 +14363,12 @@
               </w:rPr>
             </w:pPr>
             <w:hyperlink r:id="rId34">
-              <w:proofErr w:type="spellStart"/>
               <w:r>
                 <w:rPr>
                   <w:rFonts w:ascii="Arial" w:hAnsi="Arial" w:cs="Arial"/>
                 </w:rPr>
                 <w:t>docker-compose.yml</w:t>
               </w:r>
-              <w:proofErr w:type="spellEnd"/>
             </w:hyperlink>
           </w:p>
         </w:tc>
@@ -18300,63 +14608,7 @@
         <w:rPr>
           <w:rFonts w:ascii="Arial" w:hAnsi="Arial" w:cs="Arial"/>
         </w:rPr>
-        <w:t xml:space="preserve">Los enlaces a rutas del repositorio deben consultarse en el </w:t>
-      </w:r>
-      <w:proofErr w:type="spellStart"/>
-      <w:r>
-        <w:rPr>
-          <w:rFonts w:ascii="Arial" w:hAnsi="Arial" w:cs="Arial"/>
-        </w:rPr>
-        <w:t>commit</w:t>
-      </w:r>
-      <w:proofErr w:type="spellEnd"/>
-      <w:r>
-        <w:rPr>
-          <w:rFonts w:ascii="Arial" w:hAnsi="Arial" w:cs="Arial"/>
-        </w:rPr>
-        <w:t xml:space="preserve"> base o en </w:t>
-      </w:r>
-      <w:proofErr w:type="spellStart"/>
-      <w:r>
-        <w:rPr>
-          <w:rFonts w:ascii="Arial" w:hAnsi="Arial" w:cs="Arial"/>
-        </w:rPr>
-        <w:t>main</w:t>
-      </w:r>
-      <w:proofErr w:type="spellEnd"/>
-      <w:r>
-        <w:rPr>
-          <w:rFonts w:ascii="Arial" w:hAnsi="Arial" w:cs="Arial"/>
-        </w:rPr>
-        <w:t xml:space="preserve"> según la necesidad. El </w:t>
-      </w:r>
-      <w:proofErr w:type="spellStart"/>
-      <w:r>
-        <w:rPr>
-          <w:rFonts w:ascii="Arial" w:hAnsi="Arial" w:cs="Arial"/>
-        </w:rPr>
-        <w:t>commit</w:t>
-      </w:r>
-      <w:proofErr w:type="spellEnd"/>
-      <w:r>
-        <w:rPr>
-          <w:rFonts w:ascii="Arial" w:hAnsi="Arial" w:cs="Arial"/>
-        </w:rPr>
-        <w:t xml:space="preserve"> fija la evidencia de esta versión; </w:t>
-      </w:r>
-      <w:proofErr w:type="spellStart"/>
-      <w:r>
-        <w:rPr>
-          <w:rFonts w:ascii="Arial" w:hAnsi="Arial" w:cs="Arial"/>
-        </w:rPr>
-        <w:t>main</w:t>
-      </w:r>
-      <w:proofErr w:type="spellEnd"/>
-      <w:r>
-        <w:rPr>
-          <w:rFonts w:ascii="Arial" w:hAnsi="Arial" w:cs="Arial"/>
-        </w:rPr>
-        <w:t xml:space="preserve"> puede avanzar después. Las variables ejemplifican desarrollo y no contienen credenciales reales de producción. Los valores demo no deben utilizarse para cuentas productivas.</w:t>
+        <w:t>Los enlaces a rutas del repositorio deben consultarse en el commit base o en main según la necesidad. El commit fija la evidencia de esta versión; main puede avanzar después. Las variables ejemplifican desarrollo y no contienen credenciales reales de producción. Los valores demo no deben utilizarse para cuentas productivas.</w:t>
       </w:r>
     </w:p>
     <w:p>
@@ -18472,21 +14724,7 @@
         <w:rPr>
           <w:rFonts w:ascii="Arial" w:hAnsi="Arial" w:cs="Arial"/>
         </w:rPr>
-        <w:t xml:space="preserve">El README permite comprender y comenzar a ejecutar </w:t>
-      </w:r>
-      <w:proofErr w:type="spellStart"/>
-      <w:r>
-        <w:rPr>
-          <w:rFonts w:ascii="Arial" w:hAnsi="Arial" w:cs="Arial"/>
-        </w:rPr>
-        <w:t>Localito</w:t>
-      </w:r>
-      <w:proofErr w:type="spellEnd"/>
-      <w:r>
-        <w:rPr>
-          <w:rFonts w:ascii="Arial" w:hAnsi="Arial" w:cs="Arial"/>
-        </w:rPr>
-        <w:t>. La versión Word conserva su cobertura completa y aclara las diferencias identificadas por la auditoría documental. La operación debe verificarse con los comandos y casos del ambiente correspondiente, sin interpretar un indicador de configuración como una prueba integral aprobada.</w:t>
+        <w:t>El README permite comprender y comenzar a ejecutar Localito. La versión Word conserva su cobertura completa y aclara las diferencias identificadas por la auditoría documental. La operación debe verificarse con los comandos y casos del ambiente correspondiente, sin interpretar un indicador de configuración como una prueba integral aprobada.</w:t>
       </w:r>
     </w:p>
     <w:p>
@@ -18573,63 +14811,7 @@
         <w:rPr>
           <w:rFonts w:ascii="Arial" w:hAnsi="Arial" w:cs="Arial"/>
         </w:rPr>
-        <w:t xml:space="preserve"> Se auditó el historial de Git asegurando la ausencia total de llaves API privadas, certificados o credenciales de bases de datos. Los archivos de </w:t>
-      </w:r>
-      <w:proofErr w:type="gramStart"/>
-      <w:r>
-        <w:rPr>
-          <w:rFonts w:ascii="Arial" w:hAnsi="Arial" w:cs="Arial"/>
-        </w:rPr>
-        <w:t>configuración .</w:t>
-      </w:r>
-      <w:proofErr w:type="spellStart"/>
-      <w:r>
-        <w:rPr>
-          <w:rFonts w:ascii="Arial" w:hAnsi="Arial" w:cs="Arial"/>
-        </w:rPr>
-        <w:t>env</w:t>
-      </w:r>
-      <w:proofErr w:type="gramEnd"/>
-      <w:r>
-        <w:rPr>
-          <w:rFonts w:ascii="Arial" w:hAnsi="Arial" w:cs="Arial"/>
-        </w:rPr>
-        <w:t>.example</w:t>
-      </w:r>
-      <w:proofErr w:type="spellEnd"/>
-      <w:r>
-        <w:rPr>
-          <w:rFonts w:ascii="Arial" w:hAnsi="Arial" w:cs="Arial"/>
-        </w:rPr>
-        <w:t xml:space="preserve"> se encuentran sanitizados y toda variable crítica (GROQ_API_KEY, SESSION_SECRET, DATABASE_URL) se gestiona mediante variables de entorno protegidas en el </w:t>
-      </w:r>
-      <w:proofErr w:type="spellStart"/>
-      <w:r>
-        <w:rPr>
-          <w:rFonts w:ascii="Arial" w:hAnsi="Arial" w:cs="Arial"/>
-        </w:rPr>
-        <w:t>backend</w:t>
-      </w:r>
-      <w:proofErr w:type="spellEnd"/>
-      <w:r>
-        <w:rPr>
-          <w:rFonts w:ascii="Arial" w:hAnsi="Arial" w:cs="Arial"/>
-        </w:rPr>
-        <w:t xml:space="preserve"> y en la plataforma de hosting </w:t>
-      </w:r>
-      <w:proofErr w:type="spellStart"/>
-      <w:r>
-        <w:rPr>
-          <w:rFonts w:ascii="Arial" w:hAnsi="Arial" w:cs="Arial"/>
-        </w:rPr>
-        <w:t>Vercel</w:t>
-      </w:r>
-      <w:proofErr w:type="spellEnd"/>
-      <w:r>
-        <w:rPr>
-          <w:rFonts w:ascii="Arial" w:hAnsi="Arial" w:cs="Arial"/>
-        </w:rPr>
-        <w:t>.</w:t>
+        <w:t xml:space="preserve"> Se auditó el historial de Git asegurando la ausencia total de llaves API privadas, certificados o credenciales de bases de datos. Los archivos de configuración .env.example se encuentran sanitizados y toda variable crítica (GROQ_API_KEY, SESSION_SECRET, DATABASE_URL) se gestiona mediante variables de entorno protegidas en el backend y en la plataforma de hosting Vercel.</w:t>
       </w:r>
     </w:p>
     <w:p>
@@ -18657,35 +14839,7 @@
         <w:rPr>
           <w:rFonts w:ascii="Arial" w:hAnsi="Arial" w:cs="Arial"/>
         </w:rPr>
-        <w:t xml:space="preserve"> Se unificó la arquitectura de información del panel de administración del dueño (</w:t>
-      </w:r>
-      <w:proofErr w:type="spellStart"/>
-      <w:r>
-        <w:rPr>
-          <w:rFonts w:ascii="Arial" w:hAnsi="Arial" w:cs="Arial"/>
-        </w:rPr>
-        <w:t>owner</w:t>
-      </w:r>
-      <w:proofErr w:type="spellEnd"/>
-      <w:r>
-        <w:rPr>
-          <w:rFonts w:ascii="Arial" w:hAnsi="Arial" w:cs="Arial"/>
-        </w:rPr>
-        <w:t xml:space="preserve">), consolidando 6 módulos operacionales principales (Inicio, Vender, Inventario, Clientes/Fiado, Caja y Reportes) con acceso a Configuración mediante el icono de cabecera, asegurando coherencia total entre el código </w:t>
-      </w:r>
-      <w:proofErr w:type="spellStart"/>
-      <w:r>
-        <w:rPr>
-          <w:rFonts w:ascii="Arial" w:hAnsi="Arial" w:cs="Arial"/>
-        </w:rPr>
-        <w:t>React</w:t>
-      </w:r>
-      <w:proofErr w:type="spellEnd"/>
-      <w:r>
-        <w:rPr>
-          <w:rFonts w:ascii="Arial" w:hAnsi="Arial" w:cs="Arial"/>
-        </w:rPr>
-        <w:t>, el README y los casos de prueba de usabilidad.</w:t>
+        <w:t xml:space="preserve"> Se unificó la arquitectura de información del panel de administración del dueño (owner), consolidando 6 módulos operacionales principales (Inicio, Vender, Inventario, Clientes/Fiado, Caja y Reportes) con acceso a Configuración mediante el icono de cabecera, asegurando coherencia total entre el código React, el README y los casos de prueba de usabilidad.</w:t>
       </w:r>
     </w:p>
     <w:p>
@@ -18713,63 +14867,7 @@
         <w:rPr>
           <w:rFonts w:ascii="Arial" w:hAnsi="Arial" w:cs="Arial"/>
         </w:rPr>
-        <w:t xml:space="preserve"> El incremento de Fase 2 cuenta con 78 pruebas automatizadas de lógica de negocio y 12 comprobaciones de integración HTTP ejecutadas en verde contra contenedor Docker PostgreSQL, con tipado estricto verificado mediante </w:t>
-      </w:r>
-      <w:proofErr w:type="spellStart"/>
-      <w:r>
-        <w:rPr>
-          <w:rFonts w:ascii="Arial" w:hAnsi="Arial" w:cs="Arial"/>
-        </w:rPr>
-        <w:t>npm</w:t>
-      </w:r>
-      <w:proofErr w:type="spellEnd"/>
-      <w:r>
-        <w:rPr>
-          <w:rFonts w:ascii="Arial" w:hAnsi="Arial" w:cs="Arial"/>
-        </w:rPr>
-        <w:t xml:space="preserve"> run </w:t>
-      </w:r>
-      <w:proofErr w:type="spellStart"/>
-      <w:r>
-        <w:rPr>
-          <w:rFonts w:ascii="Arial" w:hAnsi="Arial" w:cs="Arial"/>
-        </w:rPr>
-        <w:t>typecheck</w:t>
-      </w:r>
-      <w:proofErr w:type="spellEnd"/>
-      <w:r>
-        <w:rPr>
-          <w:rFonts w:ascii="Arial" w:hAnsi="Arial" w:cs="Arial"/>
-        </w:rPr>
-        <w:t xml:space="preserve"> y compilación de producción validada mediante </w:t>
-      </w:r>
-      <w:proofErr w:type="spellStart"/>
-      <w:r>
-        <w:rPr>
-          <w:rFonts w:ascii="Arial" w:hAnsi="Arial" w:cs="Arial"/>
-        </w:rPr>
-        <w:t>npm</w:t>
-      </w:r>
-      <w:proofErr w:type="spellEnd"/>
-      <w:r>
-        <w:rPr>
-          <w:rFonts w:ascii="Arial" w:hAnsi="Arial" w:cs="Arial"/>
-        </w:rPr>
-        <w:t xml:space="preserve"> run </w:t>
-      </w:r>
-      <w:proofErr w:type="spellStart"/>
-      <w:r>
-        <w:rPr>
-          <w:rFonts w:ascii="Arial" w:hAnsi="Arial" w:cs="Arial"/>
-        </w:rPr>
-        <w:t>build</w:t>
-      </w:r>
-      <w:proofErr w:type="spellEnd"/>
-      <w:r>
-        <w:rPr>
-          <w:rFonts w:ascii="Arial" w:hAnsi="Arial" w:cs="Arial"/>
-        </w:rPr>
-        <w:t>.</w:t>
+        <w:t xml:space="preserve"> El incremento de Fase 2 cuenta con 78 pruebas automatizadas de lógica de negocio y 12 comprobaciones de integración HTTP ejecutadas en verde contra contenedor Docker PostgreSQL, con tipado estricto verificado mediante npm run typecheck y compilación de producción validada mediante npm run build.</w:t>
       </w:r>
     </w:p>
     <w:p>
@@ -18797,35 +14895,7 @@
         <w:rPr>
           <w:rFonts w:ascii="Arial" w:hAnsi="Arial" w:cs="Arial"/>
         </w:rPr>
-        <w:t xml:space="preserve"> Las credenciales demo (Dueño Donde Juanita, Botillería Don Pepe, Peluquería La Esquina) operan con fines didácticos sobre datos </w:t>
-      </w:r>
-      <w:proofErr w:type="spellStart"/>
-      <w:r>
-        <w:rPr>
-          <w:rFonts w:ascii="Arial" w:hAnsi="Arial" w:cs="Arial"/>
-        </w:rPr>
-        <w:t>pre-poblados</w:t>
-      </w:r>
-      <w:proofErr w:type="spellEnd"/>
-      <w:r>
-        <w:rPr>
-          <w:rFonts w:ascii="Arial" w:hAnsi="Arial" w:cs="Arial"/>
-        </w:rPr>
-        <w:t>. Se confirmó que en el ambiente productivo las contraseñas administrativas por defecto se deshabilitan automáticamente cuando NODE_ENV=</w:t>
-      </w:r>
-      <w:proofErr w:type="spellStart"/>
-      <w:r>
-        <w:rPr>
-          <w:rFonts w:ascii="Arial" w:hAnsi="Arial" w:cs="Arial"/>
-        </w:rPr>
-        <w:t>production</w:t>
-      </w:r>
-      <w:proofErr w:type="spellEnd"/>
-      <w:r>
-        <w:rPr>
-          <w:rFonts w:ascii="Arial" w:hAnsi="Arial" w:cs="Arial"/>
-        </w:rPr>
-        <w:t>.</w:t>
+        <w:t xml:space="preserve"> Las credenciales demo (Dueño Donde Juanita, Botillería Don Pepe, Peluquería La Esquina) operan con fines didácticos sobre datos pre-poblados. Se confirmó que en el ambiente productivo las contraseñas administrativas por defecto se deshabilitan automáticamente cuando NODE_ENV=production.</w:t>
       </w:r>
     </w:p>
     <w:p>
@@ -18871,21 +14941,7 @@
         <w:rPr>
           <w:rFonts w:ascii="Arial" w:hAnsi="Arial" w:cs="Arial"/>
         </w:rPr>
-        <w:t xml:space="preserve">La evidencia del proyecto corresponde a la revisión versionada del repositorio (Equipo </w:t>
-      </w:r>
-      <w:proofErr w:type="spellStart"/>
-      <w:r>
-        <w:rPr>
-          <w:rFonts w:ascii="Arial" w:hAnsi="Arial" w:cs="Arial"/>
-        </w:rPr>
-        <w:t>Localito</w:t>
-      </w:r>
-      <w:proofErr w:type="spellEnd"/>
-      <w:r>
-        <w:rPr>
-          <w:rFonts w:ascii="Arial" w:hAnsi="Arial" w:cs="Arial"/>
-        </w:rPr>
-        <w:t>, 2026). Las normas se consultaron mediante sus resúmenes públicos; no se declara certificación. Las fuentes web fueron consultadas durante esta revisión, del 03 al 04 de octubre de 2026.</w:t>
+        <w:t>Las normas se consultaron mediante sus resúmenes públicos; no se declara certificación. Las fuentes web fueron consultadas durante esta revisión, del 03 al 04 de octubre de 2026.</w:t>
       </w:r>
     </w:p>
     <w:p>
@@ -18894,63 +14950,27 @@
         <w:ind w:left="432" w:hanging="432"/>
         <w:rPr>
           <w:rFonts w:ascii="Arial" w:hAnsi="Arial" w:cs="Arial"/>
-        </w:rPr>
-      </w:pPr>
-      <w:r>
-        <w:rPr>
-          <w:rFonts w:ascii="Arial" w:hAnsi="Arial" w:cs="Arial"/>
-        </w:rPr>
-        <w:t xml:space="preserve">Equipo </w:t>
-      </w:r>
-      <w:proofErr w:type="spellStart"/>
-      <w:r>
-        <w:rPr>
-          <w:rFonts w:ascii="Arial" w:hAnsi="Arial" w:cs="Arial"/>
-        </w:rPr>
-        <w:t>Localito</w:t>
-      </w:r>
-      <w:proofErr w:type="spellEnd"/>
-      <w:r>
-        <w:rPr>
-          <w:rFonts w:ascii="Arial" w:hAnsi="Arial" w:cs="Arial"/>
-        </w:rPr>
-        <w:t xml:space="preserve"> (2026). </w:t>
-      </w:r>
-      <w:proofErr w:type="spellStart"/>
+          <w:lang w:val="en-US"/>
+        </w:rPr>
+      </w:pPr>
+      <w:r>
+        <w:rPr>
+          <w:rFonts w:ascii="Arial" w:hAnsi="Arial" w:cs="Arial"/>
+        </w:rPr>
+        <w:t xml:space="preserve">GitHub (s. f.). </w:t>
+      </w:r>
       <w:r>
         <w:rPr>
           <w:rFonts w:ascii="Arial" w:hAnsi="Arial" w:cs="Arial"/>
           <w:i/>
-        </w:rPr>
-        <w:t>LocalitoSaaS</w:t>
-      </w:r>
-      <w:proofErr w:type="spellEnd"/>
-      <w:r>
-        <w:rPr>
-          <w:rFonts w:ascii="Arial" w:hAnsi="Arial" w:cs="Arial"/>
-          <w:i/>
-        </w:rPr>
-        <w:t xml:space="preserve"> [Código y documentación, </w:t>
-      </w:r>
-      <w:proofErr w:type="spellStart"/>
-      <w:r>
-        <w:rPr>
-          <w:rFonts w:ascii="Arial" w:hAnsi="Arial" w:cs="Arial"/>
-          <w:i/>
-        </w:rPr>
-        <w:t>commit</w:t>
-      </w:r>
-      <w:proofErr w:type="spellEnd"/>
-      <w:r>
-        <w:rPr>
-          <w:rFonts w:ascii="Arial" w:hAnsi="Arial" w:cs="Arial"/>
-          <w:i/>
-        </w:rPr>
-        <w:t xml:space="preserve"> ddb9956cf35cfb2035f62528299fd6bb2c9b7d5c]</w:t>
-      </w:r>
-      <w:r>
-        <w:rPr>
-          <w:rFonts w:ascii="Arial" w:hAnsi="Arial" w:cs="Arial"/>
+          <w:lang w:val="en-US"/>
+        </w:rPr>
+        <w:t>About READMEs</w:t>
+      </w:r>
+      <w:r>
+        <w:rPr>
+          <w:rFonts w:ascii="Arial" w:hAnsi="Arial" w:cs="Arial"/>
+          <w:lang w:val="en-US"/>
         </w:rPr>
         <w:t xml:space="preserve">. </w:t>
       </w:r>
@@ -18958,68 +14978,15 @@
         <w:r>
           <w:rPr>
             <w:rFonts w:ascii="Arial" w:hAnsi="Arial" w:cs="Arial"/>
-          </w:rPr>
-          <w:t>https://github.com/CamiloGonzalezSt/LocalitoSaaS/tree/ddb9956cf35cfb2035f62528299fd6bb2c9b7d5c</w:t>
-        </w:r>
-      </w:hyperlink>
-    </w:p>
-    <w:p>
-      <w:pPr>
-        <w:keepLines/>
-        <w:ind w:left="432" w:hanging="432"/>
-        <w:rPr>
-          <w:rFonts w:ascii="Arial" w:hAnsi="Arial" w:cs="Arial"/>
-        </w:rPr>
-      </w:pPr>
-      <w:r>
-        <w:rPr>
-          <w:rFonts w:ascii="Arial" w:hAnsi="Arial" w:cs="Arial"/>
-        </w:rPr>
-        <w:t xml:space="preserve">GitHub (s. f.). </w:t>
-      </w:r>
-      <w:proofErr w:type="spellStart"/>
-      <w:r>
-        <w:rPr>
-          <w:rFonts w:ascii="Arial" w:hAnsi="Arial" w:cs="Arial"/>
-          <w:i/>
-        </w:rPr>
-        <w:t>About</w:t>
-      </w:r>
-      <w:proofErr w:type="spellEnd"/>
-      <w:r>
-        <w:rPr>
-          <w:rFonts w:ascii="Arial" w:hAnsi="Arial" w:cs="Arial"/>
-          <w:i/>
-        </w:rPr>
-        <w:t xml:space="preserve"> </w:t>
-      </w:r>
-      <w:proofErr w:type="spellStart"/>
-      <w:r>
-        <w:rPr>
-          <w:rFonts w:ascii="Arial" w:hAnsi="Arial" w:cs="Arial"/>
-          <w:i/>
-        </w:rPr>
-        <w:t>READMEs</w:t>
-      </w:r>
-      <w:proofErr w:type="spellEnd"/>
-      <w:r>
-        <w:rPr>
-          <w:rFonts w:ascii="Arial" w:hAnsi="Arial" w:cs="Arial"/>
-        </w:rPr>
-        <w:t xml:space="preserve">. </w:t>
-      </w:r>
-      <w:hyperlink r:id="rId39">
-        <w:r>
-          <w:rPr>
-            <w:rFonts w:ascii="Arial" w:hAnsi="Arial" w:cs="Arial"/>
+            <w:lang w:val="en-US"/>
           </w:rPr>
           <w:t>https://docs.github.com/en/repositories/managing-your-repositorys-settings-and-features/customizing-your-repository/about-readmes</w:t>
         </w:r>
       </w:hyperlink>
     </w:p>
     <w:sectPr>
-      <w:headerReference w:type="default" r:id="rId40"/>
-      <w:footerReference w:type="default" r:id="rId41"/>
+      <w:headerReference w:type="default" r:id="rId39"/>
+      <w:footerReference w:type="default" r:id="rId40"/>
       <w:pgSz w:w="12240" w:h="15840"/>
       <w:pgMar w:top="1195" w:right="1296" w:bottom="1195" w:left="1296" w:header="518" w:footer="518" w:gutter="0"/>
       <w:cols w:space="720"/>
